--- a/006_TelemetryWebServer/Principle.docx
+++ b/006_TelemetryWebServer/Principle.docx
@@ -417,7 +417,6 @@
         </w:rPr>
       </w:pPr>
       <w:proofErr w:type="spellStart"/>
-      <w:proofErr w:type="gramStart"/>
       <w:r>
         <w:rPr>
           <w:lang w:val="en-GB"/>
@@ -425,7 +424,6 @@
         <w:t>client.println</w:t>
       </w:r>
       <w:proofErr w:type="spellEnd"/>
-      <w:proofErr w:type="gramEnd"/>
       <w:r>
         <w:rPr>
           <w:lang w:val="en-GB"/>
@@ -797,91 +795,35 @@
         <w:rPr>
           <w:lang w:val="en-GB"/>
         </w:rPr>
-        <w:t xml:space="preserve">  </w:t>
-      </w:r>
-      <w:proofErr w:type="gramStart"/>
-      <w:r>
-        <w:rPr>
-          <w:lang w:val="en-GB"/>
-        </w:rPr>
-        <w:t>fetch(</w:t>
-      </w:r>
-      <w:proofErr w:type="gramEnd"/>
-      <w:r>
-        <w:rPr>
-          <w:lang w:val="en-GB"/>
-        </w:rPr>
-        <w:t>'http://YOUR_PUBLIC_IP/LED_BUILTIN/' + state)</w:t>
-      </w:r>
-    </w:p>
-    <w:p>
-      <w:pPr>
-        <w:pStyle w:val="Textbody"/>
-        <w:rPr>
-          <w:lang w:val="en-GB"/>
-        </w:rPr>
-      </w:pPr>
-      <w:r>
-        <w:rPr>
-          <w:lang w:val="en-GB"/>
-        </w:rPr>
-        <w:t xml:space="preserve">    </w:t>
-      </w:r>
-      <w:proofErr w:type="gramStart"/>
-      <w:r>
-        <w:rPr>
-          <w:lang w:val="en-GB"/>
-        </w:rPr>
-        <w:t>.then</w:t>
-      </w:r>
-      <w:proofErr w:type="gramEnd"/>
-      <w:r>
-        <w:rPr>
-          <w:lang w:val="en-GB"/>
-        </w:rPr>
-        <w:t>(response =&gt; console.log("Success!"))</w:t>
-      </w:r>
-    </w:p>
-    <w:p>
-      <w:pPr>
-        <w:pStyle w:val="Textbody"/>
-        <w:rPr>
-          <w:lang w:val="en-GB"/>
-        </w:rPr>
-      </w:pPr>
-      <w:r>
-        <w:rPr>
-          <w:lang w:val="en-GB"/>
-        </w:rPr>
-        <w:t xml:space="preserve">    </w:t>
-      </w:r>
-      <w:proofErr w:type="gramStart"/>
-      <w:r>
-        <w:rPr>
-          <w:lang w:val="en-GB"/>
-        </w:rPr>
-        <w:t>.catch</w:t>
-      </w:r>
-      <w:proofErr w:type="gramEnd"/>
-      <w:r>
-        <w:rPr>
-          <w:lang w:val="en-GB"/>
-        </w:rPr>
-        <w:t xml:space="preserve">(error =&gt; </w:t>
-      </w:r>
-      <w:proofErr w:type="gramStart"/>
-      <w:r>
-        <w:rPr>
-          <w:lang w:val="en-GB"/>
-        </w:rPr>
-        <w:t>console.log(</w:t>
-      </w:r>
-      <w:proofErr w:type="gramEnd"/>
-      <w:r>
-        <w:rPr>
-          <w:lang w:val="en-GB"/>
-        </w:rPr>
-        <w:t>"Error:", error));</w:t>
+        <w:t xml:space="preserve">  fetch('http://YOUR_PUBLIC_IP/LED_BUILTIN/' + state)</w:t>
+      </w:r>
+    </w:p>
+    <w:p>
+      <w:pPr>
+        <w:pStyle w:val="Textbody"/>
+        <w:rPr>
+          <w:lang w:val="en-GB"/>
+        </w:rPr>
+      </w:pPr>
+      <w:r>
+        <w:rPr>
+          <w:lang w:val="en-GB"/>
+        </w:rPr>
+        <w:t xml:space="preserve">    .then(response =&gt; console.log("Success!"))</w:t>
+      </w:r>
+    </w:p>
+    <w:p>
+      <w:pPr>
+        <w:pStyle w:val="Textbody"/>
+        <w:rPr>
+          <w:lang w:val="en-GB"/>
+        </w:rPr>
+      </w:pPr>
+      <w:r>
+        <w:rPr>
+          <w:lang w:val="en-GB"/>
+        </w:rPr>
+        <w:t xml:space="preserve">    .catch(error =&gt; console.log("Error:", error));</w:t>
       </w:r>
     </w:p>
     <w:p>
@@ -1384,21 +1326,7 @@
         <w:rPr>
           <w:lang w:val="en-GB"/>
         </w:rPr>
-        <w:t xml:space="preserve"> Inside the HTML, you write a small script using the </w:t>
-      </w:r>
-      <w:proofErr w:type="gramStart"/>
-      <w:r>
-        <w:rPr>
-          <w:lang w:val="en-GB"/>
-        </w:rPr>
-        <w:t>fetch(</w:t>
-      </w:r>
-      <w:proofErr w:type="gramEnd"/>
-      <w:r>
-        <w:rPr>
-          <w:lang w:val="en-GB"/>
-        </w:rPr>
-        <w:t>) command. When you click a button, this script sends a "shout" over the internet to your Arduino's specific address.</w:t>
+        <w:t xml:space="preserve"> Inside the HTML, you write a small script using the fetch() command. When you click a button, this script sends a "shout" over the internet to your Arduino's specific address.</w:t>
       </w:r>
     </w:p>
     <w:p>
@@ -1990,23 +1918,7 @@
           <w:lang w:val="en-GB"/>
         </w:rPr>
         <w:lastRenderedPageBreak/>
-        <w:t xml:space="preserve">what is </w:t>
-      </w:r>
-      <w:proofErr w:type="gramStart"/>
-      <w:r>
-        <w:rPr>
-          <w:highlight w:val="yellow"/>
-          <w:lang w:val="en-GB"/>
-        </w:rPr>
-        <w:t>a</w:t>
-      </w:r>
-      <w:proofErr w:type="gramEnd"/>
-      <w:r>
-        <w:rPr>
-          <w:highlight w:val="yellow"/>
-          <w:lang w:val="en-GB"/>
-        </w:rPr>
-        <w:t xml:space="preserve"> API?</w:t>
+        <w:t>what is a API?</w:t>
       </w:r>
     </w:p>
     <w:p>
@@ -2802,7 +2714,6 @@
           <w:lang w:val="en-GB"/>
         </w:rPr>
       </w:pPr>
-      <w:proofErr w:type="gramStart"/>
       <w:r>
         <w:rPr>
           <w:highlight w:val="yellow"/>
@@ -2816,15 +2727,7 @@
           <w:highlight w:val="yellow"/>
           <w:lang w:val="en-GB"/>
         </w:rPr>
-        <w:t>o</w:t>
-      </w:r>
-      <w:proofErr w:type="gramEnd"/>
-      <w:r>
-        <w:rPr>
-          <w:highlight w:val="yellow"/>
-          <w:lang w:val="en-GB"/>
-        </w:rPr>
-        <w:t xml:space="preserve"> the node.js is the API between my HTML and the </w:t>
+        <w:t xml:space="preserve">o the node.js is the API between my HTML and the </w:t>
       </w:r>
       <w:proofErr w:type="spellStart"/>
       <w:r>
@@ -3401,7 +3304,6 @@
         </w:rPr>
       </w:pPr>
       <w:proofErr w:type="spellStart"/>
-      <w:proofErr w:type="gramStart"/>
       <w:r>
         <w:rPr>
           <w:lang w:val="en-GB"/>
@@ -3413,14 +3315,7 @@
         <w:rPr>
           <w:lang w:val="en-GB"/>
         </w:rPr>
-        <w:t>(</w:t>
-      </w:r>
-      <w:proofErr w:type="gramEnd"/>
-      <w:r>
-        <w:rPr>
-          <w:lang w:val="en-GB"/>
-        </w:rPr>
-        <w:t>'/turn-on-led', (</w:t>
+        <w:t>('/turn-on-led', (</w:t>
       </w:r>
       <w:proofErr w:type="spellStart"/>
       <w:r>
@@ -3480,7 +3375,6 @@
         <w:t xml:space="preserve">    </w:t>
       </w:r>
       <w:proofErr w:type="spellStart"/>
-      <w:proofErr w:type="gramStart"/>
       <w:r>
         <w:rPr>
           <w:lang w:val="en-GB"/>
@@ -3488,7 +3382,6 @@
         <w:t>res.send</w:t>
       </w:r>
       <w:proofErr w:type="spellEnd"/>
-      <w:proofErr w:type="gramEnd"/>
       <w:r>
         <w:rPr>
           <w:lang w:val="en-GB"/>
@@ -4469,18 +4362,8 @@
                 <w:bCs/>
                 <w:lang w:val="en-GB"/>
               </w:rPr>
-              <w:t xml:space="preserve">Your </w:t>
+              <w:t>Your Laptop</w:t>
             </w:r>
-            <w:proofErr w:type="gramStart"/>
-            <w:r>
-              <w:rPr>
-                <w:b/>
-                <w:bCs/>
-                <w:lang w:val="en-GB"/>
-              </w:rPr>
-              <w:t>Laptop</w:t>
-            </w:r>
-            <w:proofErr w:type="gramEnd"/>
           </w:p>
         </w:tc>
         <w:tc>
@@ -4801,21 +4684,7 @@
         <w:rPr>
           <w:lang w:val="en-GB"/>
         </w:rPr>
-        <w:t xml:space="preserve">If you move Node.js from your laptop to the Cloud, you just change one line in your HTML (the URL in the </w:t>
-      </w:r>
-      <w:proofErr w:type="gramStart"/>
-      <w:r>
-        <w:rPr>
-          <w:lang w:val="en-GB"/>
-        </w:rPr>
-        <w:t>fetch(</w:t>
-      </w:r>
-      <w:proofErr w:type="gramEnd"/>
-      <w:r>
-        <w:rPr>
-          <w:lang w:val="en-GB"/>
-        </w:rPr>
-        <w:t>) command), and everything keeps working!</w:t>
+        <w:t>If you move Node.js from your laptop to the Cloud, you just change one line in your HTML (the URL in the fetch() command), and everything keeps working!</w:t>
       </w:r>
     </w:p>
     <w:p>
@@ -5177,7 +5046,6 @@
         </w:rPr>
       </w:pPr>
       <w:proofErr w:type="spellStart"/>
-      <w:proofErr w:type="gramStart"/>
       <w:r>
         <w:rPr>
           <w:rStyle w:val="SourceText"/>
@@ -5186,7 +5054,6 @@
         <w:t>client.println</w:t>
       </w:r>
       <w:proofErr w:type="spellEnd"/>
-      <w:proofErr w:type="gramEnd"/>
       <w:r>
         <w:rPr>
           <w:rStyle w:val="SourceText"/>
@@ -5533,86 +5400,8 @@
         <w:rPr>
           <w:lang w:val="en-GB"/>
         </w:rPr>
-        <w:t xml:space="preserve">(state) </w:t>
-      </w:r>
-      <w:proofErr w:type="gramStart"/>
-      <w:r>
-        <w:rPr>
-          <w:lang w:val="en-GB"/>
-        </w:rPr>
-        <w:t>{ /</w:t>
-      </w:r>
-      <w:proofErr w:type="gramEnd"/>
-      <w:r>
-        <w:rPr>
-          <w:lang w:val="en-GB"/>
-        </w:rPr>
-        <w:t>/ Replace with your Public IP address </w:t>
-      </w:r>
-      <w:proofErr w:type="gramStart"/>
-      <w:r>
-        <w:rPr>
-          <w:lang w:val="en-GB"/>
-        </w:rPr>
-        <w:t>fetch(</w:t>
-      </w:r>
-      <w:proofErr w:type="gramEnd"/>
-      <w:r>
-        <w:rPr>
-          <w:lang w:val="en-GB"/>
-        </w:rPr>
-        <w:t>'http://YOUR_PUBLIC_IP/LED_BUILTIN/' + state</w:t>
-      </w:r>
-      <w:proofErr w:type="gramStart"/>
-      <w:r>
-        <w:rPr>
-          <w:lang w:val="en-GB"/>
-        </w:rPr>
-        <w:t>) .then</w:t>
-      </w:r>
-      <w:proofErr w:type="gramEnd"/>
-      <w:r>
-        <w:rPr>
-          <w:lang w:val="en-GB"/>
-        </w:rPr>
-        <w:t>(response =&gt; console.log("Success!")) </w:t>
-      </w:r>
-      <w:proofErr w:type="gramStart"/>
-      <w:r>
-        <w:rPr>
-          <w:lang w:val="en-GB"/>
-        </w:rPr>
-        <w:t>.catch</w:t>
-      </w:r>
-      <w:proofErr w:type="gramEnd"/>
-      <w:r>
-        <w:rPr>
-          <w:lang w:val="en-GB"/>
-        </w:rPr>
-        <w:t xml:space="preserve">(error =&gt; </w:t>
-      </w:r>
-      <w:proofErr w:type="gramStart"/>
-      <w:r>
-        <w:rPr>
-          <w:lang w:val="en-GB"/>
-        </w:rPr>
-        <w:t>console.log(</w:t>
-      </w:r>
-      <w:proofErr w:type="gramEnd"/>
-      <w:r>
-        <w:rPr>
-          <w:lang w:val="en-GB"/>
-        </w:rPr>
-        <w:t>"Error:", error))</w:t>
-      </w:r>
-      <w:proofErr w:type="gramStart"/>
-      <w:r>
-        <w:rPr>
-          <w:lang w:val="en-GB"/>
-        </w:rPr>
-        <w:t>; }</w:t>
-      </w:r>
-      <w:proofErr w:type="gramEnd"/>
+        <w:t>(state) { // Replace with your Public IP address fetch('http://YOUR_PUBLIC_IP/LED_BUILTIN/' + state) .then(response =&gt; console.log("Success!")) .catch(error =&gt; console.log("Error:", error)); }</w:t>
+      </w:r>
     </w:p>
     <w:p>
       <w:pPr>
@@ -5873,23 +5662,7 @@
           <w:lang w:val="en-GB"/>
         </w:rPr>
         <w:lastRenderedPageBreak/>
-        <w:t xml:space="preserve">can you read this </w:t>
-      </w:r>
-      <w:proofErr w:type="gramStart"/>
-      <w:r>
-        <w:rPr>
-          <w:highlight w:val="yellow"/>
-          <w:lang w:val="en-GB"/>
-        </w:rPr>
-        <w:t>folder :</w:t>
-      </w:r>
-      <w:proofErr w:type="gramEnd"/>
-      <w:r>
-        <w:rPr>
-          <w:highlight w:val="yellow"/>
-          <w:lang w:val="en-GB"/>
-        </w:rPr>
-        <w:t xml:space="preserve"> C:\Users\dalia\OneDrive\Documents\Arduino\402_ControlTheLEDFromTheInternet?</w:t>
+        <w:t>can you read this folder : C:\Users\dalia\OneDrive\Documents\Arduino\402_ControlTheLEDFromTheInternet?</w:t>
       </w:r>
     </w:p>
     <w:p>
@@ -6148,7 +5921,6 @@
         <w:t> + package-</w:t>
       </w:r>
       <w:proofErr w:type="spellStart"/>
-      <w:proofErr w:type="gramStart"/>
       <w:r>
         <w:rPr>
           <w:lang w:val="en-GB"/>
@@ -6156,7 +5928,6 @@
         <w:t>lock.json</w:t>
       </w:r>
       <w:proofErr w:type="spellEnd"/>
-      <w:proofErr w:type="gramEnd"/>
       <w:r>
         <w:rPr>
           <w:lang w:val="en-GB"/>
@@ -6581,7 +6352,7 @@
           <w:lang w:val="en-GB"/>
         </w:rPr>
         <w:pict w14:anchorId="7F49A29C">
-          <v:rect id="_x0000_i1144" style="width:0;height:1.5pt" o:hralign="center" o:hrstd="t" o:hr="t" fillcolor="#a0a0a0" stroked="f"/>
+          <v:rect id="_x0000_i1049" style="width:0;height:1.5pt" o:hralign="center" o:hrstd="t" o:hr="t" fillcolor="#a0a0a0" stroked="f"/>
         </w:pict>
       </w:r>
     </w:p>
@@ -6732,6 +6503,7 @@
       </w:pPr>
       <w:r>
         <w:rPr>
+          <w:noProof/>
           <w:lang w:val="en-GB"/>
         </w:rPr>
         <w:lastRenderedPageBreak/>
@@ -6825,7 +6597,7 @@
           <w:lang w:val="en-GB"/>
         </w:rPr>
         <w:pict w14:anchorId="08BC18F3">
-          <v:rect id="_x0000_i1146" style="width:0;height:1.5pt" o:hralign="center" o:hrstd="t" o:hr="t" fillcolor="#a0a0a0" stroked="f"/>
+          <v:rect id="_x0000_i1050" style="width:0;height:1.5pt" o:hralign="center" o:hrstd="t" o:hr="t" fillcolor="#a0a0a0" stroked="f"/>
         </w:pict>
       </w:r>
     </w:p>
@@ -6995,7 +6767,6 @@
         <w:t xml:space="preserve"> It keeps track of every tool your project needs in a file called </w:t>
       </w:r>
       <w:proofErr w:type="spellStart"/>
-      <w:proofErr w:type="gramStart"/>
       <w:r>
         <w:rPr>
           <w:lang w:val="en-GB"/>
@@ -7003,7 +6774,6 @@
         <w:t>package.json</w:t>
       </w:r>
       <w:proofErr w:type="spellEnd"/>
-      <w:proofErr w:type="gramEnd"/>
       <w:r>
         <w:rPr>
           <w:lang w:val="en-GB"/>
@@ -7037,7 +6807,7 @@
           <w:lang w:val="en-GB"/>
         </w:rPr>
         <w:pict w14:anchorId="3315E7A9">
-          <v:rect id="_x0000_i1147" style="width:0;height:1.5pt" o:hralign="center" o:hrstd="t" o:hr="t" fillcolor="#a0a0a0" stroked="f"/>
+          <v:rect id="_x0000_i1051" style="width:0;height:1.5pt" o:hralign="center" o:hrstd="t" o:hr="t" fillcolor="#a0a0a0" stroked="f"/>
         </w:pict>
       </w:r>
     </w:p>
@@ -7716,54 +7486,29 @@
           <w:lang w:val="en-GB"/>
         </w:rPr>
       </w:pPr>
-      <w:proofErr w:type="gramStart"/>
       <w:r>
         <w:rPr>
           <w:highlight w:val="yellow"/>
           <w:lang w:val="en-GB"/>
         </w:rPr>
         <w:lastRenderedPageBreak/>
-        <w:t>so</w:t>
-      </w:r>
-      <w:proofErr w:type="gramEnd"/>
+        <w:t xml:space="preserve">so when I installed node. </w:t>
+      </w:r>
+      <w:proofErr w:type="spellStart"/>
       <w:r>
         <w:rPr>
           <w:highlight w:val="yellow"/>
           <w:lang w:val="en-GB"/>
         </w:rPr>
-        <w:t xml:space="preserve"> when I installed node. </w:t>
-      </w:r>
-      <w:proofErr w:type="spellStart"/>
+        <w:t>js</w:t>
+      </w:r>
+      <w:proofErr w:type="spellEnd"/>
       <w:r>
         <w:rPr>
           <w:highlight w:val="yellow"/>
           <w:lang w:val="en-GB"/>
         </w:rPr>
-        <w:t>js</w:t>
-      </w:r>
-      <w:proofErr w:type="spellEnd"/>
-      <w:r>
-        <w:rPr>
-          <w:highlight w:val="yellow"/>
-          <w:lang w:val="en-GB"/>
-        </w:rPr>
-        <w:t xml:space="preserve"> last time, I created </w:t>
-      </w:r>
-      <w:proofErr w:type="gramStart"/>
-      <w:r>
-        <w:rPr>
-          <w:highlight w:val="yellow"/>
-          <w:lang w:val="en-GB"/>
-        </w:rPr>
-        <w:t>he</w:t>
-      </w:r>
-      <w:proofErr w:type="gramEnd"/>
-      <w:r>
-        <w:rPr>
-          <w:highlight w:val="yellow"/>
-          <w:lang w:val="en-GB"/>
-        </w:rPr>
-        <w:t xml:space="preserve"> </w:t>
+        <w:t xml:space="preserve"> last time, I created he </w:t>
       </w:r>
       <w:proofErr w:type="spellStart"/>
       <w:r>
@@ -7882,7 +7627,6 @@
         <w:t>updates/creates package-</w:t>
       </w:r>
       <w:proofErr w:type="spellStart"/>
-      <w:proofErr w:type="gramStart"/>
       <w:r>
         <w:rPr>
           <w:lang w:val="en-GB"/>
@@ -7890,7 +7634,6 @@
         <w:t>lock.json</w:t>
       </w:r>
       <w:proofErr w:type="spellEnd"/>
-      <w:proofErr w:type="gramEnd"/>
     </w:p>
     <w:p>
       <w:pPr>
@@ -7952,7 +7695,6 @@
         <w:t>Keep </w:t>
       </w:r>
       <w:proofErr w:type="spellStart"/>
-      <w:proofErr w:type="gramStart"/>
       <w:r>
         <w:rPr>
           <w:lang w:val="en-GB"/>
@@ -7960,7 +7702,6 @@
         <w:t>package.json</w:t>
       </w:r>
       <w:proofErr w:type="spellEnd"/>
-      <w:proofErr w:type="gramEnd"/>
       <w:r>
         <w:rPr>
           <w:lang w:val="en-GB"/>
@@ -7968,7 +7709,6 @@
         <w:t> and package-</w:t>
       </w:r>
       <w:proofErr w:type="spellStart"/>
-      <w:proofErr w:type="gramStart"/>
       <w:r>
         <w:rPr>
           <w:lang w:val="en-GB"/>
@@ -7976,7 +7716,6 @@
         <w:t>lock.json</w:t>
       </w:r>
       <w:proofErr w:type="spellEnd"/>
-      <w:proofErr w:type="gramEnd"/>
       <w:r>
         <w:rPr>
           <w:lang w:val="en-GB"/>
@@ -8099,7 +7838,6 @@
         <w:t xml:space="preserve">how my </w:t>
       </w:r>
       <w:proofErr w:type="spellStart"/>
-      <w:proofErr w:type="gramStart"/>
       <w:r>
         <w:rPr>
           <w:highlight w:val="yellow"/>
@@ -8108,7 +7846,6 @@
         <w:t>package.json</w:t>
       </w:r>
       <w:proofErr w:type="spellEnd"/>
-      <w:proofErr w:type="gramEnd"/>
       <w:r>
         <w:rPr>
           <w:highlight w:val="yellow"/>
@@ -8173,7 +7910,6 @@
         </w:rPr>
       </w:pPr>
       <w:proofErr w:type="spellStart"/>
-      <w:proofErr w:type="gramStart"/>
       <w:r>
         <w:rPr>
           <w:lang w:val="en-GB"/>
@@ -8181,7 +7917,6 @@
         <w:t>package.json</w:t>
       </w:r>
       <w:proofErr w:type="spellEnd"/>
-      <w:proofErr w:type="gramEnd"/>
       <w:r>
         <w:rPr>
           <w:lang w:val="en-GB"/>
@@ -8293,7 +8028,6 @@
         <w:t>package-</w:t>
       </w:r>
       <w:proofErr w:type="spellStart"/>
-      <w:proofErr w:type="gramStart"/>
       <w:r>
         <w:rPr>
           <w:lang w:val="en-GB"/>
@@ -8301,7 +8035,6 @@
         <w:t>lock.json</w:t>
       </w:r>
       <w:proofErr w:type="spellEnd"/>
-      <w:proofErr w:type="gramEnd"/>
       <w:r>
         <w:rPr>
           <w:lang w:val="en-GB"/>
@@ -8401,7 +8134,6 @@
         </w:rPr>
       </w:pPr>
       <w:proofErr w:type="spellStart"/>
-      <w:proofErr w:type="gramStart"/>
       <w:r>
         <w:rPr>
           <w:lang w:val="en-GB"/>
@@ -8409,7 +8141,6 @@
         <w:t>package.json</w:t>
       </w:r>
       <w:proofErr w:type="spellEnd"/>
-      <w:proofErr w:type="gramEnd"/>
       <w:r>
         <w:rPr>
           <w:lang w:val="en-GB"/>
@@ -8435,7 +8166,6 @@
         <w:t>package-</w:t>
       </w:r>
       <w:proofErr w:type="spellStart"/>
-      <w:proofErr w:type="gramStart"/>
       <w:r>
         <w:rPr>
           <w:lang w:val="en-GB"/>
@@ -8443,7 +8173,6 @@
         <w:t>lock.json</w:t>
       </w:r>
       <w:proofErr w:type="spellEnd"/>
-      <w:proofErr w:type="gramEnd"/>
       <w:r>
         <w:rPr>
           <w:lang w:val="en-GB"/>
@@ -8465,7 +8194,6 @@
         <w:t>If you want, I can quickly explain the key fields in your current </w:t>
       </w:r>
       <w:proofErr w:type="spellStart"/>
-      <w:proofErr w:type="gramStart"/>
       <w:r>
         <w:rPr>
           <w:lang w:val="en-GB"/>
@@ -8473,7 +8201,6 @@
         <w:t>package.json</w:t>
       </w:r>
       <w:proofErr w:type="spellEnd"/>
-      <w:proofErr w:type="gramEnd"/>
       <w:r>
         <w:rPr>
           <w:lang w:val="en-GB"/>
@@ -8496,21 +8223,12 @@
           <w:lang w:val="en-GB"/>
         </w:rPr>
       </w:pPr>
-      <w:proofErr w:type="gramStart"/>
       <w:r>
         <w:rPr>
           <w:highlight w:val="yellow"/>
           <w:lang w:val="en-GB"/>
         </w:rPr>
-        <w:t>so</w:t>
-      </w:r>
-      <w:proofErr w:type="gramEnd"/>
-      <w:r>
-        <w:rPr>
-          <w:highlight w:val="yellow"/>
-          <w:lang w:val="en-GB"/>
-        </w:rPr>
-        <w:t xml:space="preserve"> these </w:t>
+        <w:t xml:space="preserve">so these </w:t>
       </w:r>
       <w:proofErr w:type="spellStart"/>
       <w:r>
@@ -8569,7 +8287,6 @@
         </w:rPr>
       </w:pPr>
       <w:proofErr w:type="spellStart"/>
-      <w:proofErr w:type="gramStart"/>
       <w:r>
         <w:rPr>
           <w:lang w:val="en-GB"/>
@@ -8577,7 +8294,6 @@
         <w:t>package.json</w:t>
       </w:r>
       <w:proofErr w:type="spellEnd"/>
-      <w:proofErr w:type="gramEnd"/>
       <w:r>
         <w:rPr>
           <w:lang w:val="en-GB"/>
@@ -8603,7 +8319,6 @@
         <w:t>package-</w:t>
       </w:r>
       <w:proofErr w:type="spellStart"/>
-      <w:proofErr w:type="gramStart"/>
       <w:r>
         <w:rPr>
           <w:lang w:val="en-GB"/>
@@ -8611,7 +8326,6 @@
         <w:t>lock.json</w:t>
       </w:r>
       <w:proofErr w:type="spellEnd"/>
-      <w:proofErr w:type="gramEnd"/>
       <w:r>
         <w:rPr>
           <w:lang w:val="en-GB"/>
@@ -8737,7 +8451,6 @@
         <w:t>avoid manual edits to package-</w:t>
       </w:r>
       <w:proofErr w:type="spellStart"/>
-      <w:proofErr w:type="gramStart"/>
       <w:r>
         <w:rPr>
           <w:lang w:val="en-GB"/>
@@ -8745,7 +8458,6 @@
         <w:t>lock.json</w:t>
       </w:r>
       <w:proofErr w:type="spellEnd"/>
-      <w:proofErr w:type="gramEnd"/>
       <w:r>
         <w:rPr>
           <w:lang w:val="en-GB"/>
@@ -8870,7 +8582,6 @@
         <w:t>This adds express to </w:t>
       </w:r>
       <w:proofErr w:type="spellStart"/>
-      <w:proofErr w:type="gramStart"/>
       <w:r>
         <w:rPr>
           <w:lang w:val="en-GB"/>
@@ -8878,7 +8589,6 @@
         <w:t>package.json</w:t>
       </w:r>
       <w:proofErr w:type="spellEnd"/>
-      <w:proofErr w:type="gramEnd"/>
       <w:r>
         <w:rPr>
           <w:lang w:val="en-GB"/>
@@ -8912,7 +8622,6 @@
         <w:t> = shortcut commands in </w:t>
       </w:r>
       <w:proofErr w:type="spellStart"/>
-      <w:proofErr w:type="gramStart"/>
       <w:r>
         <w:rPr>
           <w:lang w:val="en-GB"/>
@@ -8920,7 +8629,6 @@
         <w:t>package.json</w:t>
       </w:r>
       <w:proofErr w:type="spellEnd"/>
-      <w:proofErr w:type="gramEnd"/>
       <w:r>
         <w:rPr>
           <w:lang w:val="en-GB"/>
@@ -8960,7 +8668,6 @@
         <w:t>Example in </w:t>
       </w:r>
       <w:proofErr w:type="spellStart"/>
-      <w:proofErr w:type="gramStart"/>
       <w:r>
         <w:rPr>
           <w:lang w:val="en-GB"/>
@@ -8968,7 +8675,6 @@
         <w:t>package.json</w:t>
       </w:r>
       <w:proofErr w:type="spellEnd"/>
-      <w:proofErr w:type="gramEnd"/>
       <w:r>
         <w:rPr>
           <w:lang w:val="en-GB"/>
@@ -9104,7 +8810,6 @@
         <w:t>That’s why </w:t>
       </w:r>
       <w:proofErr w:type="spellStart"/>
-      <w:proofErr w:type="gramStart"/>
       <w:r>
         <w:rPr>
           <w:lang w:val="en-GB"/>
@@ -9112,7 +8817,6 @@
         <w:t>package.json</w:t>
       </w:r>
       <w:proofErr w:type="spellEnd"/>
-      <w:proofErr w:type="gramEnd"/>
       <w:r>
         <w:rPr>
           <w:lang w:val="en-GB"/>
@@ -9211,7 +8915,6 @@
         <w:t>—</w:t>
       </w:r>
       <w:proofErr w:type="spellStart"/>
-      <w:proofErr w:type="gramStart"/>
       <w:r>
         <w:rPr>
           <w:lang w:val="en-GB"/>
@@ -9219,7 +8922,6 @@
         <w:t>package.json</w:t>
       </w:r>
       <w:proofErr w:type="spellEnd"/>
-      <w:proofErr w:type="gramEnd"/>
       <w:r>
         <w:rPr>
           <w:lang w:val="en-GB"/>
@@ -9227,7 +8929,6 @@
         <w:t> and package-</w:t>
       </w:r>
       <w:proofErr w:type="spellStart"/>
-      <w:proofErr w:type="gramStart"/>
       <w:r>
         <w:rPr>
           <w:lang w:val="en-GB"/>
@@ -9235,7 +8936,6 @@
         <w:t>lock.json</w:t>
       </w:r>
       <w:proofErr w:type="spellEnd"/>
-      <w:proofErr w:type="gramEnd"/>
       <w:r>
         <w:rPr>
           <w:lang w:val="en-GB"/>
@@ -9349,7 +9049,6 @@
         <w:t xml:space="preserve"> scripts in </w:t>
       </w:r>
       <w:proofErr w:type="spellStart"/>
-      <w:proofErr w:type="gramStart"/>
       <w:r>
         <w:rPr>
           <w:lang w:val="en-GB"/>
@@ -9357,42 +9056,19 @@
         <w:t>package.json</w:t>
       </w:r>
       <w:proofErr w:type="spellEnd"/>
-      <w:proofErr w:type="gramEnd"/>
-    </w:p>
-    <w:p>
-      <w:pPr>
-        <w:pStyle w:val="Textbody"/>
-        <w:rPr>
-          <w:lang w:val="en-GB"/>
-        </w:rPr>
-      </w:pPr>
-      <w:proofErr w:type="gramStart"/>
-      <w:r>
-        <w:rPr>
-          <w:lang w:val="en-GB"/>
-        </w:rPr>
-        <w:t>So</w:t>
-      </w:r>
-      <w:proofErr w:type="gramEnd"/>
-      <w:r>
-        <w:rPr>
-          <w:lang w:val="en-GB"/>
-        </w:rPr>
-        <w:t xml:space="preserve"> for adding UI features or extra </w:t>
-      </w:r>
-      <w:proofErr w:type="gramStart"/>
-      <w:r>
-        <w:rPr>
-          <w:lang w:val="en-GB"/>
-        </w:rPr>
-        <w:t>fetch(</w:t>
-      </w:r>
-      <w:proofErr w:type="gramEnd"/>
-      <w:r>
-        <w:rPr>
-          <w:lang w:val="en-GB"/>
-        </w:rPr>
-        <w:t>) requests to your existing API, you typically change only:</w:t>
+    </w:p>
+    <w:p>
+      <w:pPr>
+        <w:pStyle w:val="Textbody"/>
+        <w:rPr>
+          <w:lang w:val="en-GB"/>
+        </w:rPr>
+      </w:pPr>
+      <w:r>
+        <w:rPr>
+          <w:lang w:val="en-GB"/>
+        </w:rPr>
+        <w:t>So for adding UI features or extra fetch() requests to your existing API, you typically change only:</w:t>
       </w:r>
     </w:p>
     <w:p>
@@ -9703,14 +9379,7 @@
         <w:rPr>
           <w:lang w:val="en-GB"/>
         </w:rPr>
-        <w:t>Hardware actions -</w:t>
-      </w:r>
-      <w:proofErr w:type="gramStart"/>
-      <w:r>
-        <w:rPr>
-          <w:lang w:val="en-GB"/>
-        </w:rPr>
-        <w:t>&gt; .</w:t>
+        <w:t>Hardware actions -&gt; .</w:t>
       </w:r>
       <w:proofErr w:type="spellStart"/>
       <w:r>
@@ -9720,7 +9389,6 @@
         <w:t>ino</w:t>
       </w:r>
       <w:proofErr w:type="spellEnd"/>
-      <w:proofErr w:type="gramEnd"/>
     </w:p>
     <w:p>
       <w:pPr>
@@ -9817,7 +9485,7 @@
           <w:lang w:val="en-GB"/>
         </w:rPr>
         <w:pict w14:anchorId="7CC4BA60">
-          <v:rect id="_x0000_i1181" style="width:0;height:1.5pt" o:hralign="center" o:hrstd="t" o:hr="t" fillcolor="#a0a0a0" stroked="f"/>
+          <v:rect id="_x0000_i1052" style="width:0;height:1.5pt" o:hralign="center" o:hrstd="t" o:hr="t" fillcolor="#a0a0a0" stroked="f"/>
         </w:pict>
       </w:r>
     </w:p>
@@ -10006,6 +9674,7 @@
       </w:pPr>
       <w:r>
         <w:rPr>
+          <w:noProof/>
           <w:lang w:val="en-GB"/>
         </w:rPr>
         <w:lastRenderedPageBreak/>
@@ -10096,7 +9765,7 @@
           <w:lang w:val="en-GB"/>
         </w:rPr>
         <w:pict w14:anchorId="7C382C22">
-          <v:rect id="_x0000_i1183" style="width:0;height:1.5pt" o:hralign="center" o:hrstd="t" o:hr="t" fillcolor="#a0a0a0" stroked="f"/>
+          <v:rect id="_x0000_i1053" style="width:0;height:1.5pt" o:hralign="center" o:hrstd="t" o:hr="t" fillcolor="#a0a0a0" stroked="f"/>
         </w:pict>
       </w:r>
     </w:p>
@@ -10274,7 +9943,7 @@
           <w:lang w:val="en-GB"/>
         </w:rPr>
         <w:pict w14:anchorId="12020F89">
-          <v:rect id="_x0000_i1184" style="width:0;height:1.5pt" o:hralign="center" o:hrstd="t" o:hr="t" fillcolor="#a0a0a0" stroked="f"/>
+          <v:rect id="_x0000_i1054" style="width:0;height:1.5pt" o:hralign="center" o:hrstd="t" o:hr="t" fillcolor="#a0a0a0" stroked="f"/>
         </w:pict>
       </w:r>
     </w:p>
@@ -10476,7 +10145,7 @@
           <w:lang w:val="en-GB"/>
         </w:rPr>
         <w:pict w14:anchorId="741AC5EB">
-          <v:rect id="_x0000_i1185" style="width:0;height:1.5pt" o:hralign="center" o:hrstd="t" o:hr="t" fillcolor="#a0a0a0" stroked="f"/>
+          <v:rect id="_x0000_i1055" style="width:0;height:1.5pt" o:hralign="center" o:hrstd="t" o:hr="t" fillcolor="#a0a0a0" stroked="f"/>
         </w:pict>
       </w:r>
     </w:p>
@@ -11033,7 +10702,7 @@
           <w:lang w:val="en-GB"/>
         </w:rPr>
         <w:pict w14:anchorId="57966560">
-          <v:rect id="_x0000_i1103" style="width:0;height:1.5pt" o:hralign="center" o:hrstd="t" o:hr="t" fillcolor="#a0a0a0" stroked="f"/>
+          <v:rect id="_x0000_i1056" style="width:0;height:1.5pt" o:hralign="center" o:hrstd="t" o:hr="t" fillcolor="#a0a0a0" stroked="f"/>
         </w:pict>
       </w:r>
     </w:p>
@@ -11117,7 +10786,6 @@
         </w:rPr>
       </w:pPr>
       <w:proofErr w:type="spellStart"/>
-      <w:proofErr w:type="gramStart"/>
       <w:r>
         <w:rPr>
           <w:lang w:val="en-GB"/>
@@ -11125,7 +10793,6 @@
         <w:t>package.json</w:t>
       </w:r>
       <w:proofErr w:type="spellEnd"/>
-      <w:proofErr w:type="gramEnd"/>
       <w:r>
         <w:rPr>
           <w:lang w:val="en-GB"/>
@@ -11133,7 +10800,6 @@
         <w:t> / package-</w:t>
       </w:r>
       <w:proofErr w:type="spellStart"/>
-      <w:proofErr w:type="gramStart"/>
       <w:r>
         <w:rPr>
           <w:lang w:val="en-GB"/>
@@ -11141,7 +10807,6 @@
         <w:t>lock.json</w:t>
       </w:r>
       <w:proofErr w:type="spellEnd"/>
-      <w:proofErr w:type="gramEnd"/>
       <w:r>
         <w:rPr>
           <w:lang w:val="en-GB"/>
@@ -11149,7 +10814,6 @@
         <w:t xml:space="preserve"> (or you can create </w:t>
       </w:r>
       <w:proofErr w:type="spellStart"/>
-      <w:proofErr w:type="gramStart"/>
       <w:r>
         <w:rPr>
           <w:lang w:val="en-GB"/>
@@ -11157,7 +10821,6 @@
         <w:t>package.json</w:t>
       </w:r>
       <w:proofErr w:type="spellEnd"/>
-      <w:proofErr w:type="gramEnd"/>
       <w:r>
         <w:rPr>
           <w:lang w:val="en-GB"/>
@@ -11179,7 +10842,6 @@
         <w:t>If </w:t>
       </w:r>
       <w:proofErr w:type="spellStart"/>
-      <w:proofErr w:type="gramStart"/>
       <w:r>
         <w:rPr>
           <w:lang w:val="en-GB"/>
@@ -11187,7 +10849,6 @@
         <w:t>package.json</w:t>
       </w:r>
       <w:proofErr w:type="spellEnd"/>
-      <w:proofErr w:type="gramEnd"/>
       <w:r>
         <w:rPr>
           <w:lang w:val="en-GB"/>
@@ -11309,7 +10970,6 @@
         </w:rPr>
       </w:pPr>
       <w:proofErr w:type="spellStart"/>
-      <w:proofErr w:type="gramStart"/>
       <w:r>
         <w:rPr>
           <w:lang w:val="en-GB"/>
@@ -11317,7 +10977,6 @@
         <w:t>package.json</w:t>
       </w:r>
       <w:proofErr w:type="spellEnd"/>
-      <w:proofErr w:type="gramEnd"/>
       <w:r>
         <w:rPr>
           <w:lang w:val="en-GB"/>
@@ -11325,7 +10984,6 @@
         <w:t> / package-</w:t>
       </w:r>
       <w:proofErr w:type="spellStart"/>
-      <w:proofErr w:type="gramStart"/>
       <w:r>
         <w:rPr>
           <w:lang w:val="en-GB"/>
@@ -11333,7 +10991,6 @@
         <w:t>lock.json</w:t>
       </w:r>
       <w:proofErr w:type="spellEnd"/>
-      <w:proofErr w:type="gramEnd"/>
       <w:r>
         <w:rPr>
           <w:lang w:val="en-GB"/>
@@ -11341,7 +10998,6 @@
         <w:t xml:space="preserve"> (or you can create </w:t>
       </w:r>
       <w:proofErr w:type="spellStart"/>
-      <w:proofErr w:type="gramStart"/>
       <w:r>
         <w:rPr>
           <w:lang w:val="en-GB"/>
@@ -11349,7 +11005,6 @@
         <w:t>package.json</w:t>
       </w:r>
       <w:proofErr w:type="spellEnd"/>
-      <w:proofErr w:type="gramEnd"/>
       <w:r>
         <w:rPr>
           <w:lang w:val="en-GB"/>
@@ -11411,7 +11066,7 @@
           <w:lang w:val="en-GB"/>
         </w:rPr>
         <w:pict w14:anchorId="3FBC0B03">
-          <v:rect id="_x0000_i1104" style="width:0;height:1.5pt" o:hralign="center" o:hrstd="t" o:hr="t" fillcolor="#a0a0a0" stroked="f"/>
+          <v:rect id="_x0000_i1057" style="width:0;height:1.5pt" o:hralign="center" o:hrstd="t" o:hr="t" fillcolor="#a0a0a0" stroked="f"/>
         </w:pict>
       </w:r>
     </w:p>
@@ -11655,70 +11310,40 @@
       </w:r>
       <w:proofErr w:type="spellEnd"/>
       <w:r>
-        <w:t xml:space="preserve"> in </w:t>
-      </w:r>
-      <w:proofErr w:type="gramStart"/>
-      <w:r>
-        <w:t>server.js:</w:t>
-      </w:r>
-      <w:proofErr w:type="gramEnd"/>
-    </w:p>
-    <w:p>
-      <w:pPr>
-        <w:pStyle w:val="Textbody"/>
-      </w:pPr>
-      <w:proofErr w:type="spellStart"/>
-      <w:proofErr w:type="gramStart"/>
+        <w:t xml:space="preserve"> in server.js:</w:t>
+      </w:r>
+    </w:p>
+    <w:p>
+      <w:pPr>
+        <w:pStyle w:val="Textbody"/>
+      </w:pPr>
+      <w:proofErr w:type="spellStart"/>
       <w:r>
         <w:t>const</w:t>
       </w:r>
       <w:proofErr w:type="spellEnd"/>
-      <w:proofErr w:type="gramEnd"/>
       <w:r>
         <w:t xml:space="preserve"> PORT = </w:t>
       </w:r>
       <w:proofErr w:type="spellStart"/>
-      <w:proofErr w:type="gramStart"/>
       <w:r>
         <w:t>process.env.PORT</w:t>
       </w:r>
       <w:proofErr w:type="spellEnd"/>
-      <w:proofErr w:type="gramEnd"/>
-      <w:r>
-        <w:t xml:space="preserve"> || </w:t>
-      </w:r>
-      <w:proofErr w:type="gramStart"/>
-      <w:r>
-        <w:t>3000;</w:t>
-      </w:r>
-      <w:proofErr w:type="gramEnd"/>
-    </w:p>
-    <w:p>
-      <w:pPr>
-        <w:pStyle w:val="Textbody"/>
-      </w:pPr>
-      <w:proofErr w:type="gramStart"/>
+      <w:r>
+        <w:t xml:space="preserve"> || 3000;</w:t>
+      </w:r>
+    </w:p>
+    <w:p>
+      <w:pPr>
+        <w:pStyle w:val="Textbody"/>
+      </w:pPr>
       <w:r>
         <w:rPr>
           <w:highlight w:val="yellow"/>
         </w:rPr>
-        <w:t>how</w:t>
-      </w:r>
-      <w:proofErr w:type="gramEnd"/>
-      <w:r>
-        <w:rPr>
-          <w:highlight w:val="yellow"/>
-        </w:rPr>
-        <w:t xml:space="preserve"> I configure the port to </w:t>
-      </w:r>
-      <w:proofErr w:type="gramStart"/>
-      <w:r>
-        <w:rPr>
-          <w:highlight w:val="yellow"/>
-        </w:rPr>
-        <w:t>3000?</w:t>
-      </w:r>
-      <w:proofErr w:type="gramEnd"/>
+        <w:t>how I configure the port to 3000?</w:t>
+      </w:r>
     </w:p>
     <w:p>
       <w:pPr>
@@ -11757,43 +11382,29 @@
       </w:r>
       <w:proofErr w:type="spellEnd"/>
       <w:r>
-        <w:t xml:space="preserve"> in </w:t>
-      </w:r>
-      <w:proofErr w:type="gramStart"/>
-      <w:r>
-        <w:t>server.js:</w:t>
-      </w:r>
-      <w:proofErr w:type="gramEnd"/>
-    </w:p>
-    <w:p>
-      <w:pPr>
-        <w:pStyle w:val="Textbody"/>
-      </w:pPr>
-      <w:proofErr w:type="spellStart"/>
-      <w:proofErr w:type="gramStart"/>
+        <w:t xml:space="preserve"> in server.js:</w:t>
+      </w:r>
+    </w:p>
+    <w:p>
+      <w:pPr>
+        <w:pStyle w:val="Textbody"/>
+      </w:pPr>
+      <w:proofErr w:type="spellStart"/>
       <w:r>
         <w:t>const</w:t>
       </w:r>
       <w:proofErr w:type="spellEnd"/>
-      <w:proofErr w:type="gramEnd"/>
       <w:r>
         <w:t xml:space="preserve"> PORT = </w:t>
       </w:r>
       <w:proofErr w:type="spellStart"/>
-      <w:proofErr w:type="gramStart"/>
       <w:r>
         <w:t>process.env.PORT</w:t>
       </w:r>
       <w:proofErr w:type="spellEnd"/>
-      <w:proofErr w:type="gramEnd"/>
-      <w:r>
-        <w:t xml:space="preserve"> || </w:t>
-      </w:r>
-      <w:proofErr w:type="gramStart"/>
-      <w:r>
-        <w:t>3000;</w:t>
-      </w:r>
-      <w:proofErr w:type="gramEnd"/>
+      <w:r>
+        <w:t xml:space="preserve"> || 3000;</w:t>
+      </w:r>
     </w:p>
     <w:p>
       <w:pPr>
@@ -11803,7 +11414,6 @@
         <w:t xml:space="preserve">This </w:t>
       </w:r>
       <w:proofErr w:type="spellStart"/>
-      <w:proofErr w:type="gramStart"/>
       <w:r>
         <w:t>means</w:t>
       </w:r>
@@ -11811,7 +11421,6 @@
       <w:r>
         <w:t>:</w:t>
       </w:r>
-      <w:proofErr w:type="gramEnd"/>
     </w:p>
     <w:p>
       <w:pPr>
@@ -11821,13 +11430,8 @@
           <w:numId w:val="73"/>
         </w:numPr>
       </w:pPr>
-      <w:proofErr w:type="gramStart"/>
-      <w:r>
-        <w:t>use</w:t>
-      </w:r>
-      <w:proofErr w:type="gramEnd"/>
-      <w:r>
-        <w:t xml:space="preserve"> </w:t>
+      <w:r>
+        <w:t xml:space="preserve">use </w:t>
       </w:r>
       <w:proofErr w:type="spellStart"/>
       <w:r>
@@ -11852,12 +11456,10 @@
         </w:numPr>
       </w:pPr>
       <w:proofErr w:type="spellStart"/>
-      <w:proofErr w:type="gramStart"/>
       <w:r>
         <w:t>otherwise</w:t>
       </w:r>
       <w:proofErr w:type="spellEnd"/>
-      <w:proofErr w:type="gramEnd"/>
       <w:r>
         <w:t xml:space="preserve"> use 3000 (default)</w:t>
       </w:r>
@@ -11955,13 +11557,8 @@
       </w:r>
       <w:proofErr w:type="spellEnd"/>
       <w:r>
-        <w:t> 4000</w:t>
-      </w:r>
-      <w:proofErr w:type="gramStart"/>
-      <w:r>
-        <w:t>):</w:t>
-      </w:r>
-      <w:proofErr w:type="gramEnd"/>
+        <w:t> 4000):</w:t>
+      </w:r>
     </w:p>
     <w:p>
       <w:pPr>
@@ -11971,12 +11568,10 @@
         <w:t>$</w:t>
       </w:r>
       <w:proofErr w:type="spellStart"/>
-      <w:proofErr w:type="gramStart"/>
       <w:r>
         <w:t>env:PORT</w:t>
       </w:r>
       <w:proofErr w:type="spellEnd"/>
-      <w:proofErr w:type="gramEnd"/>
       <w:r>
         <w:t>=4000</w:t>
       </w:r>
@@ -11986,12 +11581,10 @@
         <w:pStyle w:val="Textbody"/>
       </w:pPr>
       <w:proofErr w:type="spellStart"/>
-      <w:proofErr w:type="gramStart"/>
       <w:r>
         <w:t>npm</w:t>
       </w:r>
       <w:proofErr w:type="spellEnd"/>
-      <w:proofErr w:type="gramEnd"/>
       <w:r>
         <w:t xml:space="preserve"> start</w:t>
       </w:r>
@@ -12004,7 +11597,6 @@
         <w:t>To force 3000 </w:t>
       </w:r>
       <w:proofErr w:type="spellStart"/>
-      <w:proofErr w:type="gramStart"/>
       <w:r>
         <w:t>explicitly</w:t>
       </w:r>
@@ -12012,7 +11604,6 @@
       <w:r>
         <w:t>:</w:t>
       </w:r>
-      <w:proofErr w:type="gramEnd"/>
     </w:p>
     <w:p>
       <w:pPr>
@@ -12022,12 +11613,10 @@
         <w:t>$</w:t>
       </w:r>
       <w:proofErr w:type="spellStart"/>
-      <w:proofErr w:type="gramStart"/>
       <w:r>
         <w:t>env:PORT</w:t>
       </w:r>
       <w:proofErr w:type="spellEnd"/>
-      <w:proofErr w:type="gramEnd"/>
       <w:r>
         <w:t>=3000</w:t>
       </w:r>
@@ -12037,12 +11626,10 @@
         <w:pStyle w:val="Textbody"/>
       </w:pPr>
       <w:proofErr w:type="spellStart"/>
-      <w:proofErr w:type="gramStart"/>
       <w:r>
         <w:t>npm</w:t>
       </w:r>
       <w:proofErr w:type="spellEnd"/>
-      <w:proofErr w:type="gramEnd"/>
       <w:r>
         <w:t xml:space="preserve"> start</w:t>
       </w:r>
@@ -12126,19 +11713,11 @@
           <w:lang w:val="en-GB"/>
         </w:rPr>
       </w:pPr>
-      <w:proofErr w:type="gramStart"/>
       <w:r>
         <w:rPr>
           <w:highlight w:val="yellow"/>
         </w:rPr>
-        <w:t>but</w:t>
-      </w:r>
-      <w:proofErr w:type="gramEnd"/>
-      <w:r>
-        <w:rPr>
-          <w:highlight w:val="yellow"/>
-        </w:rPr>
-        <w:t xml:space="preserve"> </w:t>
+        <w:t xml:space="preserve">but </w:t>
       </w:r>
       <w:proofErr w:type="spellStart"/>
       <w:r>
@@ -12249,27 +11828,20 @@
         </w:numPr>
       </w:pPr>
       <w:proofErr w:type="spellStart"/>
-      <w:proofErr w:type="gramStart"/>
       <w:r>
         <w:t>app.listen</w:t>
       </w:r>
       <w:proofErr w:type="spellEnd"/>
-      <w:proofErr w:type="gramEnd"/>
       <w:r>
         <w:t>(PORT) </w:t>
       </w:r>
       <w:proofErr w:type="spellStart"/>
-      <w:proofErr w:type="gramStart"/>
       <w:r>
         <w:t>means</w:t>
       </w:r>
       <w:proofErr w:type="spellEnd"/>
       <w:r>
-        <w:t>:</w:t>
-      </w:r>
-      <w:proofErr w:type="gramEnd"/>
-      <w:r>
-        <w:t xml:space="preserve"> </w:t>
+        <w:t xml:space="preserve">: </w:t>
       </w:r>
       <w:proofErr w:type="spellStart"/>
       <w:r>
@@ -12313,13 +11885,8 @@
       </w:r>
       <w:proofErr w:type="spellEnd"/>
       <w:r>
-        <w:t xml:space="preserve"> </w:t>
-      </w:r>
-      <w:proofErr w:type="gramStart"/>
-      <w:r>
-        <w:t>via:</w:t>
-      </w:r>
-      <w:proofErr w:type="gramEnd"/>
+        <w:t xml:space="preserve"> via:</w:t>
+      </w:r>
     </w:p>
     <w:p>
       <w:pPr>
@@ -12341,21 +11908,8 @@
           <w:numId w:val="74"/>
         </w:numPr>
       </w:pPr>
-      <w:proofErr w:type="gramStart"/>
-      <w:r>
-        <w:t>http</w:t>
-      </w:r>
-      <w:proofErr w:type="gramEnd"/>
-      <w:r>
-        <w:t>://&lt;your-PC-IP</w:t>
-      </w:r>
-      <w:proofErr w:type="gramStart"/>
-      <w:r>
-        <w:t>&gt;:</w:t>
-      </w:r>
-      <w:proofErr w:type="gramEnd"/>
-      <w:r>
-        <w:t xml:space="preserve">3000 (other </w:t>
+      <w:r>
+        <w:t xml:space="preserve">http://&lt;your-PC-IP&gt;:3000 (other </w:t>
       </w:r>
       <w:proofErr w:type="spellStart"/>
       <w:r>
@@ -12435,7 +11989,6 @@
         <w:t xml:space="preserve"> </w:t>
       </w:r>
       <w:proofErr w:type="spellStart"/>
-      <w:proofErr w:type="gramStart"/>
       <w:r>
         <w:t>with</w:t>
       </w:r>
@@ -12443,17 +11996,14 @@
       <w:r>
         <w:t>:</w:t>
       </w:r>
-      <w:proofErr w:type="gramEnd"/>
-    </w:p>
-    <w:p>
-      <w:pPr>
-        <w:pStyle w:val="Textbody"/>
-      </w:pPr>
-      <w:proofErr w:type="gramStart"/>
+    </w:p>
+    <w:p>
+      <w:pPr>
+        <w:pStyle w:val="Textbody"/>
+      </w:pPr>
       <w:r>
         <w:t>ipconfig</w:t>
       </w:r>
-      <w:proofErr w:type="gramEnd"/>
     </w:p>
     <w:p>
       <w:pPr>
@@ -12468,26 +12018,11 @@
       </w:r>
       <w:proofErr w:type="spellEnd"/>
       <w:r>
-        <w:t xml:space="preserve"> (Wi-Fi adapter) in Arduino </w:t>
-      </w:r>
-      <w:proofErr w:type="gramStart"/>
-      <w:r>
-        <w:t>as</w:t>
-      </w:r>
-      <w:proofErr w:type="gramEnd"/>
-      <w:r>
-        <w:t> server.</w:t>
+        <w:t xml:space="preserve"> (Wi-Fi adapter) in Arduino as server.</w:t>
       </w:r>
       <w:r>
         <w:br/>
-      </w:r>
-      <w:proofErr w:type="gramStart"/>
-      <w:r>
-        <w:t>So:</w:t>
-      </w:r>
-      <w:proofErr w:type="gramEnd"/>
-      <w:r>
-        <w:t xml:space="preserve"> no IP in Node code </w:t>
+        <w:t xml:space="preserve">So: no IP in Node code </w:t>
       </w:r>
       <w:proofErr w:type="spellStart"/>
       <w:r>
@@ -12524,7 +12059,7 @@
         </w:rPr>
         <w:lastRenderedPageBreak/>
         <w:pict w14:anchorId="2BFF4496">
-          <v:rect id="_x0000_i1105" style="width:0;height:1.5pt" o:hralign="center" o:hrstd="t" o:hr="t" fillcolor="#a0a0a0" stroked="f"/>
+          <v:rect id="_x0000_i1058" style="width:0;height:1.5pt" o:hralign="center" o:hrstd="t" o:hr="t" fillcolor="#a0a0a0" stroked="f"/>
         </w:pict>
       </w:r>
     </w:p>
@@ -12682,7 +12217,7 @@
         </w:rPr>
         <w:lastRenderedPageBreak/>
         <w:pict w14:anchorId="7AF707CE">
-          <v:rect id="_x0000_i1106" style="width:0;height:1.5pt" o:hralign="center" o:hrstd="t" o:hr="t" fillcolor="#a0a0a0" stroked="f"/>
+          <v:rect id="_x0000_i1059" style="width:0;height:1.5pt" o:hralign="center" o:hrstd="t" o:hr="t" fillcolor="#a0a0a0" stroked="f"/>
         </w:pict>
       </w:r>
     </w:p>
@@ -12772,7 +12307,7 @@
           <w:lang w:val="en-GB"/>
         </w:rPr>
         <w:pict w14:anchorId="71F35774">
-          <v:rect id="_x0000_i1107" style="width:0;height:1.5pt" o:hralign="center" o:hrstd="t" o:hr="t" fillcolor="#a0a0a0" stroked="f"/>
+          <v:rect id="_x0000_i1060" style="width:0;height:1.5pt" o:hralign="center" o:hrstd="t" o:hr="t" fillcolor="#a0a0a0" stroked="f"/>
         </w:pict>
       </w:r>
     </w:p>
@@ -12888,7 +12423,7 @@
           <w:lang w:val="en-GB"/>
         </w:rPr>
         <w:pict w14:anchorId="1F6EF374">
-          <v:rect id="_x0000_i1108" style="width:0;height:1.5pt" o:hralign="center" o:hrstd="t" o:hr="t" fillcolor="#a0a0a0" stroked="f"/>
+          <v:rect id="_x0000_i1061" style="width:0;height:1.5pt" o:hralign="center" o:hrstd="t" o:hr="t" fillcolor="#a0a0a0" stroked="f"/>
         </w:pict>
       </w:r>
     </w:p>
@@ -13104,7 +12639,7 @@
           <w:lang w:val="en-GB"/>
         </w:rPr>
         <w:pict w14:anchorId="7E7E7BC8">
-          <v:rect id="_x0000_i1109" style="width:0;height:1.5pt" o:hralign="center" o:hrstd="t" o:hr="t" fillcolor="#a0a0a0" stroked="f"/>
+          <v:rect id="_x0000_i1062" style="width:0;height:1.5pt" o:hralign="center" o:hrstd="t" o:hr="t" fillcolor="#a0a0a0" stroked="f"/>
         </w:pict>
       </w:r>
     </w:p>
@@ -13246,7 +12781,7 @@
           <w:lang w:val="en-GB"/>
         </w:rPr>
         <w:pict w14:anchorId="555FB545">
-          <v:rect id="_x0000_i1110" style="width:0;height:1.5pt" o:hralign="center" o:hrstd="t" o:hr="t" fillcolor="#a0a0a0" stroked="f"/>
+          <v:rect id="_x0000_i1063" style="width:0;height:1.5pt" o:hralign="center" o:hrstd="t" o:hr="t" fillcolor="#a0a0a0" stroked="f"/>
         </w:pict>
       </w:r>
     </w:p>
@@ -13385,7 +12920,7 @@
           <w:lang w:val="en-GB"/>
         </w:rPr>
         <w:pict w14:anchorId="53B9FD98">
-          <v:rect id="_x0000_i1111" style="width:0;height:1.5pt" o:hralign="center" o:hrstd="t" o:hr="t" fillcolor="#a0a0a0" stroked="f"/>
+          <v:rect id="_x0000_i1064" style="width:0;height:1.5pt" o:hralign="center" o:hrstd="t" o:hr="t" fillcolor="#a0a0a0" stroked="f"/>
         </w:pict>
       </w:r>
     </w:p>
@@ -13523,27 +13058,7 @@
           <w:lang w:val="en-GB"/>
         </w:rPr>
         <w:lastRenderedPageBreak/>
-        <w:t xml:space="preserve">can you resume all </w:t>
-      </w:r>
-      <w:proofErr w:type="gramStart"/>
-      <w:r>
-        <w:rPr>
-          <w:rFonts w:ascii="Google Sans Flex" w:hAnsi="Google Sans Flex"/>
-          <w:color w:val="1F1F1F"/>
-          <w:shd w:val="clear" w:color="auto" w:fill="FFBF00"/>
-          <w:lang w:val="en-GB"/>
-        </w:rPr>
-        <w:t>these information</w:t>
-      </w:r>
-      <w:proofErr w:type="gramEnd"/>
-      <w:r>
-        <w:rPr>
-          <w:rFonts w:ascii="Google Sans Flex" w:hAnsi="Google Sans Flex"/>
-          <w:color w:val="1F1F1F"/>
-          <w:shd w:val="clear" w:color="auto" w:fill="FFBF00"/>
-          <w:lang w:val="en-GB"/>
-        </w:rPr>
-        <w:t xml:space="preserve"> from this discussion in three pages</w:t>
+        <w:t>can you resume all these information from this discussion in three pages</w:t>
       </w:r>
     </w:p>
     <w:p>
@@ -13551,7 +13066,7 @@
         <w:pStyle w:val="Textbody"/>
         <w:spacing w:after="240" w:line="420" w:lineRule="auto"/>
         <w:rPr>
-          <w:rFonts w:ascii="Google Sans Flex" w:hAnsi="Google Sans Flex"/>
+          <w:rFonts w:ascii="Google Sans Flex" w:hAnsi="Google Sans Flex" w:hint="eastAsia"/>
           <w:lang w:val="en-GB"/>
         </w:rPr>
       </w:pPr>
@@ -13591,17 +13106,17 @@
         <w:pStyle w:val="Titre2"/>
         <w:spacing w:before="420" w:line="420" w:lineRule="atLeast"/>
         <w:rPr>
+          <w:rFonts w:ascii="Google Sans Flex" w:hAnsi="Google Sans Flex" w:hint="eastAsia"/>
+          <w:sz w:val="30"/>
+          <w:lang w:val="en-GB"/>
+        </w:rPr>
+      </w:pPr>
+      <w:r>
+        <w:rPr>
           <w:rFonts w:ascii="Google Sans Flex" w:hAnsi="Google Sans Flex"/>
           <w:sz w:val="30"/>
           <w:lang w:val="en-GB"/>
         </w:rPr>
-      </w:pPr>
-      <w:r>
-        <w:rPr>
-          <w:rFonts w:ascii="Google Sans Flex" w:hAnsi="Google Sans Flex"/>
-          <w:sz w:val="30"/>
-          <w:lang w:val="en-GB"/>
-        </w:rPr>
         <w:t>Page 1: The Local Web Server (The Current Setup)</w:t>
       </w:r>
     </w:p>
@@ -13610,7 +13125,7 @@
         <w:pStyle w:val="Textbody"/>
         <w:spacing w:after="240" w:line="420" w:lineRule="auto"/>
         <w:rPr>
-          <w:rFonts w:ascii="Google Sans Flex" w:hAnsi="Google Sans Flex"/>
+          <w:rFonts w:ascii="Google Sans Flex" w:hAnsi="Google Sans Flex" w:hint="eastAsia"/>
           <w:lang w:val="en-GB"/>
         </w:rPr>
       </w:pPr>
@@ -13652,7 +13167,7 @@
         <w:pStyle w:val="Titre3"/>
         <w:spacing w:before="420" w:line="360" w:lineRule="atLeast"/>
         <w:rPr>
-          <w:rFonts w:ascii="Google Sans Flex" w:hAnsi="Google Sans Flex"/>
+          <w:rFonts w:ascii="Google Sans Flex" w:hAnsi="Google Sans Flex" w:hint="eastAsia"/>
           <w:sz w:val="24"/>
           <w:lang w:val="en-GB"/>
         </w:rPr>
@@ -13676,7 +13191,7 @@
         <w:spacing w:before="120" w:after="120" w:line="420" w:lineRule="auto"/>
         <w:ind w:left="0" w:firstLine="0"/>
         <w:rPr>
-          <w:rFonts w:ascii="Google Sans Flex" w:hAnsi="Google Sans Flex"/>
+          <w:rFonts w:ascii="Google Sans Flex" w:hAnsi="Google Sans Flex" w:hint="eastAsia"/>
           <w:lang w:val="en-GB"/>
         </w:rPr>
       </w:pPr>
@@ -13739,7 +13254,6 @@
         </w:rPr>
         <w:t xml:space="preserve"> The </w:t>
       </w:r>
-      <w:proofErr w:type="gramStart"/>
       <w:r>
         <w:rPr>
           <w:rStyle w:val="SourceText"/>
@@ -13747,40 +13261,14 @@
           <w:sz w:val="21"/>
           <w:lang w:val="en-GB"/>
         </w:rPr>
-        <w:t>loop(</w:t>
-      </w:r>
-      <w:proofErr w:type="gramEnd"/>
-      <w:r>
-        <w:rPr>
-          <w:rStyle w:val="SourceText"/>
+        <w:t>loop()</w:t>
+      </w:r>
+      <w:r>
+        <w:rPr>
           <w:rFonts w:ascii="Google Sans Flex" w:hAnsi="Google Sans Flex"/>
-          <w:sz w:val="21"/>
-          <w:lang w:val="en-GB"/>
-        </w:rPr>
-        <w:t>)</w:t>
-      </w:r>
-      <w:r>
-        <w:rPr>
-          <w:rFonts w:ascii="Google Sans Flex" w:hAnsi="Google Sans Flex"/>
-          <w:lang w:val="en-GB"/>
-        </w:rPr>
-        <w:t xml:space="preserve"> function runs thousands of times per second. </w:t>
-      </w:r>
-      <w:proofErr w:type="gramStart"/>
-      <w:r>
-        <w:rPr>
-          <w:rFonts w:ascii="Google Sans Flex" w:hAnsi="Google Sans Flex"/>
-          <w:lang w:val="en-GB"/>
-        </w:rPr>
-        <w:t>It</w:t>
-      </w:r>
-      <w:proofErr w:type="gramEnd"/>
-      <w:r>
-        <w:rPr>
-          <w:rFonts w:ascii="Google Sans Flex" w:hAnsi="Google Sans Flex"/>
-          <w:lang w:val="en-GB"/>
-        </w:rPr>
-        <w:t xml:space="preserve"> "polls" the Wi-Fi chip to see if a browser has sent a "knock" (a request) to </w:t>
+          <w:lang w:val="en-GB"/>
+        </w:rPr>
+        <w:t xml:space="preserve"> function runs thousands of times per second. It "polls" the Wi-Fi chip to see if a browser has sent a "knock" (a request) to </w:t>
       </w:r>
       <w:r>
         <w:rPr>
@@ -13894,7 +13382,7 @@
         <w:pStyle w:val="Titre3"/>
         <w:spacing w:before="420" w:line="360" w:lineRule="atLeast"/>
         <w:rPr>
-          <w:rFonts w:ascii="Google Sans Flex" w:hAnsi="Google Sans Flex"/>
+          <w:rFonts w:ascii="Google Sans Flex" w:hAnsi="Google Sans Flex" w:hint="eastAsia"/>
           <w:sz w:val="24"/>
           <w:lang w:val="en-GB"/>
         </w:rPr>
@@ -13918,7 +13406,7 @@
         <w:spacing w:before="120" w:after="120" w:line="420" w:lineRule="auto"/>
         <w:ind w:left="0" w:firstLine="0"/>
         <w:rPr>
-          <w:rFonts w:ascii="Google Sans Flex" w:hAnsi="Google Sans Flex"/>
+          <w:rFonts w:ascii="Google Sans Flex" w:hAnsi="Google Sans Flex" w:hint="eastAsia"/>
           <w:lang w:val="en-GB"/>
         </w:rPr>
       </w:pPr>
@@ -13963,7 +13451,7 @@
         <w:spacing w:before="120" w:after="120" w:line="420" w:lineRule="auto"/>
         <w:ind w:left="0" w:firstLine="0"/>
         <w:rPr>
-          <w:rFonts w:ascii="Google Sans Flex" w:hAnsi="Google Sans Flex"/>
+          <w:rFonts w:ascii="Google Sans Flex" w:hAnsi="Google Sans Flex" w:hint="eastAsia"/>
           <w:lang w:val="en-GB"/>
         </w:rPr>
       </w:pPr>
@@ -14027,17 +13515,17 @@
         <w:pStyle w:val="Titre2"/>
         <w:spacing w:before="420" w:line="420" w:lineRule="atLeast"/>
         <w:rPr>
+          <w:rFonts w:ascii="Google Sans Flex" w:hAnsi="Google Sans Flex" w:hint="eastAsia"/>
+          <w:sz w:val="30"/>
+          <w:lang w:val="en-GB"/>
+        </w:rPr>
+      </w:pPr>
+      <w:r>
+        <w:rPr>
           <w:rFonts w:ascii="Google Sans Flex" w:hAnsi="Google Sans Flex"/>
           <w:sz w:val="30"/>
           <w:lang w:val="en-GB"/>
         </w:rPr>
-      </w:pPr>
-      <w:r>
-        <w:rPr>
-          <w:rFonts w:ascii="Google Sans Flex" w:hAnsi="Google Sans Flex"/>
-          <w:sz w:val="30"/>
-          <w:lang w:val="en-GB"/>
-        </w:rPr>
         <w:t>Page 2: Web Fundamentals &amp; The API Concept</w:t>
       </w:r>
     </w:p>
@@ -14046,7 +13534,7 @@
         <w:pStyle w:val="Textbody"/>
         <w:spacing w:after="240" w:line="420" w:lineRule="auto"/>
         <w:rPr>
-          <w:rFonts w:ascii="Google Sans Flex" w:hAnsi="Google Sans Flex"/>
+          <w:rFonts w:ascii="Google Sans Flex" w:hAnsi="Google Sans Flex" w:hint="eastAsia"/>
           <w:lang w:val="en-GB"/>
         </w:rPr>
       </w:pPr>
@@ -14063,7 +13551,7 @@
         <w:pStyle w:val="Titre3"/>
         <w:spacing w:before="420" w:line="360" w:lineRule="atLeast"/>
         <w:rPr>
-          <w:rFonts w:ascii="Google Sans Flex" w:hAnsi="Google Sans Flex"/>
+          <w:rFonts w:ascii="Google Sans Flex" w:hAnsi="Google Sans Flex" w:hint="eastAsia"/>
           <w:sz w:val="24"/>
           <w:lang w:val="en-GB"/>
         </w:rPr>
@@ -14087,7 +13575,7 @@
         <w:spacing w:before="120" w:after="120" w:line="420" w:lineRule="auto"/>
         <w:ind w:left="0" w:firstLine="0"/>
         <w:rPr>
-          <w:rFonts w:ascii="Google Sans Flex" w:hAnsi="Google Sans Flex"/>
+          <w:rFonts w:ascii="Google Sans Flex" w:hAnsi="Google Sans Flex" w:hint="eastAsia"/>
           <w:lang w:val="en-GB"/>
         </w:rPr>
       </w:pPr>
@@ -14117,7 +13605,7 @@
         <w:spacing w:before="120" w:after="120" w:line="420" w:lineRule="auto"/>
         <w:ind w:left="0" w:firstLine="0"/>
         <w:rPr>
-          <w:rFonts w:ascii="Google Sans Flex" w:hAnsi="Google Sans Flex"/>
+          <w:rFonts w:ascii="Google Sans Flex" w:hAnsi="Google Sans Flex" w:hint="eastAsia"/>
           <w:lang w:val="en-GB"/>
         </w:rPr>
       </w:pPr>
@@ -14164,7 +13652,7 @@
         <w:spacing w:before="120" w:after="120" w:line="420" w:lineRule="auto"/>
         <w:ind w:left="0" w:firstLine="0"/>
         <w:rPr>
-          <w:rFonts w:ascii="Google Sans Flex" w:hAnsi="Google Sans Flex"/>
+          <w:rFonts w:ascii="Google Sans Flex" w:hAnsi="Google Sans Flex" w:hint="eastAsia"/>
           <w:lang w:val="en-GB"/>
         </w:rPr>
       </w:pPr>
@@ -14189,7 +13677,7 @@
         <w:pStyle w:val="Titre3"/>
         <w:spacing w:before="420" w:line="360" w:lineRule="atLeast"/>
         <w:rPr>
-          <w:rFonts w:ascii="Google Sans Flex" w:hAnsi="Google Sans Flex"/>
+          <w:rFonts w:ascii="Google Sans Flex" w:hAnsi="Google Sans Flex" w:hint="eastAsia"/>
           <w:sz w:val="24"/>
           <w:lang w:val="en-GB"/>
         </w:rPr>
@@ -14245,7 +13733,7 @@
         <w:spacing w:before="120" w:after="120" w:line="420" w:lineRule="auto"/>
         <w:ind w:left="0" w:firstLine="0"/>
         <w:rPr>
-          <w:rFonts w:ascii="Google Sans Flex" w:hAnsi="Google Sans Flex"/>
+          <w:rFonts w:ascii="Google Sans Flex" w:hAnsi="Google Sans Flex" w:hint="eastAsia"/>
           <w:lang w:val="en-GB"/>
         </w:rPr>
       </w:pPr>
@@ -14290,7 +13778,7 @@
         <w:spacing w:before="120" w:after="120" w:line="420" w:lineRule="auto"/>
         <w:ind w:left="0" w:firstLine="0"/>
         <w:rPr>
-          <w:rFonts w:ascii="Google Sans Flex" w:hAnsi="Google Sans Flex"/>
+          <w:rFonts w:ascii="Google Sans Flex" w:hAnsi="Google Sans Flex" w:hint="eastAsia"/>
           <w:lang w:val="en-GB"/>
         </w:rPr>
       </w:pPr>
@@ -14320,7 +13808,7 @@
         <w:spacing w:before="120" w:after="120" w:line="420" w:lineRule="auto"/>
         <w:ind w:left="0" w:firstLine="0"/>
         <w:rPr>
-          <w:rFonts w:ascii="Google Sans Flex" w:hAnsi="Google Sans Flex"/>
+          <w:rFonts w:ascii="Google Sans Flex" w:hAnsi="Google Sans Flex" w:hint="eastAsia"/>
           <w:lang w:val="en-GB"/>
         </w:rPr>
       </w:pPr>
@@ -14345,7 +13833,7 @@
         <w:pStyle w:val="Titre3"/>
         <w:spacing w:before="420" w:line="360" w:lineRule="atLeast"/>
         <w:rPr>
-          <w:rFonts w:ascii="Google Sans Flex" w:hAnsi="Google Sans Flex"/>
+          <w:rFonts w:ascii="Google Sans Flex" w:hAnsi="Google Sans Flex" w:hint="eastAsia"/>
           <w:sz w:val="24"/>
           <w:lang w:val="en-GB"/>
         </w:rPr>
@@ -14471,17 +13959,17 @@
         <w:pStyle w:val="Titre2"/>
         <w:spacing w:before="420" w:line="420" w:lineRule="atLeast"/>
         <w:rPr>
+          <w:rFonts w:ascii="Google Sans Flex" w:hAnsi="Google Sans Flex" w:hint="eastAsia"/>
+          <w:sz w:val="30"/>
+          <w:lang w:val="en-GB"/>
+        </w:rPr>
+      </w:pPr>
+      <w:r>
+        <w:rPr>
           <w:rFonts w:ascii="Google Sans Flex" w:hAnsi="Google Sans Flex"/>
           <w:sz w:val="30"/>
           <w:lang w:val="en-GB"/>
         </w:rPr>
-      </w:pPr>
-      <w:r>
-        <w:rPr>
-          <w:rFonts w:ascii="Google Sans Flex" w:hAnsi="Google Sans Flex"/>
-          <w:sz w:val="30"/>
-          <w:lang w:val="en-GB"/>
-        </w:rPr>
         <w:t>Page 3: The IoT Cloud Architecture (The Next Goal)</w:t>
       </w:r>
     </w:p>
@@ -14490,7 +13978,7 @@
         <w:pStyle w:val="Textbody"/>
         <w:spacing w:after="240" w:line="288" w:lineRule="auto"/>
         <w:rPr>
-          <w:rFonts w:ascii="Google Sans Flex" w:hAnsi="Google Sans Flex"/>
+          <w:rFonts w:ascii="Google Sans Flex" w:hAnsi="Google Sans Flex" w:hint="eastAsia"/>
           <w:lang w:val="en-GB"/>
         </w:rPr>
       </w:pPr>
@@ -14522,7 +14010,7 @@
         <w:pStyle w:val="Titre3"/>
         <w:spacing w:before="420" w:line="360" w:lineRule="atLeast"/>
         <w:rPr>
-          <w:rFonts w:ascii="Google Sans Flex" w:hAnsi="Google Sans Flex"/>
+          <w:rFonts w:ascii="Google Sans Flex" w:hAnsi="Google Sans Flex" w:hint="eastAsia"/>
           <w:sz w:val="24"/>
           <w:lang w:val="en-GB"/>
         </w:rPr>
@@ -14546,7 +14034,7 @@
         <w:spacing w:before="120" w:after="120" w:line="420" w:lineRule="auto"/>
         <w:ind w:left="0" w:firstLine="0"/>
         <w:rPr>
-          <w:rFonts w:ascii="Google Sans Flex" w:hAnsi="Google Sans Flex"/>
+          <w:rFonts w:ascii="Google Sans Flex" w:hAnsi="Google Sans Flex" w:hint="eastAsia"/>
           <w:lang w:val="en-GB"/>
         </w:rPr>
       </w:pPr>
@@ -14621,7 +14109,7 @@
         <w:spacing w:before="120" w:after="120" w:line="420" w:lineRule="auto"/>
         <w:ind w:left="0" w:firstLine="0"/>
         <w:rPr>
-          <w:rFonts w:ascii="Google Sans Flex" w:hAnsi="Google Sans Flex"/>
+          <w:rFonts w:ascii="Google Sans Flex" w:hAnsi="Google Sans Flex" w:hint="eastAsia"/>
           <w:lang w:val="en-GB"/>
         </w:rPr>
       </w:pPr>
@@ -14646,7 +14134,7 @@
         <w:pStyle w:val="Titre3"/>
         <w:spacing w:before="420" w:line="360" w:lineRule="atLeast"/>
         <w:rPr>
-          <w:rFonts w:ascii="Google Sans Flex" w:hAnsi="Google Sans Flex"/>
+          <w:rFonts w:ascii="Google Sans Flex" w:hAnsi="Google Sans Flex" w:hint="eastAsia"/>
           <w:sz w:val="24"/>
           <w:lang w:val="en-GB"/>
         </w:rPr>
@@ -14670,7 +14158,7 @@
         <w:spacing w:before="120" w:after="120" w:line="420" w:lineRule="auto"/>
         <w:ind w:left="0" w:firstLine="0"/>
         <w:rPr>
-          <w:rFonts w:ascii="Google Sans Flex" w:hAnsi="Google Sans Flex"/>
+          <w:rFonts w:ascii="Google Sans Flex" w:hAnsi="Google Sans Flex" w:hint="eastAsia"/>
           <w:lang w:val="en-GB"/>
         </w:rPr>
       </w:pPr>
@@ -14700,7 +14188,7 @@
         <w:spacing w:before="120" w:after="120" w:line="420" w:lineRule="auto"/>
         <w:ind w:left="0" w:firstLine="0"/>
         <w:rPr>
-          <w:rFonts w:ascii="Google Sans Flex" w:hAnsi="Google Sans Flex"/>
+          <w:rFonts w:ascii="Google Sans Flex" w:hAnsi="Google Sans Flex" w:hint="eastAsia"/>
           <w:lang w:val="en-GB"/>
         </w:rPr>
       </w:pPr>
@@ -14746,7 +14234,7 @@
         <w:spacing w:before="120" w:after="120" w:line="420" w:lineRule="auto"/>
         <w:ind w:left="0" w:firstLine="0"/>
         <w:rPr>
-          <w:rFonts w:ascii="Google Sans Flex" w:hAnsi="Google Sans Flex"/>
+          <w:rFonts w:ascii="Google Sans Flex" w:hAnsi="Google Sans Flex" w:hint="eastAsia"/>
           <w:lang w:val="en-GB"/>
         </w:rPr>
       </w:pPr>
@@ -14791,7 +14279,7 @@
         <w:spacing w:before="120" w:after="120" w:line="420" w:lineRule="auto"/>
         <w:ind w:left="0" w:firstLine="0"/>
         <w:rPr>
-          <w:rFonts w:ascii="Google Sans Flex" w:hAnsi="Google Sans Flex"/>
+          <w:rFonts w:ascii="Google Sans Flex" w:hAnsi="Google Sans Flex" w:hint="eastAsia"/>
           <w:lang w:val="en-GB"/>
         </w:rPr>
       </w:pPr>
@@ -14836,7 +14324,7 @@
         <w:spacing w:before="120" w:after="120" w:line="420" w:lineRule="auto"/>
         <w:ind w:left="0" w:firstLine="0"/>
         <w:rPr>
-          <w:rFonts w:ascii="Google Sans Flex" w:hAnsi="Google Sans Flex"/>
+          <w:rFonts w:ascii="Google Sans Flex" w:hAnsi="Google Sans Flex" w:hint="eastAsia"/>
           <w:lang w:val="en-GB"/>
         </w:rPr>
       </w:pPr>
@@ -14861,7 +14349,7 @@
         <w:pStyle w:val="Titre3"/>
         <w:spacing w:before="420" w:line="360" w:lineRule="atLeast"/>
         <w:rPr>
-          <w:rFonts w:ascii="Google Sans Flex" w:hAnsi="Google Sans Flex"/>
+          <w:rFonts w:ascii="Google Sans Flex" w:hAnsi="Google Sans Flex" w:hint="eastAsia"/>
           <w:sz w:val="24"/>
           <w:lang w:val="en-GB"/>
         </w:rPr>
@@ -14885,7 +14373,7 @@
         <w:spacing w:before="120" w:after="120" w:line="420" w:lineRule="auto"/>
         <w:ind w:left="0" w:firstLine="0"/>
         <w:rPr>
-          <w:rFonts w:ascii="Google Sans Flex" w:hAnsi="Google Sans Flex"/>
+          <w:rFonts w:ascii="Google Sans Flex" w:hAnsi="Google Sans Flex" w:hint="eastAsia"/>
           <w:lang w:val="en-GB"/>
         </w:rPr>
       </w:pPr>
@@ -14915,7 +14403,7 @@
         <w:spacing w:before="120" w:after="120" w:line="420" w:lineRule="auto"/>
         <w:ind w:left="0" w:firstLine="0"/>
         <w:rPr>
-          <w:rFonts w:ascii="Google Sans Flex" w:hAnsi="Google Sans Flex"/>
+          <w:rFonts w:ascii="Google Sans Flex" w:hAnsi="Google Sans Flex" w:hint="eastAsia"/>
           <w:lang w:val="en-GB"/>
         </w:rPr>
       </w:pPr>
@@ -14960,7 +14448,7 @@
         <w:spacing w:before="120" w:after="120" w:line="420" w:lineRule="auto"/>
         <w:ind w:left="0" w:firstLine="0"/>
         <w:rPr>
-          <w:rFonts w:ascii="Google Sans Flex" w:hAnsi="Google Sans Flex"/>
+          <w:rFonts w:ascii="Google Sans Flex" w:hAnsi="Google Sans Flex" w:hint="eastAsia"/>
           <w:lang w:val="en-GB"/>
         </w:rPr>
       </w:pPr>
@@ -15061,14 +14549,6 @@
     </w:p>
     <w:p>
       <w:pPr>
-        <w:pStyle w:val="Textbody"/>
-        <w:rPr>
-          <w:lang w:val="en-GB"/>
-        </w:rPr>
-      </w:pPr>
-    </w:p>
-    <w:p>
-      <w:pPr>
         <w:pStyle w:val="Titre2"/>
         <w:rPr>
           <w:lang w:val="en-GB"/>
@@ -15186,7 +14666,6 @@
         </w:rPr>
       </w:pPr>
       <w:proofErr w:type="spellStart"/>
-      <w:proofErr w:type="gramStart"/>
       <w:r>
         <w:rPr>
           <w:rStyle w:val="SourceText"/>
@@ -15196,7 +14675,6 @@
         <w:t>package.json</w:t>
       </w:r>
       <w:proofErr w:type="spellEnd"/>
-      <w:proofErr w:type="gramEnd"/>
     </w:p>
     <w:p>
       <w:pPr>
@@ -15481,13 +14959,23 @@
         <w:pStyle w:val="Textbody"/>
         <w:spacing w:after="0" w:line="300" w:lineRule="atLeast"/>
         <w:rPr>
+          <w:rFonts w:ascii="Consolas, 'Courier New', monosp" w:hAnsi="Consolas, 'Courier New', monosp" w:hint="eastAsia"/>
+          <w:sz w:val="18"/>
+          <w:shd w:val="clear" w:color="auto" w:fill="181818"/>
+          <w:lang w:val="en-GB"/>
+        </w:rPr>
+      </w:pPr>
+      <w:proofErr w:type="spellStart"/>
+      <w:r>
+        <w:rPr>
           <w:rFonts w:ascii="Consolas, 'Courier New', monosp" w:hAnsi="Consolas, 'Courier New', monosp"/>
           <w:sz w:val="18"/>
           <w:shd w:val="clear" w:color="auto" w:fill="181818"/>
           <w:lang w:val="en-GB"/>
         </w:rPr>
-      </w:pPr>
-      <w:proofErr w:type="spellStart"/>
+        <w:t>npm</w:t>
+      </w:r>
+      <w:proofErr w:type="spellEnd"/>
       <w:r>
         <w:rPr>
           <w:rFonts w:ascii="Consolas, 'Courier New', monosp" w:hAnsi="Consolas, 'Courier New', monosp"/>
@@ -15495,16 +14983,6 @@
           <w:shd w:val="clear" w:color="auto" w:fill="181818"/>
           <w:lang w:val="en-GB"/>
         </w:rPr>
-        <w:t>npm</w:t>
-      </w:r>
-      <w:proofErr w:type="spellEnd"/>
-      <w:r>
-        <w:rPr>
-          <w:rFonts w:ascii="Consolas, 'Courier New', monosp" w:hAnsi="Consolas, 'Courier New', monosp"/>
-          <w:sz w:val="18"/>
-          <w:shd w:val="clear" w:color="auto" w:fill="181818"/>
-          <w:lang w:val="en-GB"/>
-        </w:rPr>
         <w:t xml:space="preserve"> install</w:t>
       </w:r>
     </w:p>
@@ -15513,7 +14991,7 @@
         <w:pStyle w:val="Textbody"/>
         <w:spacing w:line="300" w:lineRule="atLeast"/>
         <w:rPr>
-          <w:rFonts w:ascii="Consolas, 'Courier New', monosp" w:hAnsi="Consolas, 'Courier New', monosp"/>
+          <w:rFonts w:ascii="Consolas, 'Courier New', monosp" w:hAnsi="Consolas, 'Courier New', monosp" w:hint="eastAsia"/>
           <w:sz w:val="18"/>
           <w:shd w:val="clear" w:color="auto" w:fill="181818"/>
           <w:lang w:val="en-GB"/>
@@ -15667,12 +15145,22 @@
         <w:pStyle w:val="Textbody"/>
         <w:spacing w:after="0" w:line="300" w:lineRule="atLeast"/>
         <w:rPr>
+          <w:rFonts w:ascii="Consolas, 'Courier New', monosp" w:hAnsi="Consolas, 'Courier New', monosp" w:hint="eastAsia"/>
+          <w:sz w:val="18"/>
+          <w:shd w:val="clear" w:color="auto" w:fill="181818"/>
+          <w:lang w:val="en-GB"/>
+        </w:rPr>
+      </w:pPr>
+      <w:r>
+        <w:rPr>
           <w:rFonts w:ascii="Consolas, 'Courier New', monosp" w:hAnsi="Consolas, 'Courier New', monosp"/>
           <w:sz w:val="18"/>
           <w:shd w:val="clear" w:color="auto" w:fill="181818"/>
           <w:lang w:val="en-GB"/>
         </w:rPr>
-      </w:pPr>
+        <w:t xml:space="preserve">git </w:t>
+      </w:r>
+      <w:proofErr w:type="spellStart"/>
       <w:r>
         <w:rPr>
           <w:rFonts w:ascii="Consolas, 'Courier New', monosp" w:hAnsi="Consolas, 'Courier New', monosp"/>
@@ -15680,9 +15168,21 @@
           <w:shd w:val="clear" w:color="auto" w:fill="181818"/>
           <w:lang w:val="en-GB"/>
         </w:rPr>
-        <w:t xml:space="preserve">git </w:t>
-      </w:r>
-      <w:proofErr w:type="spellStart"/>
+        <w:t>init</w:t>
+      </w:r>
+      <w:proofErr w:type="spellEnd"/>
+    </w:p>
+    <w:p>
+      <w:pPr>
+        <w:pStyle w:val="Textbody"/>
+        <w:spacing w:after="0" w:line="300" w:lineRule="atLeast"/>
+        <w:rPr>
+          <w:rFonts w:ascii="Consolas, 'Courier New', monosp" w:hAnsi="Consolas, 'Courier New', monosp" w:hint="eastAsia"/>
+          <w:sz w:val="18"/>
+          <w:shd w:val="clear" w:color="auto" w:fill="181818"/>
+          <w:lang w:val="en-GB"/>
+        </w:rPr>
+      </w:pPr>
       <w:r>
         <w:rPr>
           <w:rFonts w:ascii="Consolas, 'Courier New', monosp" w:hAnsi="Consolas, 'Courier New', monosp"/>
@@ -15690,20 +15190,40 @@
           <w:shd w:val="clear" w:color="auto" w:fill="181818"/>
           <w:lang w:val="en-GB"/>
         </w:rPr>
-        <w:t>init</w:t>
-      </w:r>
-      <w:proofErr w:type="spellEnd"/>
+        <w:t>git add .</w:t>
+      </w:r>
     </w:p>
     <w:p>
       <w:pPr>
         <w:pStyle w:val="Textbody"/>
         <w:spacing w:after="0" w:line="300" w:lineRule="atLeast"/>
+        <w:rPr>
+          <w:rFonts w:ascii="Consolas, 'Courier New', monosp" w:hAnsi="Consolas, 'Courier New', monosp" w:hint="eastAsia"/>
+          <w:sz w:val="18"/>
+          <w:shd w:val="clear" w:color="auto" w:fill="181818"/>
+          <w:lang w:val="en-GB"/>
+        </w:rPr>
+      </w:pPr>
+      <w:r>
         <w:rPr>
           <w:rFonts w:ascii="Consolas, 'Courier New', monosp" w:hAnsi="Consolas, 'Courier New', monosp"/>
           <w:sz w:val="18"/>
           <w:shd w:val="clear" w:color="auto" w:fill="181818"/>
           <w:lang w:val="en-GB"/>
         </w:rPr>
+        <w:t>git commit -m "Add LED control web app and API"</w:t>
+      </w:r>
+    </w:p>
+    <w:p>
+      <w:pPr>
+        <w:pStyle w:val="Textbody"/>
+        <w:spacing w:after="0" w:line="300" w:lineRule="atLeast"/>
+        <w:rPr>
+          <w:rFonts w:ascii="Consolas, 'Courier New', monosp" w:hAnsi="Consolas, 'Courier New', monosp" w:hint="eastAsia"/>
+          <w:sz w:val="18"/>
+          <w:shd w:val="clear" w:color="auto" w:fill="181818"/>
+          <w:lang w:val="en-GB"/>
+        </w:rPr>
       </w:pPr>
       <w:r>
         <w:rPr>
@@ -15712,9 +15232,20 @@
           <w:shd w:val="clear" w:color="auto" w:fill="181818"/>
           <w:lang w:val="en-GB"/>
         </w:rPr>
-        <w:t xml:space="preserve">git </w:t>
-      </w:r>
-      <w:proofErr w:type="gramStart"/>
+        <w:t>git branch -M main</w:t>
+      </w:r>
+    </w:p>
+    <w:p>
+      <w:pPr>
+        <w:pStyle w:val="Textbody"/>
+        <w:spacing w:after="0" w:line="300" w:lineRule="atLeast"/>
+        <w:rPr>
+          <w:rFonts w:ascii="Consolas, 'Courier New', monosp" w:hAnsi="Consolas, 'Courier New', monosp" w:hint="eastAsia"/>
+          <w:sz w:val="18"/>
+          <w:shd w:val="clear" w:color="auto" w:fill="181818"/>
+          <w:lang w:val="en-GB"/>
+        </w:rPr>
+      </w:pPr>
       <w:r>
         <w:rPr>
           <w:rFonts w:ascii="Consolas, 'Courier New', monosp" w:hAnsi="Consolas, 'Courier New', monosp"/>
@@ -15722,90 +15253,15 @@
           <w:shd w:val="clear" w:color="auto" w:fill="181818"/>
           <w:lang w:val="en-GB"/>
         </w:rPr>
-        <w:t>add .</w:t>
-      </w:r>
-      <w:proofErr w:type="gramEnd"/>
-    </w:p>
-    <w:p>
-      <w:pPr>
-        <w:pStyle w:val="Textbody"/>
-        <w:spacing w:after="0" w:line="300" w:lineRule="atLeast"/>
-        <w:rPr>
-          <w:rFonts w:ascii="Consolas, 'Courier New', monosp" w:hAnsi="Consolas, 'Courier New', monosp"/>
-          <w:sz w:val="18"/>
-          <w:shd w:val="clear" w:color="auto" w:fill="181818"/>
-          <w:lang w:val="en-GB"/>
-        </w:rPr>
-      </w:pPr>
-      <w:r>
-        <w:rPr>
-          <w:rFonts w:ascii="Consolas, 'Courier New', monosp" w:hAnsi="Consolas, 'Courier New', monosp"/>
-          <w:sz w:val="18"/>
-          <w:shd w:val="clear" w:color="auto" w:fill="181818"/>
-          <w:lang w:val="en-GB"/>
-        </w:rPr>
-        <w:t>git commit -m "Add LED control web app and API"</w:t>
-      </w:r>
-    </w:p>
-    <w:p>
-      <w:pPr>
-        <w:pStyle w:val="Textbody"/>
-        <w:spacing w:after="0" w:line="300" w:lineRule="atLeast"/>
-        <w:rPr>
-          <w:rFonts w:ascii="Consolas, 'Courier New', monosp" w:hAnsi="Consolas, 'Courier New', monosp"/>
-          <w:sz w:val="18"/>
-          <w:shd w:val="clear" w:color="auto" w:fill="181818"/>
-          <w:lang w:val="en-GB"/>
-        </w:rPr>
-      </w:pPr>
-      <w:r>
-        <w:rPr>
-          <w:rFonts w:ascii="Consolas, 'Courier New', monosp" w:hAnsi="Consolas, 'Courier New', monosp"/>
-          <w:sz w:val="18"/>
-          <w:shd w:val="clear" w:color="auto" w:fill="181818"/>
-          <w:lang w:val="en-GB"/>
-        </w:rPr>
-        <w:t>git branch -M main</w:t>
-      </w:r>
-    </w:p>
-    <w:p>
-      <w:pPr>
-        <w:pStyle w:val="Textbody"/>
-        <w:spacing w:after="0" w:line="300" w:lineRule="atLeast"/>
-        <w:rPr>
-          <w:rFonts w:ascii="Consolas, 'Courier New', monosp" w:hAnsi="Consolas, 'Courier New', monosp"/>
-          <w:sz w:val="18"/>
-          <w:shd w:val="clear" w:color="auto" w:fill="181818"/>
-          <w:lang w:val="en-GB"/>
-        </w:rPr>
-      </w:pPr>
-      <w:r>
-        <w:rPr>
-          <w:rFonts w:ascii="Consolas, 'Courier New', monosp" w:hAnsi="Consolas, 'Courier New', monosp"/>
-          <w:sz w:val="18"/>
-          <w:shd w:val="clear" w:color="auto" w:fill="181818"/>
-          <w:lang w:val="en-GB"/>
-        </w:rPr>
-        <w:t>git remote add origin https://github.com/&lt;your-user&gt;/&lt;your-repo</w:t>
-      </w:r>
-      <w:proofErr w:type="gramStart"/>
-      <w:r>
-        <w:rPr>
-          <w:rFonts w:ascii="Consolas, 'Courier New', monosp" w:hAnsi="Consolas, 'Courier New', monosp"/>
-          <w:sz w:val="18"/>
-          <w:shd w:val="clear" w:color="auto" w:fill="181818"/>
-          <w:lang w:val="en-GB"/>
-        </w:rPr>
-        <w:t>&gt;.git</w:t>
-      </w:r>
-      <w:proofErr w:type="gramEnd"/>
+        <w:t>git remote add origin https://github.com/&lt;your-user&gt;/&lt;your-repo&gt;.git</w:t>
+      </w:r>
     </w:p>
     <w:p>
       <w:pPr>
         <w:pStyle w:val="Textbody"/>
         <w:spacing w:line="300" w:lineRule="atLeast"/>
         <w:rPr>
-          <w:rFonts w:ascii="Consolas, 'Courier New', monosp" w:hAnsi="Consolas, 'Courier New', monosp"/>
+          <w:rFonts w:ascii="Consolas, 'Courier New', monosp" w:hAnsi="Consolas, 'Courier New', monosp" w:hint="eastAsia"/>
           <w:sz w:val="18"/>
           <w:shd w:val="clear" w:color="auto" w:fill="181818"/>
           <w:lang w:val="en-GB"/>
@@ -16670,11 +16126,33 @@
         <w:pStyle w:val="Textbody"/>
         <w:spacing w:after="0" w:line="300" w:lineRule="atLeast"/>
         <w:rPr>
+          <w:rFonts w:ascii="Consolas, 'Courier New', monosp" w:hAnsi="Consolas, 'Courier New', monosp" w:hint="eastAsia"/>
+          <w:sz w:val="18"/>
+          <w:shd w:val="clear" w:color="auto" w:fill="181818"/>
+          <w:lang w:val="en-GB"/>
+        </w:rPr>
+      </w:pPr>
+      <w:r>
+        <w:rPr>
           <w:rFonts w:ascii="Consolas, 'Courier New', monosp" w:hAnsi="Consolas, 'Courier New', monosp"/>
           <w:sz w:val="18"/>
           <w:shd w:val="clear" w:color="auto" w:fill="181818"/>
           <w:lang w:val="en-GB"/>
         </w:rPr>
+        <w:lastRenderedPageBreak/>
+        <w:t>#include &lt;WiFiS3.h&gt;</w:t>
+      </w:r>
+    </w:p>
+    <w:p>
+      <w:pPr>
+        <w:pStyle w:val="Textbody"/>
+        <w:spacing w:after="0" w:line="300" w:lineRule="atLeast"/>
+        <w:rPr>
+          <w:rFonts w:ascii="Consolas, 'Courier New', monosp" w:hAnsi="Consolas, 'Courier New', monosp" w:hint="eastAsia"/>
+          <w:sz w:val="18"/>
+          <w:shd w:val="clear" w:color="auto" w:fill="181818"/>
+          <w:lang w:val="en-GB"/>
+        </w:rPr>
       </w:pPr>
       <w:r>
         <w:rPr>
@@ -16683,21 +16161,19 @@
           <w:shd w:val="clear" w:color="auto" w:fill="181818"/>
           <w:lang w:val="en-GB"/>
         </w:rPr>
-        <w:lastRenderedPageBreak/>
-        <w:t>#include &lt;WiFiS3.h&gt;</w:t>
-      </w:r>
-    </w:p>
-    <w:p>
-      <w:pPr>
-        <w:pStyle w:val="Textbody"/>
-        <w:spacing w:after="0" w:line="300" w:lineRule="atLeast"/>
+        <w:t>#include &lt;</w:t>
+      </w:r>
+      <w:proofErr w:type="spellStart"/>
+      <w:r>
         <w:rPr>
           <w:rFonts w:ascii="Consolas, 'Courier New', monosp" w:hAnsi="Consolas, 'Courier New', monosp"/>
           <w:sz w:val="18"/>
           <w:shd w:val="clear" w:color="auto" w:fill="181818"/>
           <w:lang w:val="en-GB"/>
         </w:rPr>
-      </w:pPr>
+        <w:t>ArduinoHttpClient.h</w:t>
+      </w:r>
+      <w:proofErr w:type="spellEnd"/>
       <w:r>
         <w:rPr>
           <w:rFonts w:ascii="Consolas, 'Courier New', monosp" w:hAnsi="Consolas, 'Courier New', monosp"/>
@@ -16705,8 +16181,20 @@
           <w:shd w:val="clear" w:color="auto" w:fill="181818"/>
           <w:lang w:val="en-GB"/>
         </w:rPr>
-        <w:t>#include &lt;</w:t>
-      </w:r>
+        <w:t>&gt;</w:t>
+      </w:r>
+    </w:p>
+    <w:p>
+      <w:pPr>
+        <w:pStyle w:val="Textbody"/>
+        <w:spacing w:after="0" w:line="300" w:lineRule="atLeast"/>
+        <w:rPr>
+          <w:rFonts w:ascii="Consolas, 'Courier New', monosp" w:hAnsi="Consolas, 'Courier New', monosp" w:hint="eastAsia"/>
+          <w:sz w:val="18"/>
+          <w:shd w:val="clear" w:color="auto" w:fill="181818"/>
+          <w:lang w:val="en-GB"/>
+        </w:rPr>
+      </w:pPr>
       <w:proofErr w:type="spellStart"/>
       <w:r>
         <w:rPr>
@@ -16715,7 +16203,7 @@
           <w:shd w:val="clear" w:color="auto" w:fill="181818"/>
           <w:lang w:val="en-GB"/>
         </w:rPr>
-        <w:t>ArduinoHttpClient.h</w:t>
+        <w:t>const</w:t>
       </w:r>
       <w:proofErr w:type="spellEnd"/>
       <w:r>
@@ -16725,21 +16213,19 @@
           <w:shd w:val="clear" w:color="auto" w:fill="181818"/>
           <w:lang w:val="en-GB"/>
         </w:rPr>
-        <w:t>&gt;</w:t>
-      </w:r>
-    </w:p>
-    <w:p>
-      <w:pPr>
-        <w:pStyle w:val="Textbody"/>
-        <w:spacing w:after="0" w:line="300" w:lineRule="atLeast"/>
+        <w:t xml:space="preserve"> char* </w:t>
+      </w:r>
+      <w:proofErr w:type="spellStart"/>
+      <w:r>
         <w:rPr>
           <w:rFonts w:ascii="Consolas, 'Courier New', monosp" w:hAnsi="Consolas, 'Courier New', monosp"/>
           <w:sz w:val="18"/>
           <w:shd w:val="clear" w:color="auto" w:fill="181818"/>
           <w:lang w:val="en-GB"/>
         </w:rPr>
-      </w:pPr>
-      <w:proofErr w:type="spellStart"/>
+        <w:t>ssid</w:t>
+      </w:r>
+      <w:proofErr w:type="spellEnd"/>
       <w:r>
         <w:rPr>
           <w:rFonts w:ascii="Consolas, 'Courier New', monosp" w:hAnsi="Consolas, 'Courier New', monosp"/>
@@ -16747,9 +16233,21 @@
           <w:shd w:val="clear" w:color="auto" w:fill="181818"/>
           <w:lang w:val="en-GB"/>
         </w:rPr>
-        <w:t>const</w:t>
-      </w:r>
-      <w:proofErr w:type="spellEnd"/>
+        <w:t xml:space="preserve"> = "YOUR_WIFI_NAME";</w:t>
+      </w:r>
+    </w:p>
+    <w:p>
+      <w:pPr>
+        <w:pStyle w:val="Textbody"/>
+        <w:spacing w:after="0" w:line="300" w:lineRule="atLeast"/>
+        <w:rPr>
+          <w:rFonts w:ascii="Consolas, 'Courier New', monosp" w:hAnsi="Consolas, 'Courier New', monosp" w:hint="eastAsia"/>
+          <w:sz w:val="18"/>
+          <w:shd w:val="clear" w:color="auto" w:fill="181818"/>
+          <w:lang w:val="en-GB"/>
+        </w:rPr>
+      </w:pPr>
+      <w:proofErr w:type="spellStart"/>
       <w:r>
         <w:rPr>
           <w:rFonts w:ascii="Consolas, 'Courier New', monosp" w:hAnsi="Consolas, 'Courier New', monosp"/>
@@ -16757,9 +16255,9 @@
           <w:shd w:val="clear" w:color="auto" w:fill="181818"/>
           <w:lang w:val="en-GB"/>
         </w:rPr>
-        <w:t xml:space="preserve"> char* </w:t>
-      </w:r>
-      <w:proofErr w:type="spellStart"/>
+        <w:t>const</w:t>
+      </w:r>
+      <w:proofErr w:type="spellEnd"/>
       <w:r>
         <w:rPr>
           <w:rFonts w:ascii="Consolas, 'Courier New', monosp" w:hAnsi="Consolas, 'Courier New', monosp"/>
@@ -16767,9 +16265,21 @@
           <w:shd w:val="clear" w:color="auto" w:fill="181818"/>
           <w:lang w:val="en-GB"/>
         </w:rPr>
-        <w:t>ssid</w:t>
-      </w:r>
-      <w:proofErr w:type="spellEnd"/>
+        <w:t xml:space="preserve"> char* pass = "YOUR_WIFI_PASSWORD";</w:t>
+      </w:r>
+    </w:p>
+    <w:p>
+      <w:pPr>
+        <w:pStyle w:val="Textbody"/>
+        <w:spacing w:after="0" w:line="300" w:lineRule="atLeast"/>
+        <w:rPr>
+          <w:rFonts w:ascii="Consolas, 'Courier New', monosp" w:hAnsi="Consolas, 'Courier New', monosp" w:hint="eastAsia"/>
+          <w:sz w:val="18"/>
+          <w:shd w:val="clear" w:color="auto" w:fill="181818"/>
+          <w:lang w:val="en-GB"/>
+        </w:rPr>
+      </w:pPr>
+      <w:proofErr w:type="spellStart"/>
       <w:r>
         <w:rPr>
           <w:rFonts w:ascii="Consolas, 'Courier New', monosp" w:hAnsi="Consolas, 'Courier New', monosp"/>
@@ -16777,19 +16287,29 @@
           <w:shd w:val="clear" w:color="auto" w:fill="181818"/>
           <w:lang w:val="en-GB"/>
         </w:rPr>
-        <w:t xml:space="preserve"> = "YOUR_WIFI_NAME";</w:t>
-      </w:r>
-    </w:p>
-    <w:p>
-      <w:pPr>
-        <w:pStyle w:val="Textbody"/>
-        <w:spacing w:after="0" w:line="300" w:lineRule="atLeast"/>
+        <w:t>const</w:t>
+      </w:r>
+      <w:proofErr w:type="spellEnd"/>
+      <w:r>
         <w:rPr>
           <w:rFonts w:ascii="Consolas, 'Courier New', monosp" w:hAnsi="Consolas, 'Courier New', monosp"/>
           <w:sz w:val="18"/>
           <w:shd w:val="clear" w:color="auto" w:fill="181818"/>
           <w:lang w:val="en-GB"/>
         </w:rPr>
+        <w:t xml:space="preserve"> char* host = "your-app.onrender.com";</w:t>
+      </w:r>
+    </w:p>
+    <w:p>
+      <w:pPr>
+        <w:pStyle w:val="Textbody"/>
+        <w:spacing w:after="0" w:line="300" w:lineRule="atLeast"/>
+        <w:rPr>
+          <w:rFonts w:ascii="Consolas, 'Courier New', monosp" w:hAnsi="Consolas, 'Courier New', monosp" w:hint="eastAsia"/>
+          <w:sz w:val="18"/>
+          <w:shd w:val="clear" w:color="auto" w:fill="181818"/>
+          <w:lang w:val="en-GB"/>
+        </w:rPr>
       </w:pPr>
       <w:proofErr w:type="spellStart"/>
       <w:r>
@@ -16809,21 +16329,19 @@
           <w:shd w:val="clear" w:color="auto" w:fill="181818"/>
           <w:lang w:val="en-GB"/>
         </w:rPr>
-        <w:t xml:space="preserve"> char* pass = "YOUR_WIFI_PASSWORD";</w:t>
-      </w:r>
-    </w:p>
-    <w:p>
-      <w:pPr>
-        <w:pStyle w:val="Textbody"/>
-        <w:spacing w:after="0" w:line="300" w:lineRule="atLeast"/>
+        <w:t xml:space="preserve"> int </w:t>
+      </w:r>
+      <w:proofErr w:type="spellStart"/>
+      <w:r>
         <w:rPr>
           <w:rFonts w:ascii="Consolas, 'Courier New', monosp" w:hAnsi="Consolas, 'Courier New', monosp"/>
           <w:sz w:val="18"/>
           <w:shd w:val="clear" w:color="auto" w:fill="181818"/>
           <w:lang w:val="en-GB"/>
         </w:rPr>
-      </w:pPr>
-      <w:proofErr w:type="spellStart"/>
+        <w:t>httpsPort</w:t>
+      </w:r>
+      <w:proofErr w:type="spellEnd"/>
       <w:r>
         <w:rPr>
           <w:rFonts w:ascii="Consolas, 'Courier New', monosp" w:hAnsi="Consolas, 'Courier New', monosp"/>
@@ -16831,9 +16349,21 @@
           <w:shd w:val="clear" w:color="auto" w:fill="181818"/>
           <w:lang w:val="en-GB"/>
         </w:rPr>
-        <w:t>const</w:t>
-      </w:r>
-      <w:proofErr w:type="spellEnd"/>
+        <w:t xml:space="preserve"> = 443;</w:t>
+      </w:r>
+    </w:p>
+    <w:p>
+      <w:pPr>
+        <w:pStyle w:val="Textbody"/>
+        <w:spacing w:after="0" w:line="300" w:lineRule="atLeast"/>
+        <w:rPr>
+          <w:rFonts w:ascii="Consolas, 'Courier New', monosp" w:hAnsi="Consolas, 'Courier New', monosp" w:hint="eastAsia"/>
+          <w:sz w:val="18"/>
+          <w:shd w:val="clear" w:color="auto" w:fill="181818"/>
+          <w:lang w:val="en-GB"/>
+        </w:rPr>
+      </w:pPr>
+      <w:proofErr w:type="spellStart"/>
       <w:r>
         <w:rPr>
           <w:rFonts w:ascii="Consolas, 'Courier New', monosp" w:hAnsi="Consolas, 'Courier New', monosp"/>
@@ -16841,20 +16371,18 @@
           <w:shd w:val="clear" w:color="auto" w:fill="181818"/>
           <w:lang w:val="en-GB"/>
         </w:rPr>
-        <w:t xml:space="preserve"> char* host = "your-app.onrender.com";</w:t>
-      </w:r>
-    </w:p>
-    <w:p>
-      <w:pPr>
-        <w:pStyle w:val="Textbody"/>
-        <w:spacing w:after="0" w:line="300" w:lineRule="atLeast"/>
+        <w:t>WiFiSSLClient</w:t>
+      </w:r>
+      <w:proofErr w:type="spellEnd"/>
+      <w:r>
         <w:rPr>
           <w:rFonts w:ascii="Consolas, 'Courier New', monosp" w:hAnsi="Consolas, 'Courier New', monosp"/>
           <w:sz w:val="18"/>
           <w:shd w:val="clear" w:color="auto" w:fill="181818"/>
           <w:lang w:val="en-GB"/>
         </w:rPr>
-      </w:pPr>
+        <w:t xml:space="preserve"> </w:t>
+      </w:r>
       <w:proofErr w:type="spellStart"/>
       <w:r>
         <w:rPr>
@@ -16863,7 +16391,7 @@
           <w:shd w:val="clear" w:color="auto" w:fill="181818"/>
           <w:lang w:val="en-GB"/>
         </w:rPr>
-        <w:t>const</w:t>
+        <w:t>wifi</w:t>
       </w:r>
       <w:proofErr w:type="spellEnd"/>
       <w:r>
@@ -16873,8 +16401,20 @@
           <w:shd w:val="clear" w:color="auto" w:fill="181818"/>
           <w:lang w:val="en-GB"/>
         </w:rPr>
-        <w:t xml:space="preserve"> int </w:t>
-      </w:r>
+        <w:t>;</w:t>
+      </w:r>
+    </w:p>
+    <w:p>
+      <w:pPr>
+        <w:pStyle w:val="Textbody"/>
+        <w:spacing w:after="0" w:line="300" w:lineRule="atLeast"/>
+        <w:rPr>
+          <w:rFonts w:ascii="Consolas, 'Courier New', monosp" w:hAnsi="Consolas, 'Courier New', monosp" w:hint="eastAsia"/>
+          <w:sz w:val="18"/>
+          <w:shd w:val="clear" w:color="auto" w:fill="181818"/>
+          <w:lang w:val="en-GB"/>
+        </w:rPr>
+      </w:pPr>
       <w:proofErr w:type="spellStart"/>
       <w:r>
         <w:rPr>
@@ -16883,7 +16423,7 @@
           <w:shd w:val="clear" w:color="auto" w:fill="181818"/>
           <w:lang w:val="en-GB"/>
         </w:rPr>
-        <w:t>httpsPort</w:t>
+        <w:t>HttpClient</w:t>
       </w:r>
       <w:proofErr w:type="spellEnd"/>
       <w:r>
@@ -16893,21 +16433,19 @@
           <w:shd w:val="clear" w:color="auto" w:fill="181818"/>
           <w:lang w:val="en-GB"/>
         </w:rPr>
-        <w:t xml:space="preserve"> = 443;</w:t>
-      </w:r>
-    </w:p>
-    <w:p>
-      <w:pPr>
-        <w:pStyle w:val="Textbody"/>
-        <w:spacing w:after="0" w:line="300" w:lineRule="atLeast"/>
+        <w:t xml:space="preserve"> client(</w:t>
+      </w:r>
+      <w:proofErr w:type="spellStart"/>
+      <w:r>
         <w:rPr>
           <w:rFonts w:ascii="Consolas, 'Courier New', monosp" w:hAnsi="Consolas, 'Courier New', monosp"/>
           <w:sz w:val="18"/>
           <w:shd w:val="clear" w:color="auto" w:fill="181818"/>
           <w:lang w:val="en-GB"/>
         </w:rPr>
-      </w:pPr>
-      <w:proofErr w:type="spellStart"/>
+        <w:t>wifi</w:t>
+      </w:r>
+      <w:proofErr w:type="spellEnd"/>
       <w:r>
         <w:rPr>
           <w:rFonts w:ascii="Consolas, 'Courier New', monosp" w:hAnsi="Consolas, 'Courier New', monosp"/>
@@ -16915,9 +16453,9 @@
           <w:shd w:val="clear" w:color="auto" w:fill="181818"/>
           <w:lang w:val="en-GB"/>
         </w:rPr>
-        <w:t>WiFiSSLClient</w:t>
-      </w:r>
-      <w:proofErr w:type="spellEnd"/>
+        <w:t xml:space="preserve">, host, </w:t>
+      </w:r>
+      <w:proofErr w:type="spellStart"/>
       <w:r>
         <w:rPr>
           <w:rFonts w:ascii="Consolas, 'Courier New', monosp" w:hAnsi="Consolas, 'Courier New', monosp"/>
@@ -16925,9 +16463,9 @@
           <w:shd w:val="clear" w:color="auto" w:fill="181818"/>
           <w:lang w:val="en-GB"/>
         </w:rPr>
-        <w:t xml:space="preserve"> </w:t>
-      </w:r>
-      <w:proofErr w:type="spellStart"/>
+        <w:t>httpsPort</w:t>
+      </w:r>
+      <w:proofErr w:type="spellEnd"/>
       <w:r>
         <w:rPr>
           <w:rFonts w:ascii="Consolas, 'Courier New', monosp" w:hAnsi="Consolas, 'Courier New', monosp"/>
@@ -16935,9 +16473,21 @@
           <w:shd w:val="clear" w:color="auto" w:fill="181818"/>
           <w:lang w:val="en-GB"/>
         </w:rPr>
-        <w:t>wifi</w:t>
-      </w:r>
-      <w:proofErr w:type="spellEnd"/>
+        <w:t>);</w:t>
+      </w:r>
+    </w:p>
+    <w:p>
+      <w:pPr>
+        <w:pStyle w:val="Textbody"/>
+        <w:spacing w:after="0" w:line="300" w:lineRule="atLeast"/>
+        <w:rPr>
+          <w:rFonts w:ascii="Consolas, 'Courier New', monosp" w:hAnsi="Consolas, 'Courier New', monosp" w:hint="eastAsia"/>
+          <w:sz w:val="18"/>
+          <w:shd w:val="clear" w:color="auto" w:fill="181818"/>
+          <w:lang w:val="en-GB"/>
+        </w:rPr>
+      </w:pPr>
+      <w:proofErr w:type="spellStart"/>
       <w:r>
         <w:rPr>
           <w:rFonts w:ascii="Consolas, 'Courier New', monosp" w:hAnsi="Consolas, 'Courier New', monosp"/>
@@ -16945,21 +16495,30 @@
           <w:shd w:val="clear" w:color="auto" w:fill="181818"/>
           <w:lang w:val="en-GB"/>
         </w:rPr>
-        <w:t>;</w:t>
-      </w:r>
-    </w:p>
-    <w:p>
-      <w:pPr>
-        <w:pStyle w:val="Textbody"/>
-        <w:spacing w:after="0" w:line="300" w:lineRule="atLeast"/>
+        <w:t>const</w:t>
+      </w:r>
+      <w:proofErr w:type="spellEnd"/>
+      <w:r>
         <w:rPr>
           <w:rFonts w:ascii="Consolas, 'Courier New', monosp" w:hAnsi="Consolas, 'Courier New', monosp"/>
           <w:sz w:val="18"/>
           <w:shd w:val="clear" w:color="auto" w:fill="181818"/>
           <w:lang w:val="en-GB"/>
         </w:rPr>
-      </w:pPr>
-      <w:proofErr w:type="spellStart"/>
+        <w:t xml:space="preserve"> int LED_PIN = LED_BUILTIN;</w:t>
+      </w:r>
+    </w:p>
+    <w:p>
+      <w:pPr>
+        <w:pStyle w:val="Textbody"/>
+        <w:spacing w:after="0" w:line="300" w:lineRule="atLeast"/>
+        <w:rPr>
+          <w:rFonts w:ascii="Consolas, 'Courier New', monosp" w:hAnsi="Consolas, 'Courier New', monosp" w:hint="eastAsia"/>
+          <w:sz w:val="18"/>
+          <w:shd w:val="clear" w:color="auto" w:fill="181818"/>
+          <w:lang w:val="en-GB"/>
+        </w:rPr>
+      </w:pPr>
       <w:r>
         <w:rPr>
           <w:rFonts w:ascii="Consolas, 'Courier New', monosp" w:hAnsi="Consolas, 'Courier New', monosp"/>
@@ -16967,9 +16526,9 @@
           <w:shd w:val="clear" w:color="auto" w:fill="181818"/>
           <w:lang w:val="en-GB"/>
         </w:rPr>
-        <w:t>HttpClient</w:t>
-      </w:r>
-      <w:proofErr w:type="spellEnd"/>
+        <w:t xml:space="preserve">unsigned long </w:t>
+      </w:r>
+      <w:proofErr w:type="spellStart"/>
       <w:r>
         <w:rPr>
           <w:rFonts w:ascii="Consolas, 'Courier New', monosp" w:hAnsi="Consolas, 'Courier New', monosp"/>
@@ -16977,9 +16536,9 @@
           <w:shd w:val="clear" w:color="auto" w:fill="181818"/>
           <w:lang w:val="en-GB"/>
         </w:rPr>
-        <w:t xml:space="preserve"> </w:t>
-      </w:r>
-      <w:proofErr w:type="gramStart"/>
+        <w:t>lastPoll</w:t>
+      </w:r>
+      <w:proofErr w:type="spellEnd"/>
       <w:r>
         <w:rPr>
           <w:rFonts w:ascii="Consolas, 'Courier New', monosp" w:hAnsi="Consolas, 'Courier New', monosp"/>
@@ -16987,10 +16546,21 @@
           <w:shd w:val="clear" w:color="auto" w:fill="181818"/>
           <w:lang w:val="en-GB"/>
         </w:rPr>
-        <w:t>client(</w:t>
-      </w:r>
-      <w:proofErr w:type="spellStart"/>
-      <w:proofErr w:type="gramEnd"/>
+        <w:t xml:space="preserve"> = 0;</w:t>
+      </w:r>
+    </w:p>
+    <w:p>
+      <w:pPr>
+        <w:pStyle w:val="Textbody"/>
+        <w:spacing w:after="0" w:line="300" w:lineRule="atLeast"/>
+        <w:rPr>
+          <w:rFonts w:ascii="Consolas, 'Courier New', monosp" w:hAnsi="Consolas, 'Courier New', monosp" w:hint="eastAsia"/>
+          <w:sz w:val="18"/>
+          <w:shd w:val="clear" w:color="auto" w:fill="181818"/>
+          <w:lang w:val="en-GB"/>
+        </w:rPr>
+      </w:pPr>
+      <w:proofErr w:type="spellStart"/>
       <w:r>
         <w:rPr>
           <w:rFonts w:ascii="Consolas, 'Courier New', monosp" w:hAnsi="Consolas, 'Courier New', monosp"/>
@@ -16998,7 +16568,7 @@
           <w:shd w:val="clear" w:color="auto" w:fill="181818"/>
           <w:lang w:val="en-GB"/>
         </w:rPr>
-        <w:t>wifi</w:t>
+        <w:t>const</w:t>
       </w:r>
       <w:proofErr w:type="spellEnd"/>
       <w:r>
@@ -17008,7 +16578,7 @@
           <w:shd w:val="clear" w:color="auto" w:fill="181818"/>
           <w:lang w:val="en-GB"/>
         </w:rPr>
-        <w:t xml:space="preserve">, host, </w:t>
+        <w:t xml:space="preserve"> unsigned long </w:t>
       </w:r>
       <w:proofErr w:type="spellStart"/>
       <w:r>
@@ -17018,7 +16588,7 @@
           <w:shd w:val="clear" w:color="auto" w:fill="181818"/>
           <w:lang w:val="en-GB"/>
         </w:rPr>
-        <w:t>httpsPort</w:t>
+        <w:t>intervalMs</w:t>
       </w:r>
       <w:proofErr w:type="spellEnd"/>
       <w:r>
@@ -17028,20 +16598,29 @@
           <w:shd w:val="clear" w:color="auto" w:fill="181818"/>
           <w:lang w:val="en-GB"/>
         </w:rPr>
-        <w:t>);</w:t>
+        <w:t xml:space="preserve"> = 2000;</w:t>
       </w:r>
     </w:p>
     <w:p>
       <w:pPr>
         <w:pStyle w:val="Textbody"/>
         <w:spacing w:after="0" w:line="300" w:lineRule="atLeast"/>
+        <w:rPr>
+          <w:rFonts w:ascii="Consolas, 'Courier New', monosp" w:hAnsi="Consolas, 'Courier New', monosp" w:hint="eastAsia"/>
+          <w:sz w:val="18"/>
+          <w:shd w:val="clear" w:color="auto" w:fill="181818"/>
+          <w:lang w:val="en-GB"/>
+        </w:rPr>
+      </w:pPr>
+      <w:r>
         <w:rPr>
           <w:rFonts w:ascii="Consolas, 'Courier New', monosp" w:hAnsi="Consolas, 'Courier New', monosp"/>
           <w:sz w:val="18"/>
           <w:shd w:val="clear" w:color="auto" w:fill="181818"/>
           <w:lang w:val="en-GB"/>
         </w:rPr>
-      </w:pPr>
+        <w:t xml:space="preserve">void </w:t>
+      </w:r>
       <w:proofErr w:type="spellStart"/>
       <w:r>
         <w:rPr>
@@ -17050,7 +16629,7 @@
           <w:shd w:val="clear" w:color="auto" w:fill="181818"/>
           <w:lang w:val="en-GB"/>
         </w:rPr>
-        <w:t>const</w:t>
+        <w:t>connectWifi</w:t>
       </w:r>
       <w:proofErr w:type="spellEnd"/>
       <w:r>
@@ -17060,20 +16639,30 @@
           <w:shd w:val="clear" w:color="auto" w:fill="181818"/>
           <w:lang w:val="en-GB"/>
         </w:rPr>
-        <w:t xml:space="preserve"> int LED_PIN = LED_BUILTIN;</w:t>
+        <w:t>() {</w:t>
       </w:r>
     </w:p>
     <w:p>
       <w:pPr>
         <w:pStyle w:val="Textbody"/>
         <w:spacing w:after="0" w:line="300" w:lineRule="atLeast"/>
+        <w:rPr>
+          <w:rFonts w:ascii="Consolas, 'Courier New', monosp" w:hAnsi="Consolas, 'Courier New', monosp" w:hint="eastAsia"/>
+          <w:sz w:val="18"/>
+          <w:shd w:val="clear" w:color="auto" w:fill="181818"/>
+          <w:lang w:val="en-GB"/>
+        </w:rPr>
+      </w:pPr>
+      <w:r>
         <w:rPr>
           <w:rFonts w:ascii="Consolas, 'Courier New', monosp" w:hAnsi="Consolas, 'Courier New', monosp"/>
           <w:sz w:val="18"/>
           <w:shd w:val="clear" w:color="auto" w:fill="181818"/>
           <w:lang w:val="en-GB"/>
         </w:rPr>
-      </w:pPr>
+        <w:t>while (</w:t>
+      </w:r>
+      <w:proofErr w:type="spellStart"/>
       <w:r>
         <w:rPr>
           <w:rFonts w:ascii="Consolas, 'Courier New', monosp" w:hAnsi="Consolas, 'Courier New', monosp"/>
@@ -17081,9 +16670,9 @@
           <w:shd w:val="clear" w:color="auto" w:fill="181818"/>
           <w:lang w:val="en-GB"/>
         </w:rPr>
-        <w:t xml:space="preserve">unsigned long </w:t>
-      </w:r>
-      <w:proofErr w:type="spellStart"/>
+        <w:t>WiFi.begin</w:t>
+      </w:r>
+      <w:proofErr w:type="spellEnd"/>
       <w:r>
         <w:rPr>
           <w:rFonts w:ascii="Consolas, 'Courier New', monosp" w:hAnsi="Consolas, 'Courier New', monosp"/>
@@ -17091,9 +16680,9 @@
           <w:shd w:val="clear" w:color="auto" w:fill="181818"/>
           <w:lang w:val="en-GB"/>
         </w:rPr>
-        <w:t>lastPoll</w:t>
-      </w:r>
-      <w:proofErr w:type="spellEnd"/>
+        <w:t>(</w:t>
+      </w:r>
+      <w:proofErr w:type="spellStart"/>
       <w:r>
         <w:rPr>
           <w:rFonts w:ascii="Consolas, 'Courier New', monosp" w:hAnsi="Consolas, 'Courier New', monosp"/>
@@ -17101,21 +16690,30 @@
           <w:shd w:val="clear" w:color="auto" w:fill="181818"/>
           <w:lang w:val="en-GB"/>
         </w:rPr>
-        <w:t xml:space="preserve"> = 0;</w:t>
-      </w:r>
-    </w:p>
-    <w:p>
-      <w:pPr>
-        <w:pStyle w:val="Textbody"/>
-        <w:spacing w:after="0" w:line="300" w:lineRule="atLeast"/>
+        <w:t>ssid</w:t>
+      </w:r>
+      <w:proofErr w:type="spellEnd"/>
+      <w:r>
         <w:rPr>
           <w:rFonts w:ascii="Consolas, 'Courier New', monosp" w:hAnsi="Consolas, 'Courier New', monosp"/>
           <w:sz w:val="18"/>
           <w:shd w:val="clear" w:color="auto" w:fill="181818"/>
           <w:lang w:val="en-GB"/>
         </w:rPr>
-      </w:pPr>
-      <w:proofErr w:type="spellStart"/>
+        <w:t>, pass) != WL_CONNECTED) {</w:t>
+      </w:r>
+    </w:p>
+    <w:p>
+      <w:pPr>
+        <w:pStyle w:val="Textbody"/>
+        <w:spacing w:after="0" w:line="300" w:lineRule="atLeast"/>
+        <w:rPr>
+          <w:rFonts w:ascii="Consolas, 'Courier New', monosp" w:hAnsi="Consolas, 'Courier New', monosp" w:hint="eastAsia"/>
+          <w:sz w:val="18"/>
+          <w:shd w:val="clear" w:color="auto" w:fill="181818"/>
+          <w:lang w:val="en-GB"/>
+        </w:rPr>
+      </w:pPr>
       <w:r>
         <w:rPr>
           <w:rFonts w:ascii="Consolas, 'Courier New', monosp" w:hAnsi="Consolas, 'Courier New', monosp"/>
@@ -17123,9 +16721,20 @@
           <w:shd w:val="clear" w:color="auto" w:fill="181818"/>
           <w:lang w:val="en-GB"/>
         </w:rPr>
-        <w:t>const</w:t>
-      </w:r>
-      <w:proofErr w:type="spellEnd"/>
+        <w:t>delay(1000);</w:t>
+      </w:r>
+    </w:p>
+    <w:p>
+      <w:pPr>
+        <w:pStyle w:val="Textbody"/>
+        <w:spacing w:after="0" w:line="300" w:lineRule="atLeast"/>
+        <w:rPr>
+          <w:rFonts w:ascii="Consolas, 'Courier New', monosp" w:hAnsi="Consolas, 'Courier New', monosp" w:hint="eastAsia"/>
+          <w:sz w:val="18"/>
+          <w:shd w:val="clear" w:color="auto" w:fill="181818"/>
+          <w:lang w:val="en-GB"/>
+        </w:rPr>
+      </w:pPr>
       <w:r>
         <w:rPr>
           <w:rFonts w:ascii="Consolas, 'Courier New', monosp" w:hAnsi="Consolas, 'Courier New', monosp"/>
@@ -17133,9 +16742,20 @@
           <w:shd w:val="clear" w:color="auto" w:fill="181818"/>
           <w:lang w:val="en-GB"/>
         </w:rPr>
-        <w:t xml:space="preserve"> unsigned long </w:t>
-      </w:r>
-      <w:proofErr w:type="spellStart"/>
+        <w:t>}</w:t>
+      </w:r>
+    </w:p>
+    <w:p>
+      <w:pPr>
+        <w:pStyle w:val="Textbody"/>
+        <w:spacing w:after="0" w:line="300" w:lineRule="atLeast"/>
+        <w:rPr>
+          <w:rFonts w:ascii="Consolas, 'Courier New', monosp" w:hAnsi="Consolas, 'Courier New', monosp" w:hint="eastAsia"/>
+          <w:sz w:val="18"/>
+          <w:shd w:val="clear" w:color="auto" w:fill="181818"/>
+          <w:lang w:val="en-GB"/>
+        </w:rPr>
+      </w:pPr>
       <w:r>
         <w:rPr>
           <w:rFonts w:ascii="Consolas, 'Courier New', monosp" w:hAnsi="Consolas, 'Courier New', monosp"/>
@@ -17143,9 +16763,20 @@
           <w:shd w:val="clear" w:color="auto" w:fill="181818"/>
           <w:lang w:val="en-GB"/>
         </w:rPr>
-        <w:t>intervalMs</w:t>
-      </w:r>
-      <w:proofErr w:type="spellEnd"/>
+        <w:t>}</w:t>
+      </w:r>
+    </w:p>
+    <w:p>
+      <w:pPr>
+        <w:pStyle w:val="Textbody"/>
+        <w:spacing w:after="0" w:line="300" w:lineRule="atLeast"/>
+        <w:rPr>
+          <w:rFonts w:ascii="Consolas, 'Courier New', monosp" w:hAnsi="Consolas, 'Courier New', monosp" w:hint="eastAsia"/>
+          <w:sz w:val="18"/>
+          <w:shd w:val="clear" w:color="auto" w:fill="181818"/>
+          <w:lang w:val="en-GB"/>
+        </w:rPr>
+      </w:pPr>
       <w:r>
         <w:rPr>
           <w:rFonts w:ascii="Consolas, 'Courier New', monosp" w:hAnsi="Consolas, 'Courier New', monosp"/>
@@ -17153,20 +16784,31 @@
           <w:shd w:val="clear" w:color="auto" w:fill="181818"/>
           <w:lang w:val="en-GB"/>
         </w:rPr>
-        <w:t xml:space="preserve"> = 2000;</w:t>
+        <w:t>void setup() {</w:t>
       </w:r>
     </w:p>
     <w:p>
       <w:pPr>
         <w:pStyle w:val="Textbody"/>
         <w:spacing w:after="0" w:line="300" w:lineRule="atLeast"/>
+        <w:rPr>
+          <w:rFonts w:ascii="Consolas, 'Courier New', monosp" w:hAnsi="Consolas, 'Courier New', monosp" w:hint="eastAsia"/>
+          <w:sz w:val="18"/>
+          <w:shd w:val="clear" w:color="auto" w:fill="181818"/>
+          <w:lang w:val="en-GB"/>
+        </w:rPr>
+      </w:pPr>
+      <w:proofErr w:type="spellStart"/>
+      <w:r>
         <w:rPr>
           <w:rFonts w:ascii="Consolas, 'Courier New', monosp" w:hAnsi="Consolas, 'Courier New', monosp"/>
           <w:sz w:val="18"/>
           <w:shd w:val="clear" w:color="auto" w:fill="181818"/>
           <w:lang w:val="en-GB"/>
         </w:rPr>
-      </w:pPr>
+        <w:t>pinMode</w:t>
+      </w:r>
+      <w:proofErr w:type="spellEnd"/>
       <w:r>
         <w:rPr>
           <w:rFonts w:ascii="Consolas, 'Courier New', monosp" w:hAnsi="Consolas, 'Courier New', monosp"/>
@@ -17174,10 +16816,21 @@
           <w:shd w:val="clear" w:color="auto" w:fill="181818"/>
           <w:lang w:val="en-GB"/>
         </w:rPr>
-        <w:t xml:space="preserve">void </w:t>
-      </w:r>
-      <w:proofErr w:type="spellStart"/>
-      <w:proofErr w:type="gramStart"/>
+        <w:t>(LED_PIN, OUTPUT);</w:t>
+      </w:r>
+    </w:p>
+    <w:p>
+      <w:pPr>
+        <w:pStyle w:val="Textbody"/>
+        <w:spacing w:after="0" w:line="300" w:lineRule="atLeast"/>
+        <w:rPr>
+          <w:rFonts w:ascii="Consolas, 'Courier New', monosp" w:hAnsi="Consolas, 'Courier New', monosp" w:hint="eastAsia"/>
+          <w:sz w:val="18"/>
+          <w:shd w:val="clear" w:color="auto" w:fill="181818"/>
+          <w:lang w:val="en-GB"/>
+        </w:rPr>
+      </w:pPr>
+      <w:proofErr w:type="spellStart"/>
       <w:r>
         <w:rPr>
           <w:rFonts w:ascii="Consolas, 'Courier New', monosp" w:hAnsi="Consolas, 'Courier New', monosp"/>
@@ -17185,7 +16838,7 @@
           <w:shd w:val="clear" w:color="auto" w:fill="181818"/>
           <w:lang w:val="en-GB"/>
         </w:rPr>
-        <w:t>connectWifi</w:t>
+        <w:t>digitalWrite</w:t>
       </w:r>
       <w:proofErr w:type="spellEnd"/>
       <w:r>
@@ -17195,9 +16848,21 @@
           <w:shd w:val="clear" w:color="auto" w:fill="181818"/>
           <w:lang w:val="en-GB"/>
         </w:rPr>
-        <w:t>(</w:t>
-      </w:r>
-      <w:proofErr w:type="gramEnd"/>
+        <w:t>(LED_PIN, LOW);</w:t>
+      </w:r>
+    </w:p>
+    <w:p>
+      <w:pPr>
+        <w:pStyle w:val="Textbody"/>
+        <w:spacing w:after="0" w:line="300" w:lineRule="atLeast"/>
+        <w:rPr>
+          <w:rFonts w:ascii="Consolas, 'Courier New', monosp" w:hAnsi="Consolas, 'Courier New', monosp" w:hint="eastAsia"/>
+          <w:sz w:val="18"/>
+          <w:shd w:val="clear" w:color="auto" w:fill="181818"/>
+          <w:lang w:val="en-GB"/>
+        </w:rPr>
+      </w:pPr>
+      <w:proofErr w:type="spellStart"/>
       <w:r>
         <w:rPr>
           <w:rFonts w:ascii="Consolas, 'Courier New', monosp" w:hAnsi="Consolas, 'Courier New', monosp"/>
@@ -17205,20 +16870,31 @@
           <w:shd w:val="clear" w:color="auto" w:fill="181818"/>
           <w:lang w:val="en-GB"/>
         </w:rPr>
-        <w:t>) {</w:t>
-      </w:r>
-    </w:p>
-    <w:p>
-      <w:pPr>
-        <w:pStyle w:val="Textbody"/>
-        <w:spacing w:after="0" w:line="300" w:lineRule="atLeast"/>
+        <w:t>Serial.begin</w:t>
+      </w:r>
+      <w:proofErr w:type="spellEnd"/>
+      <w:r>
         <w:rPr>
           <w:rFonts w:ascii="Consolas, 'Courier New', monosp" w:hAnsi="Consolas, 'Courier New', monosp"/>
           <w:sz w:val="18"/>
           <w:shd w:val="clear" w:color="auto" w:fill="181818"/>
           <w:lang w:val="en-GB"/>
         </w:rPr>
-      </w:pPr>
+        <w:t>(115200);</w:t>
+      </w:r>
+    </w:p>
+    <w:p>
+      <w:pPr>
+        <w:pStyle w:val="Textbody"/>
+        <w:spacing w:after="0" w:line="300" w:lineRule="atLeast"/>
+        <w:rPr>
+          <w:rFonts w:ascii="Consolas, 'Courier New', monosp" w:hAnsi="Consolas, 'Courier New', monosp" w:hint="eastAsia"/>
+          <w:sz w:val="18"/>
+          <w:shd w:val="clear" w:color="auto" w:fill="181818"/>
+          <w:lang w:val="en-GB"/>
+        </w:rPr>
+      </w:pPr>
+      <w:proofErr w:type="spellStart"/>
       <w:r>
         <w:rPr>
           <w:rFonts w:ascii="Consolas, 'Courier New', monosp" w:hAnsi="Consolas, 'Courier New', monosp"/>
@@ -17226,9 +16902,9 @@
           <w:shd w:val="clear" w:color="auto" w:fill="181818"/>
           <w:lang w:val="en-GB"/>
         </w:rPr>
-        <w:t>while (</w:t>
-      </w:r>
-      <w:proofErr w:type="spellStart"/>
+        <w:t>connectWifi</w:t>
+      </w:r>
+      <w:proofErr w:type="spellEnd"/>
       <w:r>
         <w:rPr>
           <w:rFonts w:ascii="Consolas, 'Courier New', monosp" w:hAnsi="Consolas, 'Courier New', monosp"/>
@@ -17236,9 +16912,20 @@
           <w:shd w:val="clear" w:color="auto" w:fill="181818"/>
           <w:lang w:val="en-GB"/>
         </w:rPr>
-        <w:t>WiFi.begin</w:t>
-      </w:r>
-      <w:proofErr w:type="spellEnd"/>
+        <w:t>();</w:t>
+      </w:r>
+    </w:p>
+    <w:p>
+      <w:pPr>
+        <w:pStyle w:val="Textbody"/>
+        <w:spacing w:after="0" w:line="300" w:lineRule="atLeast"/>
+        <w:rPr>
+          <w:rFonts w:ascii="Consolas, 'Courier New', monosp" w:hAnsi="Consolas, 'Courier New', monosp" w:hint="eastAsia"/>
+          <w:sz w:val="18"/>
+          <w:shd w:val="clear" w:color="auto" w:fill="181818"/>
+          <w:lang w:val="en-GB"/>
+        </w:rPr>
+      </w:pPr>
       <w:r>
         <w:rPr>
           <w:rFonts w:ascii="Consolas, 'Courier New', monosp" w:hAnsi="Consolas, 'Courier New', monosp"/>
@@ -17246,9 +16933,20 @@
           <w:shd w:val="clear" w:color="auto" w:fill="181818"/>
           <w:lang w:val="en-GB"/>
         </w:rPr>
-        <w:t>(</w:t>
-      </w:r>
-      <w:proofErr w:type="spellStart"/>
+        <w:t>}</w:t>
+      </w:r>
+    </w:p>
+    <w:p>
+      <w:pPr>
+        <w:pStyle w:val="Textbody"/>
+        <w:spacing w:after="0" w:line="300" w:lineRule="atLeast"/>
+        <w:rPr>
+          <w:rFonts w:ascii="Consolas, 'Courier New', monosp" w:hAnsi="Consolas, 'Courier New', monosp" w:hint="eastAsia"/>
+          <w:sz w:val="18"/>
+          <w:shd w:val="clear" w:color="auto" w:fill="181818"/>
+          <w:lang w:val="en-GB"/>
+        </w:rPr>
+      </w:pPr>
       <w:r>
         <w:rPr>
           <w:rFonts w:ascii="Consolas, 'Courier New', monosp" w:hAnsi="Consolas, 'Courier New', monosp"/>
@@ -17256,9 +16954,20 @@
           <w:shd w:val="clear" w:color="auto" w:fill="181818"/>
           <w:lang w:val="en-GB"/>
         </w:rPr>
-        <w:t>ssid</w:t>
-      </w:r>
-      <w:proofErr w:type="spellEnd"/>
+        <w:t>void loop() {</w:t>
+      </w:r>
+    </w:p>
+    <w:p>
+      <w:pPr>
+        <w:pStyle w:val="Textbody"/>
+        <w:spacing w:after="0" w:line="300" w:lineRule="atLeast"/>
+        <w:rPr>
+          <w:rFonts w:ascii="Consolas, 'Courier New', monosp" w:hAnsi="Consolas, 'Courier New', monosp" w:hint="eastAsia"/>
+          <w:sz w:val="18"/>
+          <w:shd w:val="clear" w:color="auto" w:fill="181818"/>
+          <w:lang w:val="en-GB"/>
+        </w:rPr>
+      </w:pPr>
       <w:r>
         <w:rPr>
           <w:rFonts w:ascii="Consolas, 'Courier New', monosp" w:hAnsi="Consolas, 'Courier New', monosp"/>
@@ -17266,9 +16975,9 @@
           <w:shd w:val="clear" w:color="auto" w:fill="181818"/>
           <w:lang w:val="en-GB"/>
         </w:rPr>
-        <w:t>, pass</w:t>
-      </w:r>
-      <w:proofErr w:type="gramStart"/>
+        <w:t>if (</w:t>
+      </w:r>
+      <w:proofErr w:type="spellStart"/>
       <w:r>
         <w:rPr>
           <w:rFonts w:ascii="Consolas, 'Courier New', monosp" w:hAnsi="Consolas, 'Courier New', monosp"/>
@@ -17276,9 +16985,9 @@
           <w:shd w:val="clear" w:color="auto" w:fill="181818"/>
           <w:lang w:val="en-GB"/>
         </w:rPr>
-        <w:t>) !</w:t>
-      </w:r>
-      <w:proofErr w:type="gramEnd"/>
+        <w:t>WiFi.status</w:t>
+      </w:r>
+      <w:proofErr w:type="spellEnd"/>
       <w:r>
         <w:rPr>
           <w:rFonts w:ascii="Consolas, 'Courier New', monosp" w:hAnsi="Consolas, 'Courier New', monosp"/>
@@ -17286,21 +16995,31 @@
           <w:shd w:val="clear" w:color="auto" w:fill="181818"/>
           <w:lang w:val="en-GB"/>
         </w:rPr>
-        <w:t>= WL_CONNECTED) {</w:t>
+        <w:t>() != WL_CONNECTED) {</w:t>
       </w:r>
     </w:p>
     <w:p>
       <w:pPr>
         <w:pStyle w:val="Textbody"/>
         <w:spacing w:after="0" w:line="300" w:lineRule="atLeast"/>
+        <w:rPr>
+          <w:rFonts w:ascii="Consolas, 'Courier New', monosp" w:hAnsi="Consolas, 'Courier New', monosp" w:hint="eastAsia"/>
+          <w:sz w:val="18"/>
+          <w:shd w:val="clear" w:color="auto" w:fill="181818"/>
+          <w:lang w:val="en-GB"/>
+        </w:rPr>
+      </w:pPr>
+      <w:proofErr w:type="spellStart"/>
+      <w:r>
         <w:rPr>
           <w:rFonts w:ascii="Consolas, 'Courier New', monosp" w:hAnsi="Consolas, 'Courier New', monosp"/>
           <w:sz w:val="18"/>
           <w:shd w:val="clear" w:color="auto" w:fill="181818"/>
           <w:lang w:val="en-GB"/>
         </w:rPr>
-      </w:pPr>
-      <w:proofErr w:type="gramStart"/>
+        <w:t>connectWifi</w:t>
+      </w:r>
+      <w:proofErr w:type="spellEnd"/>
       <w:r>
         <w:rPr>
           <w:rFonts w:ascii="Consolas, 'Courier New', monosp" w:hAnsi="Consolas, 'Courier New', monosp"/>
@@ -17308,9 +17027,20 @@
           <w:shd w:val="clear" w:color="auto" w:fill="181818"/>
           <w:lang w:val="en-GB"/>
         </w:rPr>
-        <w:t>delay(</w:t>
-      </w:r>
-      <w:proofErr w:type="gramEnd"/>
+        <w:t>();</w:t>
+      </w:r>
+    </w:p>
+    <w:p>
+      <w:pPr>
+        <w:pStyle w:val="Textbody"/>
+        <w:spacing w:after="0" w:line="300" w:lineRule="atLeast"/>
+        <w:rPr>
+          <w:rFonts w:ascii="Consolas, 'Courier New', monosp" w:hAnsi="Consolas, 'Courier New', monosp" w:hint="eastAsia"/>
+          <w:sz w:val="18"/>
+          <w:shd w:val="clear" w:color="auto" w:fill="181818"/>
+          <w:lang w:val="en-GB"/>
+        </w:rPr>
+      </w:pPr>
       <w:r>
         <w:rPr>
           <w:rFonts w:ascii="Consolas, 'Courier New', monosp" w:hAnsi="Consolas, 'Courier New', monosp"/>
@@ -17318,20 +17048,30 @@
           <w:shd w:val="clear" w:color="auto" w:fill="181818"/>
           <w:lang w:val="en-GB"/>
         </w:rPr>
-        <w:t>1000);</w:t>
+        <w:t>}</w:t>
       </w:r>
     </w:p>
     <w:p>
       <w:pPr>
         <w:pStyle w:val="Textbody"/>
         <w:spacing w:after="0" w:line="300" w:lineRule="atLeast"/>
+        <w:rPr>
+          <w:rFonts w:ascii="Consolas, 'Courier New', monosp" w:hAnsi="Consolas, 'Courier New', monosp" w:hint="eastAsia"/>
+          <w:sz w:val="18"/>
+          <w:shd w:val="clear" w:color="auto" w:fill="181818"/>
+          <w:lang w:val="en-GB"/>
+        </w:rPr>
+      </w:pPr>
+      <w:r>
         <w:rPr>
           <w:rFonts w:ascii="Consolas, 'Courier New', monosp" w:hAnsi="Consolas, 'Courier New', monosp"/>
           <w:sz w:val="18"/>
           <w:shd w:val="clear" w:color="auto" w:fill="181818"/>
           <w:lang w:val="en-GB"/>
         </w:rPr>
-      </w:pPr>
+        <w:t>if (</w:t>
+      </w:r>
+      <w:proofErr w:type="spellStart"/>
       <w:r>
         <w:rPr>
           <w:rFonts w:ascii="Consolas, 'Courier New', monosp" w:hAnsi="Consolas, 'Courier New', monosp"/>
@@ -17339,20 +17079,19 @@
           <w:shd w:val="clear" w:color="auto" w:fill="181818"/>
           <w:lang w:val="en-GB"/>
         </w:rPr>
-        <w:t>}</w:t>
-      </w:r>
-    </w:p>
-    <w:p>
-      <w:pPr>
-        <w:pStyle w:val="Textbody"/>
-        <w:spacing w:after="0" w:line="300" w:lineRule="atLeast"/>
+        <w:t>millis</w:t>
+      </w:r>
+      <w:proofErr w:type="spellEnd"/>
+      <w:r>
         <w:rPr>
           <w:rFonts w:ascii="Consolas, 'Courier New', monosp" w:hAnsi="Consolas, 'Courier New', monosp"/>
           <w:sz w:val="18"/>
           <w:shd w:val="clear" w:color="auto" w:fill="181818"/>
           <w:lang w:val="en-GB"/>
         </w:rPr>
-      </w:pPr>
+        <w:t xml:space="preserve">() - </w:t>
+      </w:r>
+      <w:proofErr w:type="spellStart"/>
       <w:r>
         <w:rPr>
           <w:rFonts w:ascii="Consolas, 'Courier New', monosp" w:hAnsi="Consolas, 'Courier New', monosp"/>
@@ -17360,20 +17099,19 @@
           <w:shd w:val="clear" w:color="auto" w:fill="181818"/>
           <w:lang w:val="en-GB"/>
         </w:rPr>
-        <w:t>}</w:t>
-      </w:r>
-    </w:p>
-    <w:p>
-      <w:pPr>
-        <w:pStyle w:val="Textbody"/>
-        <w:spacing w:after="0" w:line="300" w:lineRule="atLeast"/>
+        <w:t>lastPoll</w:t>
+      </w:r>
+      <w:proofErr w:type="spellEnd"/>
+      <w:r>
         <w:rPr>
           <w:rFonts w:ascii="Consolas, 'Courier New', monosp" w:hAnsi="Consolas, 'Courier New', monosp"/>
           <w:sz w:val="18"/>
           <w:shd w:val="clear" w:color="auto" w:fill="181818"/>
           <w:lang w:val="en-GB"/>
         </w:rPr>
-      </w:pPr>
+        <w:t xml:space="preserve"> &gt;= </w:t>
+      </w:r>
+      <w:proofErr w:type="spellStart"/>
       <w:r>
         <w:rPr>
           <w:rFonts w:ascii="Consolas, 'Courier New', monosp" w:hAnsi="Consolas, 'Courier New', monosp"/>
@@ -17381,9 +17119,9 @@
           <w:shd w:val="clear" w:color="auto" w:fill="181818"/>
           <w:lang w:val="en-GB"/>
         </w:rPr>
-        <w:t xml:space="preserve">void </w:t>
-      </w:r>
-      <w:proofErr w:type="gramStart"/>
+        <w:t>intervalMs</w:t>
+      </w:r>
+      <w:proofErr w:type="spellEnd"/>
       <w:r>
         <w:rPr>
           <w:rFonts w:ascii="Consolas, 'Courier New', monosp" w:hAnsi="Consolas, 'Courier New', monosp"/>
@@ -17391,9 +17129,21 @@
           <w:shd w:val="clear" w:color="auto" w:fill="181818"/>
           <w:lang w:val="en-GB"/>
         </w:rPr>
-        <w:t>setup(</w:t>
-      </w:r>
-      <w:proofErr w:type="gramEnd"/>
+        <w:t>) {</w:t>
+      </w:r>
+    </w:p>
+    <w:p>
+      <w:pPr>
+        <w:pStyle w:val="Textbody"/>
+        <w:spacing w:after="0" w:line="300" w:lineRule="atLeast"/>
+        <w:rPr>
+          <w:rFonts w:ascii="Consolas, 'Courier New', monosp" w:hAnsi="Consolas, 'Courier New', monosp" w:hint="eastAsia"/>
+          <w:sz w:val="18"/>
+          <w:shd w:val="clear" w:color="auto" w:fill="181818"/>
+          <w:lang w:val="en-GB"/>
+        </w:rPr>
+      </w:pPr>
+      <w:proofErr w:type="spellStart"/>
       <w:r>
         <w:rPr>
           <w:rFonts w:ascii="Consolas, 'Courier New', monosp" w:hAnsi="Consolas, 'Courier New', monosp"/>
@@ -17401,22 +17151,19 @@
           <w:shd w:val="clear" w:color="auto" w:fill="181818"/>
           <w:lang w:val="en-GB"/>
         </w:rPr>
-        <w:t>) {</w:t>
-      </w:r>
-    </w:p>
-    <w:p>
-      <w:pPr>
-        <w:pStyle w:val="Textbody"/>
-        <w:spacing w:after="0" w:line="300" w:lineRule="atLeast"/>
+        <w:t>lastPoll</w:t>
+      </w:r>
+      <w:proofErr w:type="spellEnd"/>
+      <w:r>
         <w:rPr>
           <w:rFonts w:ascii="Consolas, 'Courier New', monosp" w:hAnsi="Consolas, 'Courier New', monosp"/>
           <w:sz w:val="18"/>
           <w:shd w:val="clear" w:color="auto" w:fill="181818"/>
           <w:lang w:val="en-GB"/>
         </w:rPr>
-      </w:pPr>
-      <w:proofErr w:type="spellStart"/>
-      <w:proofErr w:type="gramStart"/>
+        <w:t xml:space="preserve"> = </w:t>
+      </w:r>
+      <w:proofErr w:type="spellStart"/>
       <w:r>
         <w:rPr>
           <w:rFonts w:ascii="Consolas, 'Courier New', monosp" w:hAnsi="Consolas, 'Courier New', monosp"/>
@@ -17424,7 +17171,7 @@
           <w:shd w:val="clear" w:color="auto" w:fill="181818"/>
           <w:lang w:val="en-GB"/>
         </w:rPr>
-        <w:t>pinMode</w:t>
+        <w:t>millis</w:t>
       </w:r>
       <w:proofErr w:type="spellEnd"/>
       <w:r>
@@ -17434,9 +17181,21 @@
           <w:shd w:val="clear" w:color="auto" w:fill="181818"/>
           <w:lang w:val="en-GB"/>
         </w:rPr>
-        <w:t>(</w:t>
-      </w:r>
-      <w:proofErr w:type="gramEnd"/>
+        <w:t>();</w:t>
+      </w:r>
+    </w:p>
+    <w:p>
+      <w:pPr>
+        <w:pStyle w:val="Textbody"/>
+        <w:spacing w:after="0" w:line="300" w:lineRule="atLeast"/>
+        <w:rPr>
+          <w:rFonts w:ascii="Consolas, 'Courier New', monosp" w:hAnsi="Consolas, 'Courier New', monosp" w:hint="eastAsia"/>
+          <w:sz w:val="18"/>
+          <w:shd w:val="clear" w:color="auto" w:fill="181818"/>
+          <w:lang w:val="en-GB"/>
+        </w:rPr>
+      </w:pPr>
+      <w:proofErr w:type="spellStart"/>
       <w:r>
         <w:rPr>
           <w:rFonts w:ascii="Consolas, 'Courier New', monosp" w:hAnsi="Consolas, 'Courier New', monosp"/>
@@ -17444,22 +17203,19 @@
           <w:shd w:val="clear" w:color="auto" w:fill="181818"/>
           <w:lang w:val="en-GB"/>
         </w:rPr>
-        <w:t>LED_PIN, OUTPUT);</w:t>
-      </w:r>
-    </w:p>
-    <w:p>
-      <w:pPr>
-        <w:pStyle w:val="Textbody"/>
-        <w:spacing w:after="0" w:line="300" w:lineRule="atLeast"/>
+        <w:t>client.get</w:t>
+      </w:r>
+      <w:proofErr w:type="spellEnd"/>
+      <w:r>
         <w:rPr>
           <w:rFonts w:ascii="Consolas, 'Courier New', monosp" w:hAnsi="Consolas, 'Courier New', monosp"/>
           <w:sz w:val="18"/>
           <w:shd w:val="clear" w:color="auto" w:fill="181818"/>
           <w:lang w:val="en-GB"/>
         </w:rPr>
-      </w:pPr>
-      <w:proofErr w:type="spellStart"/>
-      <w:proofErr w:type="gramStart"/>
+        <w:t>("/</w:t>
+      </w:r>
+      <w:proofErr w:type="spellStart"/>
       <w:r>
         <w:rPr>
           <w:rFonts w:ascii="Consolas, 'Courier New', monosp" w:hAnsi="Consolas, 'Courier New', monosp"/>
@@ -17467,7 +17223,7 @@
           <w:shd w:val="clear" w:color="auto" w:fill="181818"/>
           <w:lang w:val="en-GB"/>
         </w:rPr>
-        <w:t>digitalWrite</w:t>
+        <w:t>api</w:t>
       </w:r>
       <w:proofErr w:type="spellEnd"/>
       <w:r>
@@ -17477,9 +17233,20 @@
           <w:shd w:val="clear" w:color="auto" w:fill="181818"/>
           <w:lang w:val="en-GB"/>
         </w:rPr>
-        <w:t>(</w:t>
-      </w:r>
-      <w:proofErr w:type="gramEnd"/>
+        <w:t>/led");</w:t>
+      </w:r>
+    </w:p>
+    <w:p>
+      <w:pPr>
+        <w:pStyle w:val="Textbody"/>
+        <w:spacing w:after="0" w:line="300" w:lineRule="atLeast"/>
+        <w:rPr>
+          <w:rFonts w:ascii="Consolas, 'Courier New', monosp" w:hAnsi="Consolas, 'Courier New', monosp" w:hint="eastAsia"/>
+          <w:sz w:val="18"/>
+          <w:shd w:val="clear" w:color="auto" w:fill="181818"/>
+          <w:lang w:val="en-GB"/>
+        </w:rPr>
+      </w:pPr>
       <w:r>
         <w:rPr>
           <w:rFonts w:ascii="Consolas, 'Courier New', monosp" w:hAnsi="Consolas, 'Courier New', monosp"/>
@@ -17487,21 +17254,19 @@
           <w:shd w:val="clear" w:color="auto" w:fill="181818"/>
           <w:lang w:val="en-GB"/>
         </w:rPr>
-        <w:t>LED_PIN, LOW);</w:t>
-      </w:r>
-    </w:p>
-    <w:p>
-      <w:pPr>
-        <w:pStyle w:val="Textbody"/>
-        <w:spacing w:after="0" w:line="300" w:lineRule="atLeast"/>
+        <w:t xml:space="preserve">int </w:t>
+      </w:r>
+      <w:proofErr w:type="spellStart"/>
+      <w:r>
         <w:rPr>
           <w:rFonts w:ascii="Consolas, 'Courier New', monosp" w:hAnsi="Consolas, 'Courier New', monosp"/>
           <w:sz w:val="18"/>
           <w:shd w:val="clear" w:color="auto" w:fill="181818"/>
           <w:lang w:val="en-GB"/>
         </w:rPr>
-      </w:pPr>
-      <w:proofErr w:type="spellStart"/>
+        <w:t>statusCode</w:t>
+      </w:r>
+      <w:proofErr w:type="spellEnd"/>
       <w:r>
         <w:rPr>
           <w:rFonts w:ascii="Consolas, 'Courier New', monosp" w:hAnsi="Consolas, 'Courier New', monosp"/>
@@ -17509,9 +17274,9 @@
           <w:shd w:val="clear" w:color="auto" w:fill="181818"/>
           <w:lang w:val="en-GB"/>
         </w:rPr>
-        <w:t>Serial.begin</w:t>
-      </w:r>
-      <w:proofErr w:type="spellEnd"/>
+        <w:t xml:space="preserve"> = </w:t>
+      </w:r>
+      <w:proofErr w:type="spellStart"/>
       <w:r>
         <w:rPr>
           <w:rFonts w:ascii="Consolas, 'Courier New', monosp" w:hAnsi="Consolas, 'Courier New', monosp"/>
@@ -17519,22 +17284,30 @@
           <w:shd w:val="clear" w:color="auto" w:fill="181818"/>
           <w:lang w:val="en-GB"/>
         </w:rPr>
-        <w:t>(115200);</w:t>
-      </w:r>
-    </w:p>
-    <w:p>
-      <w:pPr>
-        <w:pStyle w:val="Textbody"/>
-        <w:spacing w:after="0" w:line="300" w:lineRule="atLeast"/>
+        <w:t>client.responseStatusCode</w:t>
+      </w:r>
+      <w:proofErr w:type="spellEnd"/>
+      <w:r>
         <w:rPr>
           <w:rFonts w:ascii="Consolas, 'Courier New', monosp" w:hAnsi="Consolas, 'Courier New', monosp"/>
           <w:sz w:val="18"/>
           <w:shd w:val="clear" w:color="auto" w:fill="181818"/>
           <w:lang w:val="en-GB"/>
         </w:rPr>
-      </w:pPr>
-      <w:proofErr w:type="spellStart"/>
-      <w:proofErr w:type="gramStart"/>
+        <w:t>();</w:t>
+      </w:r>
+    </w:p>
+    <w:p>
+      <w:pPr>
+        <w:pStyle w:val="Textbody"/>
+        <w:spacing w:after="0" w:line="300" w:lineRule="atLeast"/>
+        <w:rPr>
+          <w:rFonts w:ascii="Consolas, 'Courier New', monosp" w:hAnsi="Consolas, 'Courier New', monosp" w:hint="eastAsia"/>
+          <w:sz w:val="18"/>
+          <w:shd w:val="clear" w:color="auto" w:fill="181818"/>
+          <w:lang w:val="en-GB"/>
+        </w:rPr>
+      </w:pPr>
       <w:r>
         <w:rPr>
           <w:rFonts w:ascii="Consolas, 'Courier New', monosp" w:hAnsi="Consolas, 'Courier New', monosp"/>
@@ -17542,9 +17315,9 @@
           <w:shd w:val="clear" w:color="auto" w:fill="181818"/>
           <w:lang w:val="en-GB"/>
         </w:rPr>
-        <w:t>connectWifi</w:t>
-      </w:r>
-      <w:proofErr w:type="spellEnd"/>
+        <w:t xml:space="preserve">String body = </w:t>
+      </w:r>
+      <w:proofErr w:type="spellStart"/>
       <w:r>
         <w:rPr>
           <w:rFonts w:ascii="Consolas, 'Courier New', monosp" w:hAnsi="Consolas, 'Courier New', monosp"/>
@@ -17552,9 +17325,9 @@
           <w:shd w:val="clear" w:color="auto" w:fill="181818"/>
           <w:lang w:val="en-GB"/>
         </w:rPr>
-        <w:t>(</w:t>
-      </w:r>
-      <w:proofErr w:type="gramEnd"/>
+        <w:t>client.responseBody</w:t>
+      </w:r>
+      <w:proofErr w:type="spellEnd"/>
       <w:r>
         <w:rPr>
           <w:rFonts w:ascii="Consolas, 'Courier New', monosp" w:hAnsi="Consolas, 'Courier New', monosp"/>
@@ -17562,20 +17335,31 @@
           <w:shd w:val="clear" w:color="auto" w:fill="181818"/>
           <w:lang w:val="en-GB"/>
         </w:rPr>
-        <w:t>);</w:t>
+        <w:t>();</w:t>
       </w:r>
     </w:p>
     <w:p>
       <w:pPr>
         <w:pStyle w:val="Textbody"/>
         <w:spacing w:after="0" w:line="300" w:lineRule="atLeast"/>
+        <w:rPr>
+          <w:rFonts w:ascii="Consolas, 'Courier New', monosp" w:hAnsi="Consolas, 'Courier New', monosp" w:hint="eastAsia"/>
+          <w:sz w:val="18"/>
+          <w:shd w:val="clear" w:color="auto" w:fill="181818"/>
+          <w:lang w:val="en-GB"/>
+        </w:rPr>
+      </w:pPr>
+      <w:proofErr w:type="spellStart"/>
+      <w:r>
         <w:rPr>
           <w:rFonts w:ascii="Consolas, 'Courier New', monosp" w:hAnsi="Consolas, 'Courier New', monosp"/>
           <w:sz w:val="18"/>
           <w:shd w:val="clear" w:color="auto" w:fill="181818"/>
           <w:lang w:val="en-GB"/>
         </w:rPr>
-      </w:pPr>
+        <w:t>client.stop</w:t>
+      </w:r>
+      <w:proofErr w:type="spellEnd"/>
       <w:r>
         <w:rPr>
           <w:rFonts w:ascii="Consolas, 'Courier New', monosp" w:hAnsi="Consolas, 'Courier New', monosp"/>
@@ -17583,20 +17367,30 @@
           <w:shd w:val="clear" w:color="auto" w:fill="181818"/>
           <w:lang w:val="en-GB"/>
         </w:rPr>
-        <w:t>}</w:t>
+        <w:t>();</w:t>
       </w:r>
     </w:p>
     <w:p>
       <w:pPr>
         <w:pStyle w:val="Textbody"/>
         <w:spacing w:after="0" w:line="300" w:lineRule="atLeast"/>
+        <w:rPr>
+          <w:rFonts w:ascii="Consolas, 'Courier New', monosp" w:hAnsi="Consolas, 'Courier New', monosp" w:hint="eastAsia"/>
+          <w:sz w:val="18"/>
+          <w:shd w:val="clear" w:color="auto" w:fill="181818"/>
+          <w:lang w:val="en-GB"/>
+        </w:rPr>
+      </w:pPr>
+      <w:r>
         <w:rPr>
           <w:rFonts w:ascii="Consolas, 'Courier New', monosp" w:hAnsi="Consolas, 'Courier New', monosp"/>
           <w:sz w:val="18"/>
           <w:shd w:val="clear" w:color="auto" w:fill="181818"/>
           <w:lang w:val="en-GB"/>
         </w:rPr>
-      </w:pPr>
+        <w:t>if (</w:t>
+      </w:r>
+      <w:proofErr w:type="spellStart"/>
       <w:r>
         <w:rPr>
           <w:rFonts w:ascii="Consolas, 'Courier New', monosp" w:hAnsi="Consolas, 'Courier New', monosp"/>
@@ -17604,9 +17398,9 @@
           <w:shd w:val="clear" w:color="auto" w:fill="181818"/>
           <w:lang w:val="en-GB"/>
         </w:rPr>
-        <w:t xml:space="preserve">void </w:t>
-      </w:r>
-      <w:proofErr w:type="gramStart"/>
+        <w:t>statusCode</w:t>
+      </w:r>
+      <w:proofErr w:type="spellEnd"/>
       <w:r>
         <w:rPr>
           <w:rFonts w:ascii="Consolas, 'Courier New', monosp" w:hAnsi="Consolas, 'Courier New', monosp"/>
@@ -17614,9 +17408,20 @@
           <w:shd w:val="clear" w:color="auto" w:fill="181818"/>
           <w:lang w:val="en-GB"/>
         </w:rPr>
-        <w:t>loop(</w:t>
-      </w:r>
-      <w:proofErr w:type="gramEnd"/>
+        <w:t xml:space="preserve"> == 200) {</w:t>
+      </w:r>
+    </w:p>
+    <w:p>
+      <w:pPr>
+        <w:pStyle w:val="Textbody"/>
+        <w:spacing w:after="0" w:line="300" w:lineRule="atLeast"/>
+        <w:rPr>
+          <w:rFonts w:ascii="Consolas, 'Courier New', monosp" w:hAnsi="Consolas, 'Courier New', monosp" w:hint="eastAsia"/>
+          <w:sz w:val="18"/>
+          <w:shd w:val="clear" w:color="auto" w:fill="181818"/>
+          <w:lang w:val="en-GB"/>
+        </w:rPr>
+      </w:pPr>
       <w:r>
         <w:rPr>
           <w:rFonts w:ascii="Consolas, 'Courier New', monosp" w:hAnsi="Consolas, 'Courier New', monosp"/>
@@ -17624,20 +17429,19 @@
           <w:shd w:val="clear" w:color="auto" w:fill="181818"/>
           <w:lang w:val="en-GB"/>
         </w:rPr>
-        <w:t>) {</w:t>
-      </w:r>
-    </w:p>
-    <w:p>
-      <w:pPr>
-        <w:pStyle w:val="Textbody"/>
-        <w:spacing w:after="0" w:line="300" w:lineRule="atLeast"/>
+        <w:t>if (</w:t>
+      </w:r>
+      <w:proofErr w:type="spellStart"/>
+      <w:r>
         <w:rPr>
           <w:rFonts w:ascii="Consolas, 'Courier New', monosp" w:hAnsi="Consolas, 'Courier New', monosp"/>
           <w:sz w:val="18"/>
           <w:shd w:val="clear" w:color="auto" w:fill="181818"/>
           <w:lang w:val="en-GB"/>
         </w:rPr>
-      </w:pPr>
+        <w:t>body.indexOf</w:t>
+      </w:r>
+      <w:proofErr w:type="spellEnd"/>
       <w:r>
         <w:rPr>
           <w:rFonts w:ascii="Consolas, 'Courier New', monosp" w:hAnsi="Consolas, 'Courier New', monosp"/>
@@ -17645,8 +17449,20 @@
           <w:shd w:val="clear" w:color="auto" w:fill="181818"/>
           <w:lang w:val="en-GB"/>
         </w:rPr>
-        <w:t>if (</w:t>
-      </w:r>
+        <w:t>("\"state\":\"on\"") &gt;= 0) {</w:t>
+      </w:r>
+    </w:p>
+    <w:p>
+      <w:pPr>
+        <w:pStyle w:val="Textbody"/>
+        <w:spacing w:after="0" w:line="300" w:lineRule="atLeast"/>
+        <w:rPr>
+          <w:rFonts w:ascii="Consolas, 'Courier New', monosp" w:hAnsi="Consolas, 'Courier New', monosp" w:hint="eastAsia"/>
+          <w:sz w:val="18"/>
+          <w:shd w:val="clear" w:color="auto" w:fill="181818"/>
+          <w:lang w:val="en-GB"/>
+        </w:rPr>
+      </w:pPr>
       <w:proofErr w:type="spellStart"/>
       <w:r>
         <w:rPr>
@@ -17655,7 +17471,7 @@
           <w:shd w:val="clear" w:color="auto" w:fill="181818"/>
           <w:lang w:val="en-GB"/>
         </w:rPr>
-        <w:t>WiFi.status</w:t>
+        <w:t>digitalWrite</w:t>
       </w:r>
       <w:proofErr w:type="spellEnd"/>
       <w:r>
@@ -17665,9 +17481,20 @@
           <w:shd w:val="clear" w:color="auto" w:fill="181818"/>
           <w:lang w:val="en-GB"/>
         </w:rPr>
-        <w:t>(</w:t>
-      </w:r>
-      <w:proofErr w:type="gramStart"/>
+        <w:t>(LED_PIN, HIGH);</w:t>
+      </w:r>
+    </w:p>
+    <w:p>
+      <w:pPr>
+        <w:pStyle w:val="Textbody"/>
+        <w:spacing w:after="0" w:line="300" w:lineRule="atLeast"/>
+        <w:rPr>
+          <w:rFonts w:ascii="Consolas, 'Courier New', monosp" w:hAnsi="Consolas, 'Courier New', monosp" w:hint="eastAsia"/>
+          <w:sz w:val="18"/>
+          <w:shd w:val="clear" w:color="auto" w:fill="181818"/>
+          <w:lang w:val="en-GB"/>
+        </w:rPr>
+      </w:pPr>
       <w:r>
         <w:rPr>
           <w:rFonts w:ascii="Consolas, 'Courier New', monosp" w:hAnsi="Consolas, 'Courier New', monosp"/>
@@ -17675,9 +17502,9 @@
           <w:shd w:val="clear" w:color="auto" w:fill="181818"/>
           <w:lang w:val="en-GB"/>
         </w:rPr>
-        <w:t>) !</w:t>
-      </w:r>
-      <w:proofErr w:type="gramEnd"/>
+        <w:t>} else if (</w:t>
+      </w:r>
+      <w:proofErr w:type="spellStart"/>
       <w:r>
         <w:rPr>
           <w:rFonts w:ascii="Consolas, 'Courier New', monosp" w:hAnsi="Consolas, 'Courier New', monosp"/>
@@ -17685,22 +17512,31 @@
           <w:shd w:val="clear" w:color="auto" w:fill="181818"/>
           <w:lang w:val="en-GB"/>
         </w:rPr>
-        <w:t>= WL_CONNECTED) {</w:t>
-      </w:r>
-    </w:p>
-    <w:p>
-      <w:pPr>
-        <w:pStyle w:val="Textbody"/>
-        <w:spacing w:after="0" w:line="300" w:lineRule="atLeast"/>
+        <w:t>body.indexOf</w:t>
+      </w:r>
+      <w:proofErr w:type="spellEnd"/>
+      <w:r>
         <w:rPr>
           <w:rFonts w:ascii="Consolas, 'Courier New', monosp" w:hAnsi="Consolas, 'Courier New', monosp"/>
           <w:sz w:val="18"/>
           <w:shd w:val="clear" w:color="auto" w:fill="181818"/>
           <w:lang w:val="en-GB"/>
         </w:rPr>
-      </w:pPr>
-      <w:proofErr w:type="spellStart"/>
-      <w:proofErr w:type="gramStart"/>
+        <w:t>("\"state\":\"off\"") &gt;= 0) {</w:t>
+      </w:r>
+    </w:p>
+    <w:p>
+      <w:pPr>
+        <w:pStyle w:val="Textbody"/>
+        <w:spacing w:after="0" w:line="300" w:lineRule="atLeast"/>
+        <w:rPr>
+          <w:rFonts w:ascii="Consolas, 'Courier New', monosp" w:hAnsi="Consolas, 'Courier New', monosp" w:hint="eastAsia"/>
+          <w:sz w:val="18"/>
+          <w:shd w:val="clear" w:color="auto" w:fill="181818"/>
+          <w:lang w:val="en-GB"/>
+        </w:rPr>
+      </w:pPr>
+      <w:proofErr w:type="spellStart"/>
       <w:r>
         <w:rPr>
           <w:rFonts w:ascii="Consolas, 'Courier New', monosp" w:hAnsi="Consolas, 'Courier New', monosp"/>
@@ -17708,7 +17544,7 @@
           <w:shd w:val="clear" w:color="auto" w:fill="181818"/>
           <w:lang w:val="en-GB"/>
         </w:rPr>
-        <w:t>connectWifi</w:t>
+        <w:t>digitalWrite</w:t>
       </w:r>
       <w:proofErr w:type="spellEnd"/>
       <w:r>
@@ -17718,9 +17554,20 @@
           <w:shd w:val="clear" w:color="auto" w:fill="181818"/>
           <w:lang w:val="en-GB"/>
         </w:rPr>
-        <w:t>(</w:t>
-      </w:r>
-      <w:proofErr w:type="gramEnd"/>
+        <w:t>(LED_PIN, LOW);</w:t>
+      </w:r>
+    </w:p>
+    <w:p>
+      <w:pPr>
+        <w:pStyle w:val="Textbody"/>
+        <w:spacing w:after="0" w:line="300" w:lineRule="atLeast"/>
+        <w:rPr>
+          <w:rFonts w:ascii="Consolas, 'Courier New', monosp" w:hAnsi="Consolas, 'Courier New', monosp" w:hint="eastAsia"/>
+          <w:sz w:val="18"/>
+          <w:shd w:val="clear" w:color="auto" w:fill="181818"/>
+          <w:lang w:val="en-GB"/>
+        </w:rPr>
+      </w:pPr>
       <w:r>
         <w:rPr>
           <w:rFonts w:ascii="Consolas, 'Courier New', monosp" w:hAnsi="Consolas, 'Courier New', monosp"/>
@@ -17728,19 +17575,40 @@
           <w:shd w:val="clear" w:color="auto" w:fill="181818"/>
           <w:lang w:val="en-GB"/>
         </w:rPr>
-        <w:t>);</w:t>
+        <w:t>}</w:t>
       </w:r>
     </w:p>
     <w:p>
       <w:pPr>
         <w:pStyle w:val="Textbody"/>
         <w:spacing w:after="0" w:line="300" w:lineRule="atLeast"/>
+        <w:rPr>
+          <w:rFonts w:ascii="Consolas, 'Courier New', monosp" w:hAnsi="Consolas, 'Courier New', monosp" w:hint="eastAsia"/>
+          <w:sz w:val="18"/>
+          <w:shd w:val="clear" w:color="auto" w:fill="181818"/>
+          <w:lang w:val="en-GB"/>
+        </w:rPr>
+      </w:pPr>
+      <w:r>
         <w:rPr>
           <w:rFonts w:ascii="Consolas, 'Courier New', monosp" w:hAnsi="Consolas, 'Courier New', monosp"/>
           <w:sz w:val="18"/>
           <w:shd w:val="clear" w:color="auto" w:fill="181818"/>
           <w:lang w:val="en-GB"/>
         </w:rPr>
+        <w:t>}</w:t>
+      </w:r>
+    </w:p>
+    <w:p>
+      <w:pPr>
+        <w:pStyle w:val="Textbody"/>
+        <w:spacing w:after="0" w:line="300" w:lineRule="atLeast"/>
+        <w:rPr>
+          <w:rFonts w:ascii="Consolas, 'Courier New', monosp" w:hAnsi="Consolas, 'Courier New', monosp" w:hint="eastAsia"/>
+          <w:sz w:val="18"/>
+          <w:shd w:val="clear" w:color="auto" w:fill="181818"/>
+          <w:lang w:val="en-GB"/>
+        </w:rPr>
       </w:pPr>
       <w:r>
         <w:rPr>
@@ -17757,670 +17625,7 @@
         <w:pStyle w:val="Textbody"/>
         <w:spacing w:after="0" w:line="300" w:lineRule="atLeast"/>
         <w:rPr>
-          <w:rFonts w:ascii="Consolas, 'Courier New', monosp" w:hAnsi="Consolas, 'Courier New', monosp"/>
-          <w:sz w:val="18"/>
-          <w:shd w:val="clear" w:color="auto" w:fill="181818"/>
-          <w:lang w:val="en-GB"/>
-        </w:rPr>
-      </w:pPr>
-      <w:r>
-        <w:rPr>
-          <w:rFonts w:ascii="Consolas, 'Courier New', monosp" w:hAnsi="Consolas, 'Courier New', monosp"/>
-          <w:sz w:val="18"/>
-          <w:shd w:val="clear" w:color="auto" w:fill="181818"/>
-          <w:lang w:val="en-GB"/>
-        </w:rPr>
-        <w:t>if (</w:t>
-      </w:r>
-      <w:proofErr w:type="spellStart"/>
-      <w:proofErr w:type="gramStart"/>
-      <w:r>
-        <w:rPr>
-          <w:rFonts w:ascii="Consolas, 'Courier New', monosp" w:hAnsi="Consolas, 'Courier New', monosp"/>
-          <w:sz w:val="18"/>
-          <w:shd w:val="clear" w:color="auto" w:fill="181818"/>
-          <w:lang w:val="en-GB"/>
-        </w:rPr>
-        <w:t>millis</w:t>
-      </w:r>
-      <w:proofErr w:type="spellEnd"/>
-      <w:r>
-        <w:rPr>
-          <w:rFonts w:ascii="Consolas, 'Courier New', monosp" w:hAnsi="Consolas, 'Courier New', monosp"/>
-          <w:sz w:val="18"/>
-          <w:shd w:val="clear" w:color="auto" w:fill="181818"/>
-          <w:lang w:val="en-GB"/>
-        </w:rPr>
-        <w:t>(</w:t>
-      </w:r>
-      <w:proofErr w:type="gramEnd"/>
-      <w:r>
-        <w:rPr>
-          <w:rFonts w:ascii="Consolas, 'Courier New', monosp" w:hAnsi="Consolas, 'Courier New', monosp"/>
-          <w:sz w:val="18"/>
-          <w:shd w:val="clear" w:color="auto" w:fill="181818"/>
-          <w:lang w:val="en-GB"/>
-        </w:rPr>
-        <w:t xml:space="preserve">) - </w:t>
-      </w:r>
-      <w:proofErr w:type="spellStart"/>
-      <w:r>
-        <w:rPr>
-          <w:rFonts w:ascii="Consolas, 'Courier New', monosp" w:hAnsi="Consolas, 'Courier New', monosp"/>
-          <w:sz w:val="18"/>
-          <w:shd w:val="clear" w:color="auto" w:fill="181818"/>
-          <w:lang w:val="en-GB"/>
-        </w:rPr>
-        <w:t>lastPoll</w:t>
-      </w:r>
-      <w:proofErr w:type="spellEnd"/>
-      <w:r>
-        <w:rPr>
-          <w:rFonts w:ascii="Consolas, 'Courier New', monosp" w:hAnsi="Consolas, 'Courier New', monosp"/>
-          <w:sz w:val="18"/>
-          <w:shd w:val="clear" w:color="auto" w:fill="181818"/>
-          <w:lang w:val="en-GB"/>
-        </w:rPr>
-        <w:t xml:space="preserve"> &gt;= </w:t>
-      </w:r>
-      <w:proofErr w:type="spellStart"/>
-      <w:r>
-        <w:rPr>
-          <w:rFonts w:ascii="Consolas, 'Courier New', monosp" w:hAnsi="Consolas, 'Courier New', monosp"/>
-          <w:sz w:val="18"/>
-          <w:shd w:val="clear" w:color="auto" w:fill="181818"/>
-          <w:lang w:val="en-GB"/>
-        </w:rPr>
-        <w:t>intervalMs</w:t>
-      </w:r>
-      <w:proofErr w:type="spellEnd"/>
-      <w:r>
-        <w:rPr>
-          <w:rFonts w:ascii="Consolas, 'Courier New', monosp" w:hAnsi="Consolas, 'Courier New', monosp"/>
-          <w:sz w:val="18"/>
-          <w:shd w:val="clear" w:color="auto" w:fill="181818"/>
-          <w:lang w:val="en-GB"/>
-        </w:rPr>
-        <w:t>) {</w:t>
-      </w:r>
-    </w:p>
-    <w:p>
-      <w:pPr>
-        <w:pStyle w:val="Textbody"/>
-        <w:spacing w:after="0" w:line="300" w:lineRule="atLeast"/>
-        <w:rPr>
-          <w:rFonts w:ascii="Consolas, 'Courier New', monosp" w:hAnsi="Consolas, 'Courier New', monosp"/>
-          <w:sz w:val="18"/>
-          <w:shd w:val="clear" w:color="auto" w:fill="181818"/>
-          <w:lang w:val="en-GB"/>
-        </w:rPr>
-      </w:pPr>
-      <w:proofErr w:type="spellStart"/>
-      <w:r>
-        <w:rPr>
-          <w:rFonts w:ascii="Consolas, 'Courier New', monosp" w:hAnsi="Consolas, 'Courier New', monosp"/>
-          <w:sz w:val="18"/>
-          <w:shd w:val="clear" w:color="auto" w:fill="181818"/>
-          <w:lang w:val="en-GB"/>
-        </w:rPr>
-        <w:t>lastPoll</w:t>
-      </w:r>
-      <w:proofErr w:type="spellEnd"/>
-      <w:r>
-        <w:rPr>
-          <w:rFonts w:ascii="Consolas, 'Courier New', monosp" w:hAnsi="Consolas, 'Courier New', monosp"/>
-          <w:sz w:val="18"/>
-          <w:shd w:val="clear" w:color="auto" w:fill="181818"/>
-          <w:lang w:val="en-GB"/>
-        </w:rPr>
-        <w:t xml:space="preserve"> = </w:t>
-      </w:r>
-      <w:proofErr w:type="spellStart"/>
-      <w:proofErr w:type="gramStart"/>
-      <w:r>
-        <w:rPr>
-          <w:rFonts w:ascii="Consolas, 'Courier New', monosp" w:hAnsi="Consolas, 'Courier New', monosp"/>
-          <w:sz w:val="18"/>
-          <w:shd w:val="clear" w:color="auto" w:fill="181818"/>
-          <w:lang w:val="en-GB"/>
-        </w:rPr>
-        <w:t>millis</w:t>
-      </w:r>
-      <w:proofErr w:type="spellEnd"/>
-      <w:r>
-        <w:rPr>
-          <w:rFonts w:ascii="Consolas, 'Courier New', monosp" w:hAnsi="Consolas, 'Courier New', monosp"/>
-          <w:sz w:val="18"/>
-          <w:shd w:val="clear" w:color="auto" w:fill="181818"/>
-          <w:lang w:val="en-GB"/>
-        </w:rPr>
-        <w:t>(</w:t>
-      </w:r>
-      <w:proofErr w:type="gramEnd"/>
-      <w:r>
-        <w:rPr>
-          <w:rFonts w:ascii="Consolas, 'Courier New', monosp" w:hAnsi="Consolas, 'Courier New', monosp"/>
-          <w:sz w:val="18"/>
-          <w:shd w:val="clear" w:color="auto" w:fill="181818"/>
-          <w:lang w:val="en-GB"/>
-        </w:rPr>
-        <w:t>);</w:t>
-      </w:r>
-    </w:p>
-    <w:p>
-      <w:pPr>
-        <w:pStyle w:val="Textbody"/>
-        <w:spacing w:after="0" w:line="300" w:lineRule="atLeast"/>
-        <w:rPr>
-          <w:rFonts w:ascii="Consolas, 'Courier New', monosp" w:hAnsi="Consolas, 'Courier New', monosp"/>
-          <w:sz w:val="18"/>
-          <w:shd w:val="clear" w:color="auto" w:fill="181818"/>
-          <w:lang w:val="en-GB"/>
-        </w:rPr>
-      </w:pPr>
-      <w:proofErr w:type="spellStart"/>
-      <w:r>
-        <w:rPr>
-          <w:rFonts w:ascii="Consolas, 'Courier New', monosp" w:hAnsi="Consolas, 'Courier New', monosp"/>
-          <w:sz w:val="18"/>
-          <w:shd w:val="clear" w:color="auto" w:fill="181818"/>
-          <w:lang w:val="en-GB"/>
-        </w:rPr>
-        <w:t>client.get</w:t>
-      </w:r>
-      <w:proofErr w:type="spellEnd"/>
-      <w:r>
-        <w:rPr>
-          <w:rFonts w:ascii="Consolas, 'Courier New', monosp" w:hAnsi="Consolas, 'Courier New', monosp"/>
-          <w:sz w:val="18"/>
-          <w:shd w:val="clear" w:color="auto" w:fill="181818"/>
-          <w:lang w:val="en-GB"/>
-        </w:rPr>
-        <w:t>("/</w:t>
-      </w:r>
-      <w:proofErr w:type="spellStart"/>
-      <w:r>
-        <w:rPr>
-          <w:rFonts w:ascii="Consolas, 'Courier New', monosp" w:hAnsi="Consolas, 'Courier New', monosp"/>
-          <w:sz w:val="18"/>
-          <w:shd w:val="clear" w:color="auto" w:fill="181818"/>
-          <w:lang w:val="en-GB"/>
-        </w:rPr>
-        <w:t>api</w:t>
-      </w:r>
-      <w:proofErr w:type="spellEnd"/>
-      <w:r>
-        <w:rPr>
-          <w:rFonts w:ascii="Consolas, 'Courier New', monosp" w:hAnsi="Consolas, 'Courier New', monosp"/>
-          <w:sz w:val="18"/>
-          <w:shd w:val="clear" w:color="auto" w:fill="181818"/>
-          <w:lang w:val="en-GB"/>
-        </w:rPr>
-        <w:t>/led");</w:t>
-      </w:r>
-    </w:p>
-    <w:p>
-      <w:pPr>
-        <w:pStyle w:val="Textbody"/>
-        <w:spacing w:after="0" w:line="300" w:lineRule="atLeast"/>
-        <w:rPr>
-          <w:rFonts w:ascii="Consolas, 'Courier New', monosp" w:hAnsi="Consolas, 'Courier New', monosp"/>
-          <w:sz w:val="18"/>
-          <w:shd w:val="clear" w:color="auto" w:fill="181818"/>
-          <w:lang w:val="en-GB"/>
-        </w:rPr>
-      </w:pPr>
-      <w:r>
-        <w:rPr>
-          <w:rFonts w:ascii="Consolas, 'Courier New', monosp" w:hAnsi="Consolas, 'Courier New', monosp"/>
-          <w:sz w:val="18"/>
-          <w:shd w:val="clear" w:color="auto" w:fill="181818"/>
-          <w:lang w:val="en-GB"/>
-        </w:rPr>
-        <w:t xml:space="preserve">int </w:t>
-      </w:r>
-      <w:proofErr w:type="spellStart"/>
-      <w:r>
-        <w:rPr>
-          <w:rFonts w:ascii="Consolas, 'Courier New', monosp" w:hAnsi="Consolas, 'Courier New', monosp"/>
-          <w:sz w:val="18"/>
-          <w:shd w:val="clear" w:color="auto" w:fill="181818"/>
-          <w:lang w:val="en-GB"/>
-        </w:rPr>
-        <w:t>statusCode</w:t>
-      </w:r>
-      <w:proofErr w:type="spellEnd"/>
-      <w:r>
-        <w:rPr>
-          <w:rFonts w:ascii="Consolas, 'Courier New', monosp" w:hAnsi="Consolas, 'Courier New', monosp"/>
-          <w:sz w:val="18"/>
-          <w:shd w:val="clear" w:color="auto" w:fill="181818"/>
-          <w:lang w:val="en-GB"/>
-        </w:rPr>
-        <w:t xml:space="preserve"> = </w:t>
-      </w:r>
-      <w:proofErr w:type="spellStart"/>
-      <w:proofErr w:type="gramStart"/>
-      <w:r>
-        <w:rPr>
-          <w:rFonts w:ascii="Consolas, 'Courier New', monosp" w:hAnsi="Consolas, 'Courier New', monosp"/>
-          <w:sz w:val="18"/>
-          <w:shd w:val="clear" w:color="auto" w:fill="181818"/>
-          <w:lang w:val="en-GB"/>
-        </w:rPr>
-        <w:t>client.responseStatusCode</w:t>
-      </w:r>
-      <w:proofErr w:type="spellEnd"/>
-      <w:proofErr w:type="gramEnd"/>
-      <w:r>
-        <w:rPr>
-          <w:rFonts w:ascii="Consolas, 'Courier New', monosp" w:hAnsi="Consolas, 'Courier New', monosp"/>
-          <w:sz w:val="18"/>
-          <w:shd w:val="clear" w:color="auto" w:fill="181818"/>
-          <w:lang w:val="en-GB"/>
-        </w:rPr>
-        <w:t>();</w:t>
-      </w:r>
-    </w:p>
-    <w:p>
-      <w:pPr>
-        <w:pStyle w:val="Textbody"/>
-        <w:spacing w:after="0" w:line="300" w:lineRule="atLeast"/>
-        <w:rPr>
-          <w:rFonts w:ascii="Consolas, 'Courier New', monosp" w:hAnsi="Consolas, 'Courier New', monosp"/>
-          <w:sz w:val="18"/>
-          <w:shd w:val="clear" w:color="auto" w:fill="181818"/>
-          <w:lang w:val="en-GB"/>
-        </w:rPr>
-      </w:pPr>
-      <w:r>
-        <w:rPr>
-          <w:rFonts w:ascii="Consolas, 'Courier New', monosp" w:hAnsi="Consolas, 'Courier New', monosp"/>
-          <w:sz w:val="18"/>
-          <w:shd w:val="clear" w:color="auto" w:fill="181818"/>
-          <w:lang w:val="en-GB"/>
-        </w:rPr>
-        <w:t xml:space="preserve">String body = </w:t>
-      </w:r>
-      <w:proofErr w:type="spellStart"/>
-      <w:proofErr w:type="gramStart"/>
-      <w:r>
-        <w:rPr>
-          <w:rFonts w:ascii="Consolas, 'Courier New', monosp" w:hAnsi="Consolas, 'Courier New', monosp"/>
-          <w:sz w:val="18"/>
-          <w:shd w:val="clear" w:color="auto" w:fill="181818"/>
-          <w:lang w:val="en-GB"/>
-        </w:rPr>
-        <w:t>client.responseBody</w:t>
-      </w:r>
-      <w:proofErr w:type="spellEnd"/>
-      <w:proofErr w:type="gramEnd"/>
-      <w:r>
-        <w:rPr>
-          <w:rFonts w:ascii="Consolas, 'Courier New', monosp" w:hAnsi="Consolas, 'Courier New', monosp"/>
-          <w:sz w:val="18"/>
-          <w:shd w:val="clear" w:color="auto" w:fill="181818"/>
-          <w:lang w:val="en-GB"/>
-        </w:rPr>
-        <w:t>();</w:t>
-      </w:r>
-    </w:p>
-    <w:p>
-      <w:pPr>
-        <w:pStyle w:val="Textbody"/>
-        <w:spacing w:after="0" w:line="300" w:lineRule="atLeast"/>
-        <w:rPr>
-          <w:rFonts w:ascii="Consolas, 'Courier New', monosp" w:hAnsi="Consolas, 'Courier New', monosp"/>
-          <w:sz w:val="18"/>
-          <w:shd w:val="clear" w:color="auto" w:fill="181818"/>
-          <w:lang w:val="en-GB"/>
-        </w:rPr>
-      </w:pPr>
-      <w:proofErr w:type="spellStart"/>
-      <w:proofErr w:type="gramStart"/>
-      <w:r>
-        <w:rPr>
-          <w:rFonts w:ascii="Consolas, 'Courier New', monosp" w:hAnsi="Consolas, 'Courier New', monosp"/>
-          <w:sz w:val="18"/>
-          <w:shd w:val="clear" w:color="auto" w:fill="181818"/>
-          <w:lang w:val="en-GB"/>
-        </w:rPr>
-        <w:t>client.stop</w:t>
-      </w:r>
-      <w:proofErr w:type="spellEnd"/>
-      <w:proofErr w:type="gramEnd"/>
-      <w:r>
-        <w:rPr>
-          <w:rFonts w:ascii="Consolas, 'Courier New', monosp" w:hAnsi="Consolas, 'Courier New', monosp"/>
-          <w:sz w:val="18"/>
-          <w:shd w:val="clear" w:color="auto" w:fill="181818"/>
-          <w:lang w:val="en-GB"/>
-        </w:rPr>
-        <w:t>();</w:t>
-      </w:r>
-    </w:p>
-    <w:p>
-      <w:pPr>
-        <w:pStyle w:val="Textbody"/>
-        <w:spacing w:after="0" w:line="300" w:lineRule="atLeast"/>
-        <w:rPr>
-          <w:rFonts w:ascii="Consolas, 'Courier New', monosp" w:hAnsi="Consolas, 'Courier New', monosp"/>
-          <w:sz w:val="18"/>
-          <w:shd w:val="clear" w:color="auto" w:fill="181818"/>
-          <w:lang w:val="en-GB"/>
-        </w:rPr>
-      </w:pPr>
-      <w:r>
-        <w:rPr>
-          <w:rFonts w:ascii="Consolas, 'Courier New', monosp" w:hAnsi="Consolas, 'Courier New', monosp"/>
-          <w:sz w:val="18"/>
-          <w:shd w:val="clear" w:color="auto" w:fill="181818"/>
-          <w:lang w:val="en-GB"/>
-        </w:rPr>
-        <w:t>if (</w:t>
-      </w:r>
-      <w:proofErr w:type="spellStart"/>
-      <w:r>
-        <w:rPr>
-          <w:rFonts w:ascii="Consolas, 'Courier New', monosp" w:hAnsi="Consolas, 'Courier New', monosp"/>
-          <w:sz w:val="18"/>
-          <w:shd w:val="clear" w:color="auto" w:fill="181818"/>
-          <w:lang w:val="en-GB"/>
-        </w:rPr>
-        <w:t>statusCode</w:t>
-      </w:r>
-      <w:proofErr w:type="spellEnd"/>
-      <w:r>
-        <w:rPr>
-          <w:rFonts w:ascii="Consolas, 'Courier New', monosp" w:hAnsi="Consolas, 'Courier New', monosp"/>
-          <w:sz w:val="18"/>
-          <w:shd w:val="clear" w:color="auto" w:fill="181818"/>
-          <w:lang w:val="en-GB"/>
-        </w:rPr>
-        <w:t xml:space="preserve"> == 200) {</w:t>
-      </w:r>
-    </w:p>
-    <w:p>
-      <w:pPr>
-        <w:pStyle w:val="Textbody"/>
-        <w:spacing w:after="0" w:line="300" w:lineRule="atLeast"/>
-        <w:rPr>
-          <w:rFonts w:ascii="Consolas, 'Courier New', monosp" w:hAnsi="Consolas, 'Courier New', monosp"/>
-          <w:sz w:val="18"/>
-          <w:shd w:val="clear" w:color="auto" w:fill="181818"/>
-          <w:lang w:val="en-GB"/>
-        </w:rPr>
-      </w:pPr>
-      <w:r>
-        <w:rPr>
-          <w:rFonts w:ascii="Consolas, 'Courier New', monosp" w:hAnsi="Consolas, 'Courier New', monosp"/>
-          <w:sz w:val="18"/>
-          <w:shd w:val="clear" w:color="auto" w:fill="181818"/>
-          <w:lang w:val="en-GB"/>
-        </w:rPr>
-        <w:t>if (</w:t>
-      </w:r>
-      <w:proofErr w:type="spellStart"/>
-      <w:proofErr w:type="gramStart"/>
-      <w:r>
-        <w:rPr>
-          <w:rFonts w:ascii="Consolas, 'Courier New', monosp" w:hAnsi="Consolas, 'Courier New', monosp"/>
-          <w:sz w:val="18"/>
-          <w:shd w:val="clear" w:color="auto" w:fill="181818"/>
-          <w:lang w:val="en-GB"/>
-        </w:rPr>
-        <w:t>body.indexOf</w:t>
-      </w:r>
-      <w:proofErr w:type="spellEnd"/>
-      <w:proofErr w:type="gramEnd"/>
-      <w:r>
-        <w:rPr>
-          <w:rFonts w:ascii="Consolas, 'Courier New', monosp" w:hAnsi="Consolas, 'Courier New', monosp"/>
-          <w:sz w:val="18"/>
-          <w:shd w:val="clear" w:color="auto" w:fill="181818"/>
-          <w:lang w:val="en-GB"/>
-        </w:rPr>
-        <w:t>("\"state\</w:t>
-      </w:r>
-      <w:proofErr w:type="gramStart"/>
-      <w:r>
-        <w:rPr>
-          <w:rFonts w:ascii="Consolas, 'Courier New', monosp" w:hAnsi="Consolas, 'Courier New', monosp"/>
-          <w:sz w:val="18"/>
-          <w:shd w:val="clear" w:color="auto" w:fill="181818"/>
-          <w:lang w:val="en-GB"/>
-        </w:rPr>
-        <w:t>":\</w:t>
-      </w:r>
-      <w:proofErr w:type="gramEnd"/>
-      <w:r>
-        <w:rPr>
-          <w:rFonts w:ascii="Consolas, 'Courier New', monosp" w:hAnsi="Consolas, 'Courier New', monosp"/>
-          <w:sz w:val="18"/>
-          <w:shd w:val="clear" w:color="auto" w:fill="181818"/>
-          <w:lang w:val="en-GB"/>
-        </w:rPr>
-        <w:t>"on\"") &gt;= 0) {</w:t>
-      </w:r>
-    </w:p>
-    <w:p>
-      <w:pPr>
-        <w:pStyle w:val="Textbody"/>
-        <w:spacing w:after="0" w:line="300" w:lineRule="atLeast"/>
-        <w:rPr>
-          <w:rFonts w:ascii="Consolas, 'Courier New', monosp" w:hAnsi="Consolas, 'Courier New', monosp"/>
-          <w:sz w:val="18"/>
-          <w:shd w:val="clear" w:color="auto" w:fill="181818"/>
-          <w:lang w:val="en-GB"/>
-        </w:rPr>
-      </w:pPr>
-      <w:proofErr w:type="spellStart"/>
-      <w:proofErr w:type="gramStart"/>
-      <w:r>
-        <w:rPr>
-          <w:rFonts w:ascii="Consolas, 'Courier New', monosp" w:hAnsi="Consolas, 'Courier New', monosp"/>
-          <w:sz w:val="18"/>
-          <w:shd w:val="clear" w:color="auto" w:fill="181818"/>
-          <w:lang w:val="en-GB"/>
-        </w:rPr>
-        <w:t>digitalWrite</w:t>
-      </w:r>
-      <w:proofErr w:type="spellEnd"/>
-      <w:r>
-        <w:rPr>
-          <w:rFonts w:ascii="Consolas, 'Courier New', monosp" w:hAnsi="Consolas, 'Courier New', monosp"/>
-          <w:sz w:val="18"/>
-          <w:shd w:val="clear" w:color="auto" w:fill="181818"/>
-          <w:lang w:val="en-GB"/>
-        </w:rPr>
-        <w:t>(</w:t>
-      </w:r>
-      <w:proofErr w:type="gramEnd"/>
-      <w:r>
-        <w:rPr>
-          <w:rFonts w:ascii="Consolas, 'Courier New', monosp" w:hAnsi="Consolas, 'Courier New', monosp"/>
-          <w:sz w:val="18"/>
-          <w:shd w:val="clear" w:color="auto" w:fill="181818"/>
-          <w:lang w:val="en-GB"/>
-        </w:rPr>
-        <w:t>LED_PIN, HIGH);</w:t>
-      </w:r>
-    </w:p>
-    <w:p>
-      <w:pPr>
-        <w:pStyle w:val="Textbody"/>
-        <w:spacing w:after="0" w:line="300" w:lineRule="atLeast"/>
-        <w:rPr>
-          <w:rFonts w:ascii="Consolas, 'Courier New', monosp" w:hAnsi="Consolas, 'Courier New', monosp"/>
-          <w:sz w:val="18"/>
-          <w:shd w:val="clear" w:color="auto" w:fill="181818"/>
-          <w:lang w:val="en-GB"/>
-        </w:rPr>
-      </w:pPr>
-      <w:r>
-        <w:rPr>
-          <w:rFonts w:ascii="Consolas, 'Courier New', monosp" w:hAnsi="Consolas, 'Courier New', monosp"/>
-          <w:sz w:val="18"/>
-          <w:shd w:val="clear" w:color="auto" w:fill="181818"/>
-          <w:lang w:val="en-GB"/>
-        </w:rPr>
-        <w:t>} else if (</w:t>
-      </w:r>
-      <w:proofErr w:type="spellStart"/>
-      <w:proofErr w:type="gramStart"/>
-      <w:r>
-        <w:rPr>
-          <w:rFonts w:ascii="Consolas, 'Courier New', monosp" w:hAnsi="Consolas, 'Courier New', monosp"/>
-          <w:sz w:val="18"/>
-          <w:shd w:val="clear" w:color="auto" w:fill="181818"/>
-          <w:lang w:val="en-GB"/>
-        </w:rPr>
-        <w:t>body.indexOf</w:t>
-      </w:r>
-      <w:proofErr w:type="spellEnd"/>
-      <w:proofErr w:type="gramEnd"/>
-      <w:r>
-        <w:rPr>
-          <w:rFonts w:ascii="Consolas, 'Courier New', monosp" w:hAnsi="Consolas, 'Courier New', monosp"/>
-          <w:sz w:val="18"/>
-          <w:shd w:val="clear" w:color="auto" w:fill="181818"/>
-          <w:lang w:val="en-GB"/>
-        </w:rPr>
-        <w:t>("\"state\</w:t>
-      </w:r>
-      <w:proofErr w:type="gramStart"/>
-      <w:r>
-        <w:rPr>
-          <w:rFonts w:ascii="Consolas, 'Courier New', monosp" w:hAnsi="Consolas, 'Courier New', monosp"/>
-          <w:sz w:val="18"/>
-          <w:shd w:val="clear" w:color="auto" w:fill="181818"/>
-          <w:lang w:val="en-GB"/>
-        </w:rPr>
-        <w:t>":\</w:t>
-      </w:r>
-      <w:proofErr w:type="gramEnd"/>
-      <w:r>
-        <w:rPr>
-          <w:rFonts w:ascii="Consolas, 'Courier New', monosp" w:hAnsi="Consolas, 'Courier New', monosp"/>
-          <w:sz w:val="18"/>
-          <w:shd w:val="clear" w:color="auto" w:fill="181818"/>
-          <w:lang w:val="en-GB"/>
-        </w:rPr>
-        <w:t>"off\"") &gt;= 0) {</w:t>
-      </w:r>
-    </w:p>
-    <w:p>
-      <w:pPr>
-        <w:pStyle w:val="Textbody"/>
-        <w:spacing w:after="0" w:line="300" w:lineRule="atLeast"/>
-        <w:rPr>
-          <w:rFonts w:ascii="Consolas, 'Courier New', monosp" w:hAnsi="Consolas, 'Courier New', monosp"/>
-          <w:sz w:val="18"/>
-          <w:shd w:val="clear" w:color="auto" w:fill="181818"/>
-          <w:lang w:val="en-GB"/>
-        </w:rPr>
-      </w:pPr>
-      <w:proofErr w:type="spellStart"/>
-      <w:proofErr w:type="gramStart"/>
-      <w:r>
-        <w:rPr>
-          <w:rFonts w:ascii="Consolas, 'Courier New', monosp" w:hAnsi="Consolas, 'Courier New', monosp"/>
-          <w:sz w:val="18"/>
-          <w:shd w:val="clear" w:color="auto" w:fill="181818"/>
-          <w:lang w:val="en-GB"/>
-        </w:rPr>
-        <w:t>digitalWrite</w:t>
-      </w:r>
-      <w:proofErr w:type="spellEnd"/>
-      <w:r>
-        <w:rPr>
-          <w:rFonts w:ascii="Consolas, 'Courier New', monosp" w:hAnsi="Consolas, 'Courier New', monosp"/>
-          <w:sz w:val="18"/>
-          <w:shd w:val="clear" w:color="auto" w:fill="181818"/>
-          <w:lang w:val="en-GB"/>
-        </w:rPr>
-        <w:t>(</w:t>
-      </w:r>
-      <w:proofErr w:type="gramEnd"/>
-      <w:r>
-        <w:rPr>
-          <w:rFonts w:ascii="Consolas, 'Courier New', monosp" w:hAnsi="Consolas, 'Courier New', monosp"/>
-          <w:sz w:val="18"/>
-          <w:shd w:val="clear" w:color="auto" w:fill="181818"/>
-          <w:lang w:val="en-GB"/>
-        </w:rPr>
-        <w:t>LED_PIN, LOW);</w:t>
-      </w:r>
-    </w:p>
-    <w:p>
-      <w:pPr>
-        <w:pStyle w:val="Textbody"/>
-        <w:spacing w:after="0" w:line="300" w:lineRule="atLeast"/>
-        <w:rPr>
-          <w:rFonts w:ascii="Consolas, 'Courier New', monosp" w:hAnsi="Consolas, 'Courier New', monosp"/>
-          <w:sz w:val="18"/>
-          <w:shd w:val="clear" w:color="auto" w:fill="181818"/>
-          <w:lang w:val="en-GB"/>
-        </w:rPr>
-      </w:pPr>
-      <w:r>
-        <w:rPr>
-          <w:rFonts w:ascii="Consolas, 'Courier New', monosp" w:hAnsi="Consolas, 'Courier New', monosp"/>
-          <w:sz w:val="18"/>
-          <w:shd w:val="clear" w:color="auto" w:fill="181818"/>
-          <w:lang w:val="en-GB"/>
-        </w:rPr>
-        <w:t>}</w:t>
-      </w:r>
-    </w:p>
-    <w:p>
-      <w:pPr>
-        <w:pStyle w:val="Textbody"/>
-        <w:spacing w:after="0" w:line="300" w:lineRule="atLeast"/>
-        <w:rPr>
-          <w:rFonts w:ascii="Consolas, 'Courier New', monosp" w:hAnsi="Consolas, 'Courier New', monosp"/>
-          <w:sz w:val="18"/>
-          <w:shd w:val="clear" w:color="auto" w:fill="181818"/>
-          <w:lang w:val="en-GB"/>
-        </w:rPr>
-      </w:pPr>
-      <w:r>
-        <w:rPr>
-          <w:rFonts w:ascii="Consolas, 'Courier New', monosp" w:hAnsi="Consolas, 'Courier New', monosp"/>
-          <w:sz w:val="18"/>
-          <w:shd w:val="clear" w:color="auto" w:fill="181818"/>
-          <w:lang w:val="en-GB"/>
-        </w:rPr>
-        <w:t>}</w:t>
-      </w:r>
-    </w:p>
-    <w:p>
-      <w:pPr>
-        <w:pStyle w:val="Textbody"/>
-        <w:spacing w:after="0" w:line="300" w:lineRule="atLeast"/>
-        <w:rPr>
-          <w:rFonts w:ascii="Consolas, 'Courier New', monosp" w:hAnsi="Consolas, 'Courier New', monosp"/>
-          <w:sz w:val="18"/>
-          <w:shd w:val="clear" w:color="auto" w:fill="181818"/>
-          <w:lang w:val="en-GB"/>
-        </w:rPr>
-      </w:pPr>
-      <w:r>
-        <w:rPr>
-          <w:rFonts w:ascii="Consolas, 'Courier New', monosp" w:hAnsi="Consolas, 'Courier New', monosp"/>
-          <w:sz w:val="18"/>
-          <w:shd w:val="clear" w:color="auto" w:fill="181818"/>
-          <w:lang w:val="en-GB"/>
-        </w:rPr>
-        <w:t>}</w:t>
-      </w:r>
-    </w:p>
-    <w:p>
-      <w:pPr>
-        <w:pStyle w:val="Textbody"/>
-        <w:spacing w:after="0" w:line="300" w:lineRule="atLeast"/>
-        <w:rPr>
-          <w:rFonts w:ascii="Consolas, 'Courier New', monosp" w:hAnsi="Consolas, 'Courier New', monosp"/>
+          <w:rFonts w:ascii="Consolas, 'Courier New', monosp" w:hAnsi="Consolas, 'Courier New', monosp" w:hint="eastAsia"/>
           <w:sz w:val="18"/>
           <w:shd w:val="clear" w:color="auto" w:fill="181818"/>
           <w:lang w:val="en-GB"/>
@@ -18759,7 +17964,7 @@
         </w:numPr>
         <w:spacing w:before="90" w:after="0"/>
         <w:rPr>
-          <w:rFonts w:ascii="Segoe WPC" w:hAnsi="Segoe WPC"/>
+          <w:rFonts w:ascii="Segoe WPC" w:hAnsi="Segoe WPC" w:hint="eastAsia"/>
           <w:sz w:val="19"/>
           <w:lang w:val="en-GB"/>
         </w:rPr>
@@ -18782,7 +17987,7 @@
         </w:numPr>
         <w:spacing w:before="90" w:after="0"/>
         <w:rPr>
-          <w:rFonts w:ascii="Segoe WPC" w:hAnsi="Segoe WPC"/>
+          <w:rFonts w:ascii="Segoe WPC" w:hAnsi="Segoe WPC" w:hint="eastAsia"/>
           <w:sz w:val="19"/>
           <w:lang w:val="en-GB"/>
         </w:rPr>
@@ -18852,6 +18057,1814 @@
         </w:rPr>
         <w:t>) for better UI feedback.</w:t>
       </w:r>
+    </w:p>
+    <w:p>
+      <w:pPr>
+        <w:rPr>
+          <w:lang w:val="en-GB"/>
+        </w:rPr>
+      </w:pPr>
+      <w:r>
+        <w:rPr>
+          <w:lang w:val="en-GB"/>
+        </w:rPr>
+        <w:br w:type="page"/>
+      </w:r>
+    </w:p>
+    <w:p>
+      <w:pPr>
+        <w:pStyle w:val="Textbody"/>
+        <w:rPr>
+          <w:lang w:val="en-GB"/>
+        </w:rPr>
+      </w:pPr>
+      <w:r>
+        <w:rPr>
+          <w:highlight w:val="yellow"/>
+          <w:lang w:val="en-GB"/>
+        </w:rPr>
+        <w:lastRenderedPageBreak/>
+        <w:t>Example of Communication between HTML and Server.js</w:t>
+      </w:r>
+    </w:p>
+    <w:p>
+      <w:pPr>
+        <w:pStyle w:val="Textbody"/>
+        <w:rPr>
+          <w:lang w:val="en-GB"/>
+        </w:rPr>
+      </w:pPr>
+    </w:p>
+    <w:p>
+      <w:pPr>
+        <w:pStyle w:val="Textbody"/>
+        <w:rPr>
+          <w:lang w:val="en-GB"/>
+        </w:rPr>
+      </w:pPr>
+      <w:proofErr w:type="spellStart"/>
+      <w:r>
+        <w:t>okay</w:t>
+      </w:r>
+      <w:proofErr w:type="spellEnd"/>
+      <w:r>
+        <w:t xml:space="preserve"> </w:t>
+      </w:r>
+      <w:proofErr w:type="spellStart"/>
+      <w:r>
+        <w:t>now</w:t>
+      </w:r>
+      <w:proofErr w:type="spellEnd"/>
+      <w:r>
+        <w:t xml:space="preserve"> I </w:t>
+      </w:r>
+      <w:proofErr w:type="spellStart"/>
+      <w:r>
+        <w:t>want</w:t>
+      </w:r>
+      <w:proofErr w:type="spellEnd"/>
+      <w:r>
+        <w:t xml:space="preserve"> </w:t>
+      </w:r>
+      <w:proofErr w:type="spellStart"/>
+      <w:r>
+        <w:t>you</w:t>
+      </w:r>
+      <w:proofErr w:type="spellEnd"/>
+      <w:r>
+        <w:t xml:space="preserve"> to </w:t>
+      </w:r>
+      <w:proofErr w:type="spellStart"/>
+      <w:r>
+        <w:t>read</w:t>
+      </w:r>
+      <w:proofErr w:type="spellEnd"/>
+      <w:r>
+        <w:t xml:space="preserve"> </w:t>
+      </w:r>
+      <w:r>
+        <w:t>the</w:t>
+      </w:r>
+      <w:r>
+        <w:t xml:space="preserve"> </w:t>
+      </w:r>
+      <w:r>
+        <w:t>HTML and the server.js</w:t>
+      </w:r>
+      <w:r>
+        <w:t xml:space="preserve"> files, I </w:t>
+      </w:r>
+      <w:proofErr w:type="spellStart"/>
+      <w:r>
+        <w:t>want</w:t>
+      </w:r>
+      <w:proofErr w:type="spellEnd"/>
+      <w:r>
+        <w:t xml:space="preserve"> to </w:t>
+      </w:r>
+      <w:proofErr w:type="spellStart"/>
+      <w:r>
+        <w:t>explain</w:t>
+      </w:r>
+      <w:proofErr w:type="spellEnd"/>
+      <w:r>
+        <w:t xml:space="preserve"> to me in </w:t>
+      </w:r>
+      <w:proofErr w:type="spellStart"/>
+      <w:r>
+        <w:t>details</w:t>
+      </w:r>
+      <w:proofErr w:type="spellEnd"/>
+      <w:r>
+        <w:t xml:space="preserve"> </w:t>
+      </w:r>
+      <w:proofErr w:type="spellStart"/>
+      <w:r>
+        <w:t>waht</w:t>
+      </w:r>
+      <w:proofErr w:type="spellEnd"/>
+      <w:r>
+        <w:t xml:space="preserve"> </w:t>
+      </w:r>
+      <w:proofErr w:type="spellStart"/>
+      <w:r>
+        <w:t>happen</w:t>
+      </w:r>
+      <w:proofErr w:type="spellEnd"/>
+      <w:r>
+        <w:t xml:space="preserve"> if </w:t>
+      </w:r>
+      <w:proofErr w:type="spellStart"/>
+      <w:r>
+        <w:t>Iwrite</w:t>
+      </w:r>
+      <w:proofErr w:type="spellEnd"/>
+      <w:r>
+        <w:t xml:space="preserve"> </w:t>
+      </w:r>
+      <w:proofErr w:type="spellStart"/>
+      <w:r>
+        <w:t>my</w:t>
+      </w:r>
+      <w:proofErr w:type="spellEnd"/>
+      <w:r>
+        <w:t xml:space="preserve"> login and </w:t>
+      </w:r>
+      <w:proofErr w:type="spellStart"/>
+      <w:r>
+        <w:t>password</w:t>
+      </w:r>
+      <w:proofErr w:type="spellEnd"/>
+      <w:r>
+        <w:t xml:space="preserve"> and click on login, </w:t>
+      </w:r>
+      <w:proofErr w:type="spellStart"/>
+      <w:r>
+        <w:t>what</w:t>
+      </w:r>
+      <w:proofErr w:type="spellEnd"/>
+      <w:r>
+        <w:t xml:space="preserve"> </w:t>
+      </w:r>
+      <w:proofErr w:type="spellStart"/>
+      <w:r>
+        <w:t>happens</w:t>
+      </w:r>
+      <w:proofErr w:type="spellEnd"/>
+      <w:r>
+        <w:t xml:space="preserve"> in the HTML, and </w:t>
+      </w:r>
+      <w:proofErr w:type="spellStart"/>
+      <w:r>
+        <w:t>then</w:t>
+      </w:r>
+      <w:proofErr w:type="spellEnd"/>
+      <w:r>
+        <w:t xml:space="preserve"> </w:t>
+      </w:r>
+      <w:proofErr w:type="spellStart"/>
+      <w:r>
+        <w:t>what</w:t>
+      </w:r>
+      <w:proofErr w:type="spellEnd"/>
+      <w:r>
+        <w:t xml:space="preserve"> </w:t>
+      </w:r>
+      <w:proofErr w:type="spellStart"/>
+      <w:r>
+        <w:t>happens</w:t>
+      </w:r>
+      <w:proofErr w:type="spellEnd"/>
+      <w:r>
+        <w:t xml:space="preserve"> in the server.js</w:t>
+      </w:r>
+      <w:r>
+        <w:rPr>
+          <w:lang w:val="en-GB"/>
+        </w:rPr>
+        <w:t xml:space="preserve"> </w:t>
+      </w:r>
+    </w:p>
+    <w:p>
+      <w:pPr>
+        <w:pStyle w:val="Textbody"/>
+        <w:rPr>
+          <w:lang w:val="en-GB"/>
+        </w:rPr>
+      </w:pPr>
+    </w:p>
+    <w:p>
+      <w:pPr>
+        <w:pStyle w:val="Textbody"/>
+      </w:pPr>
+      <w:proofErr w:type="spellStart"/>
+      <w:r>
+        <w:t>Here</w:t>
+      </w:r>
+      <w:proofErr w:type="spellEnd"/>
+      <w:r>
+        <w:t xml:space="preserve"> </w:t>
+      </w:r>
+      <w:proofErr w:type="spellStart"/>
+      <w:r>
+        <w:t>is</w:t>
+      </w:r>
+      <w:proofErr w:type="spellEnd"/>
+      <w:r>
+        <w:t xml:space="preserve"> the </w:t>
+      </w:r>
+      <w:proofErr w:type="spellStart"/>
+      <w:r>
+        <w:t>step</w:t>
+      </w:r>
+      <w:proofErr w:type="spellEnd"/>
+      <w:r>
+        <w:t>-by-</w:t>
+      </w:r>
+      <w:proofErr w:type="spellStart"/>
+      <w:r>
+        <w:t>step</w:t>
+      </w:r>
+      <w:proofErr w:type="spellEnd"/>
+      <w:r>
+        <w:t xml:space="preserve"> </w:t>
+      </w:r>
+      <w:proofErr w:type="spellStart"/>
+      <w:r>
+        <w:t>technical</w:t>
+      </w:r>
+      <w:proofErr w:type="spellEnd"/>
+      <w:r>
+        <w:t xml:space="preserve"> breakdown, mapping the actions to the </w:t>
+      </w:r>
+      <w:proofErr w:type="spellStart"/>
+      <w:r>
+        <w:t>specific</w:t>
+      </w:r>
+      <w:proofErr w:type="spellEnd"/>
+      <w:r>
+        <w:t xml:space="preserve"> </w:t>
+      </w:r>
+      <w:proofErr w:type="spellStart"/>
+      <w:r>
+        <w:t>functions</w:t>
+      </w:r>
+      <w:proofErr w:type="spellEnd"/>
+      <w:r>
+        <w:t xml:space="preserve"> in </w:t>
+      </w:r>
+      <w:proofErr w:type="spellStart"/>
+      <w:r>
+        <w:t>your</w:t>
+      </w:r>
+      <w:proofErr w:type="spellEnd"/>
+      <w:r>
+        <w:t xml:space="preserve"> </w:t>
+      </w:r>
+      <w:r>
+        <w:rPr>
+          <w:b/>
+          <w:bCs/>
+        </w:rPr>
+        <w:t>index.html</w:t>
+      </w:r>
+      <w:r>
+        <w:t xml:space="preserve"> and </w:t>
+      </w:r>
+      <w:r>
+        <w:rPr>
+          <w:b/>
+          <w:bCs/>
+        </w:rPr>
+        <w:t>server.js</w:t>
+      </w:r>
+      <w:r>
+        <w:t xml:space="preserve"> files.</w:t>
+      </w:r>
+    </w:p>
+    <w:p>
+      <w:pPr>
+        <w:pStyle w:val="Textbody"/>
+        <w:rPr>
+          <w:b/>
+          <w:bCs/>
+        </w:rPr>
+      </w:pPr>
+      <w:r>
+        <w:rPr>
+          <w:b/>
+          <w:bCs/>
+        </w:rPr>
+        <w:t>1. The Trigger: User clicks "Login"</w:t>
+      </w:r>
+    </w:p>
+    <w:p>
+      <w:pPr>
+        <w:pStyle w:val="Textbody"/>
+        <w:numPr>
+          <w:ilvl w:val="0"/>
+          <w:numId w:val="75"/>
+        </w:numPr>
+      </w:pPr>
+      <w:r>
+        <w:rPr>
+          <w:b/>
+          <w:bCs/>
+        </w:rPr>
+        <w:t>Location:</w:t>
+      </w:r>
+      <w:r>
+        <w:t xml:space="preserve"> index.html</w:t>
+      </w:r>
+    </w:p>
+    <w:p>
+      <w:pPr>
+        <w:pStyle w:val="Textbody"/>
+        <w:numPr>
+          <w:ilvl w:val="0"/>
+          <w:numId w:val="75"/>
+        </w:numPr>
+      </w:pPr>
+      <w:proofErr w:type="spellStart"/>
+      <w:r>
+        <w:rPr>
+          <w:b/>
+          <w:bCs/>
+        </w:rPr>
+        <w:t>Function</w:t>
+      </w:r>
+      <w:proofErr w:type="spellEnd"/>
+      <w:r>
+        <w:rPr>
+          <w:b/>
+          <w:bCs/>
+        </w:rPr>
+        <w:t>:</w:t>
+      </w:r>
+      <w:r>
+        <w:t xml:space="preserve"> login()</w:t>
+      </w:r>
+    </w:p>
+    <w:p>
+      <w:pPr>
+        <w:pStyle w:val="Textbody"/>
+        <w:numPr>
+          <w:ilvl w:val="0"/>
+          <w:numId w:val="75"/>
+        </w:numPr>
+      </w:pPr>
+      <w:r>
+        <w:rPr>
+          <w:b/>
+          <w:bCs/>
+        </w:rPr>
+        <w:t>Action:</w:t>
+      </w:r>
+      <w:r>
+        <w:t xml:space="preserve"> This </w:t>
+      </w:r>
+      <w:proofErr w:type="spellStart"/>
+      <w:r>
+        <w:t>function</w:t>
+      </w:r>
+      <w:proofErr w:type="spellEnd"/>
+      <w:r>
+        <w:t xml:space="preserve"> </w:t>
+      </w:r>
+      <w:proofErr w:type="spellStart"/>
+      <w:r>
+        <w:t>gathers</w:t>
+      </w:r>
+      <w:proofErr w:type="spellEnd"/>
+      <w:r>
+        <w:t xml:space="preserve"> the </w:t>
+      </w:r>
+      <w:proofErr w:type="spellStart"/>
+      <w:r>
+        <w:t>username</w:t>
+      </w:r>
+      <w:proofErr w:type="spellEnd"/>
+      <w:r>
+        <w:t xml:space="preserve"> and </w:t>
+      </w:r>
+      <w:proofErr w:type="spellStart"/>
+      <w:r>
+        <w:t>password</w:t>
+      </w:r>
+      <w:proofErr w:type="spellEnd"/>
+      <w:r>
+        <w:t xml:space="preserve"> </w:t>
+      </w:r>
+      <w:proofErr w:type="spellStart"/>
+      <w:r>
+        <w:t>from</w:t>
+      </w:r>
+      <w:proofErr w:type="spellEnd"/>
+      <w:r>
+        <w:t xml:space="preserve"> the input </w:t>
+      </w:r>
+      <w:proofErr w:type="spellStart"/>
+      <w:r>
+        <w:t>fields</w:t>
+      </w:r>
+      <w:proofErr w:type="spellEnd"/>
+      <w:r>
+        <w:t xml:space="preserve"> and uses </w:t>
+      </w:r>
+      <w:proofErr w:type="spellStart"/>
+      <w:r>
+        <w:t>fetch</w:t>
+      </w:r>
+      <w:proofErr w:type="spellEnd"/>
+      <w:r>
+        <w:t xml:space="preserve">("/api/login", ...) to </w:t>
+      </w:r>
+      <w:proofErr w:type="spellStart"/>
+      <w:r>
+        <w:t>send</w:t>
+      </w:r>
+      <w:proofErr w:type="spellEnd"/>
+      <w:r>
+        <w:t xml:space="preserve"> </w:t>
+      </w:r>
+      <w:proofErr w:type="spellStart"/>
+      <w:r>
+        <w:t>them</w:t>
+      </w:r>
+      <w:proofErr w:type="spellEnd"/>
+      <w:r>
+        <w:t xml:space="preserve"> to the server.</w:t>
+      </w:r>
+    </w:p>
+    <w:p>
+      <w:pPr>
+        <w:pStyle w:val="Textbody"/>
+        <w:rPr>
+          <w:lang w:val="en-GB"/>
+        </w:rPr>
+      </w:pPr>
+    </w:p>
+    <w:p>
+      <w:pPr>
+        <w:pStyle w:val="Textbody"/>
+        <w:rPr>
+          <w:lang w:val="en-GB"/>
+        </w:rPr>
+      </w:pPr>
+    </w:p>
+    <w:p>
+      <w:pPr>
+        <w:pStyle w:val="Textbody"/>
+        <w:rPr>
+          <w:b/>
+          <w:bCs/>
+        </w:rPr>
+      </w:pPr>
+      <w:r>
+        <w:rPr>
+          <w:b/>
+          <w:bCs/>
+        </w:rPr>
+        <w:t xml:space="preserve">2. The </w:t>
+      </w:r>
+      <w:proofErr w:type="spellStart"/>
+      <w:r>
+        <w:rPr>
+          <w:b/>
+          <w:bCs/>
+        </w:rPr>
+        <w:t>Verification</w:t>
+      </w:r>
+      <w:proofErr w:type="spellEnd"/>
+      <w:r>
+        <w:rPr>
+          <w:b/>
+          <w:bCs/>
+        </w:rPr>
+        <w:t xml:space="preserve">: Server checks </w:t>
+      </w:r>
+      <w:proofErr w:type="spellStart"/>
+      <w:r>
+        <w:rPr>
+          <w:b/>
+          <w:bCs/>
+        </w:rPr>
+        <w:t>credentials</w:t>
+      </w:r>
+      <w:proofErr w:type="spellEnd"/>
+    </w:p>
+    <w:p>
+      <w:pPr>
+        <w:pStyle w:val="Textbody"/>
+        <w:numPr>
+          <w:ilvl w:val="0"/>
+          <w:numId w:val="76"/>
+        </w:numPr>
+      </w:pPr>
+      <w:r>
+        <w:rPr>
+          <w:b/>
+          <w:bCs/>
+        </w:rPr>
+        <w:t>Location:</w:t>
+      </w:r>
+      <w:r>
+        <w:t xml:space="preserve"> server.js</w:t>
+      </w:r>
+    </w:p>
+    <w:p>
+      <w:pPr>
+        <w:pStyle w:val="Textbody"/>
+        <w:numPr>
+          <w:ilvl w:val="0"/>
+          <w:numId w:val="76"/>
+        </w:numPr>
+      </w:pPr>
+      <w:r>
+        <w:rPr>
+          <w:b/>
+          <w:bCs/>
+        </w:rPr>
+        <w:t>Endpoint:</w:t>
+      </w:r>
+      <w:r>
+        <w:t xml:space="preserve"> </w:t>
+      </w:r>
+      <w:proofErr w:type="spellStart"/>
+      <w:r>
+        <w:t>app.post</w:t>
+      </w:r>
+      <w:proofErr w:type="spellEnd"/>
+      <w:r>
+        <w:t>("/api/login", (</w:t>
+      </w:r>
+      <w:proofErr w:type="spellStart"/>
+      <w:r>
+        <w:t>req</w:t>
+      </w:r>
+      <w:proofErr w:type="spellEnd"/>
+      <w:r>
+        <w:t xml:space="preserve">, </w:t>
+      </w:r>
+      <w:proofErr w:type="spellStart"/>
+      <w:r>
+        <w:t>res</w:t>
+      </w:r>
+      <w:proofErr w:type="spellEnd"/>
+      <w:r>
+        <w:t>) =&gt; { ... })</w:t>
+      </w:r>
+    </w:p>
+    <w:p>
+      <w:pPr>
+        <w:pStyle w:val="Textbody"/>
+        <w:numPr>
+          <w:ilvl w:val="0"/>
+          <w:numId w:val="76"/>
+        </w:numPr>
+      </w:pPr>
+      <w:r>
+        <w:rPr>
+          <w:b/>
+          <w:bCs/>
+        </w:rPr>
+        <w:t>Action:</w:t>
+      </w:r>
+      <w:r>
+        <w:t xml:space="preserve"> * The server compares </w:t>
+      </w:r>
+      <w:proofErr w:type="spellStart"/>
+      <w:r>
+        <w:t>req.body</w:t>
+      </w:r>
+      <w:proofErr w:type="spellEnd"/>
+      <w:r>
+        <w:t xml:space="preserve"> </w:t>
+      </w:r>
+      <w:proofErr w:type="spellStart"/>
+      <w:r>
+        <w:t>against</w:t>
+      </w:r>
+      <w:proofErr w:type="spellEnd"/>
+      <w:r>
+        <w:t xml:space="preserve"> WEB_USERNAME and WEB_PASSWORD.</w:t>
+      </w:r>
+    </w:p>
+    <w:p>
+      <w:pPr>
+        <w:pStyle w:val="Textbody"/>
+        <w:numPr>
+          <w:ilvl w:val="1"/>
+          <w:numId w:val="76"/>
+        </w:numPr>
+      </w:pPr>
+      <w:r>
+        <w:t xml:space="preserve">If correct, </w:t>
+      </w:r>
+      <w:proofErr w:type="spellStart"/>
+      <w:r>
+        <w:t>it</w:t>
+      </w:r>
+      <w:proofErr w:type="spellEnd"/>
+      <w:r>
+        <w:t xml:space="preserve"> </w:t>
+      </w:r>
+      <w:proofErr w:type="spellStart"/>
+      <w:r>
+        <w:t>generates</w:t>
+      </w:r>
+      <w:proofErr w:type="spellEnd"/>
+      <w:r>
+        <w:t xml:space="preserve"> a </w:t>
+      </w:r>
+      <w:proofErr w:type="spellStart"/>
+      <w:r>
+        <w:t>token</w:t>
+      </w:r>
+      <w:proofErr w:type="spellEnd"/>
+      <w:r>
+        <w:t xml:space="preserve"> and </w:t>
+      </w:r>
+      <w:proofErr w:type="spellStart"/>
+      <w:r>
+        <w:t>adds</w:t>
+      </w:r>
+      <w:proofErr w:type="spellEnd"/>
+      <w:r>
+        <w:t xml:space="preserve"> </w:t>
+      </w:r>
+      <w:proofErr w:type="spellStart"/>
+      <w:r>
+        <w:t>it</w:t>
+      </w:r>
+      <w:proofErr w:type="spellEnd"/>
+      <w:r>
+        <w:t xml:space="preserve"> to the sessions Set </w:t>
+      </w:r>
+      <w:proofErr w:type="spellStart"/>
+      <w:r>
+        <w:t>using</w:t>
+      </w:r>
+      <w:proofErr w:type="spellEnd"/>
+      <w:r>
+        <w:t xml:space="preserve"> </w:t>
+      </w:r>
+      <w:proofErr w:type="spellStart"/>
+      <w:r>
+        <w:t>sessions.add</w:t>
+      </w:r>
+      <w:proofErr w:type="spellEnd"/>
+      <w:r>
+        <w:t>(</w:t>
+      </w:r>
+      <w:proofErr w:type="spellStart"/>
+      <w:r>
+        <w:t>token</w:t>
+      </w:r>
+      <w:proofErr w:type="spellEnd"/>
+      <w:r>
+        <w:t>).</w:t>
+      </w:r>
+    </w:p>
+    <w:p>
+      <w:pPr>
+        <w:pStyle w:val="Textbody"/>
+        <w:numPr>
+          <w:ilvl w:val="1"/>
+          <w:numId w:val="76"/>
+        </w:numPr>
+      </w:pPr>
+      <w:r>
+        <w:t xml:space="preserve">It </w:t>
+      </w:r>
+      <w:proofErr w:type="spellStart"/>
+      <w:r>
+        <w:t>sends</w:t>
+      </w:r>
+      <w:proofErr w:type="spellEnd"/>
+      <w:r>
+        <w:t xml:space="preserve"> the </w:t>
+      </w:r>
+      <w:proofErr w:type="spellStart"/>
+      <w:r>
+        <w:t>token</w:t>
+      </w:r>
+      <w:proofErr w:type="spellEnd"/>
+      <w:r>
+        <w:t xml:space="preserve"> back to the browser via </w:t>
+      </w:r>
+      <w:proofErr w:type="spellStart"/>
+      <w:r>
+        <w:t>res.json</w:t>
+      </w:r>
+      <w:proofErr w:type="spellEnd"/>
+      <w:r>
+        <w:t xml:space="preserve">({ ok: </w:t>
+      </w:r>
+      <w:proofErr w:type="spellStart"/>
+      <w:r>
+        <w:t>true</w:t>
+      </w:r>
+      <w:proofErr w:type="spellEnd"/>
+      <w:r>
+        <w:t xml:space="preserve">, </w:t>
+      </w:r>
+      <w:proofErr w:type="spellStart"/>
+      <w:r>
+        <w:t>token</w:t>
+      </w:r>
+      <w:proofErr w:type="spellEnd"/>
+      <w:r>
+        <w:t xml:space="preserve"> }).</w:t>
+      </w:r>
+    </w:p>
+    <w:p>
+      <w:pPr>
+        <w:pStyle w:val="Textbody"/>
+      </w:pPr>
+    </w:p>
+    <w:p>
+      <w:pPr>
+        <w:pStyle w:val="Textbody"/>
+        <w:rPr>
+          <w:b/>
+          <w:bCs/>
+        </w:rPr>
+      </w:pPr>
+      <w:r>
+        <w:rPr>
+          <w:b/>
+          <w:bCs/>
+        </w:rPr>
+        <w:t xml:space="preserve">3. The Handshake: Browser </w:t>
+      </w:r>
+      <w:proofErr w:type="spellStart"/>
+      <w:r>
+        <w:rPr>
+          <w:b/>
+          <w:bCs/>
+        </w:rPr>
+        <w:t>saves</w:t>
+      </w:r>
+      <w:proofErr w:type="spellEnd"/>
+      <w:r>
+        <w:rPr>
+          <w:b/>
+          <w:bCs/>
+        </w:rPr>
+        <w:t xml:space="preserve"> the "Key"</w:t>
+      </w:r>
+    </w:p>
+    <w:p>
+      <w:pPr>
+        <w:pStyle w:val="Textbody"/>
+        <w:numPr>
+          <w:ilvl w:val="0"/>
+          <w:numId w:val="77"/>
+        </w:numPr>
+      </w:pPr>
+      <w:r>
+        <w:rPr>
+          <w:b/>
+          <w:bCs/>
+        </w:rPr>
+        <w:t>Location:</w:t>
+      </w:r>
+      <w:r>
+        <w:t xml:space="preserve"> index.html</w:t>
+      </w:r>
+    </w:p>
+    <w:p>
+      <w:pPr>
+        <w:pStyle w:val="Textbody"/>
+        <w:numPr>
+          <w:ilvl w:val="0"/>
+          <w:numId w:val="77"/>
+        </w:numPr>
+      </w:pPr>
+      <w:proofErr w:type="spellStart"/>
+      <w:r>
+        <w:rPr>
+          <w:b/>
+          <w:bCs/>
+        </w:rPr>
+        <w:t>Function</w:t>
+      </w:r>
+      <w:proofErr w:type="spellEnd"/>
+      <w:r>
+        <w:rPr>
+          <w:b/>
+          <w:bCs/>
+        </w:rPr>
+        <w:t>:</w:t>
+      </w:r>
+      <w:r>
+        <w:t xml:space="preserve"> login() (continuation)</w:t>
+      </w:r>
+    </w:p>
+    <w:p>
+      <w:pPr>
+        <w:pStyle w:val="Textbody"/>
+        <w:numPr>
+          <w:ilvl w:val="0"/>
+          <w:numId w:val="77"/>
+        </w:numPr>
+      </w:pPr>
+      <w:r>
+        <w:rPr>
+          <w:b/>
+          <w:bCs/>
+        </w:rPr>
+        <w:t>Action:</w:t>
+      </w:r>
+    </w:p>
+    <w:p>
+      <w:pPr>
+        <w:pStyle w:val="Textbody"/>
+        <w:numPr>
+          <w:ilvl w:val="1"/>
+          <w:numId w:val="77"/>
+        </w:numPr>
+      </w:pPr>
+      <w:r>
+        <w:t xml:space="preserve">Once the </w:t>
+      </w:r>
+      <w:proofErr w:type="spellStart"/>
+      <w:r>
+        <w:t>response</w:t>
+      </w:r>
+      <w:proofErr w:type="spellEnd"/>
+      <w:r>
+        <w:t xml:space="preserve"> </w:t>
+      </w:r>
+      <w:proofErr w:type="spellStart"/>
+      <w:r>
+        <w:t>is</w:t>
+      </w:r>
+      <w:proofErr w:type="spellEnd"/>
+      <w:r>
+        <w:t xml:space="preserve"> </w:t>
+      </w:r>
+      <w:proofErr w:type="spellStart"/>
+      <w:r>
+        <w:t>received</w:t>
+      </w:r>
+      <w:proofErr w:type="spellEnd"/>
+      <w:r>
+        <w:t xml:space="preserve">, the script </w:t>
+      </w:r>
+      <w:proofErr w:type="spellStart"/>
+      <w:r>
+        <w:t>saves</w:t>
+      </w:r>
+      <w:proofErr w:type="spellEnd"/>
+      <w:r>
+        <w:t xml:space="preserve"> the </w:t>
+      </w:r>
+      <w:proofErr w:type="spellStart"/>
+      <w:r>
+        <w:t>token</w:t>
+      </w:r>
+      <w:proofErr w:type="spellEnd"/>
+      <w:r>
+        <w:t xml:space="preserve"> to the </w:t>
+      </w:r>
+      <w:proofErr w:type="spellStart"/>
+      <w:r>
+        <w:t>browser's</w:t>
+      </w:r>
+      <w:proofErr w:type="spellEnd"/>
+      <w:r>
+        <w:t xml:space="preserve"> memory </w:t>
+      </w:r>
+      <w:proofErr w:type="spellStart"/>
+      <w:r>
+        <w:t>using</w:t>
+      </w:r>
+      <w:proofErr w:type="spellEnd"/>
+      <w:r>
+        <w:t xml:space="preserve"> </w:t>
+      </w:r>
+      <w:proofErr w:type="spellStart"/>
+      <w:r>
+        <w:t>localStorage.setItem</w:t>
+      </w:r>
+      <w:proofErr w:type="spellEnd"/>
+      <w:r>
+        <w:t>(</w:t>
+      </w:r>
+      <w:proofErr w:type="spellStart"/>
+      <w:r>
+        <w:t>tokenKey</w:t>
+      </w:r>
+      <w:proofErr w:type="spellEnd"/>
+      <w:r>
+        <w:t xml:space="preserve">, </w:t>
+      </w:r>
+      <w:proofErr w:type="spellStart"/>
+      <w:r>
+        <w:t>data.token</w:t>
+      </w:r>
+      <w:proofErr w:type="spellEnd"/>
+      <w:r>
+        <w:t>).</w:t>
+      </w:r>
+    </w:p>
+    <w:p>
+      <w:pPr>
+        <w:pStyle w:val="Textbody"/>
+        <w:numPr>
+          <w:ilvl w:val="1"/>
+          <w:numId w:val="77"/>
+        </w:numPr>
+      </w:pPr>
+      <w:r>
+        <w:t xml:space="preserve">It </w:t>
+      </w:r>
+      <w:proofErr w:type="spellStart"/>
+      <w:r>
+        <w:t>then</w:t>
+      </w:r>
+      <w:proofErr w:type="spellEnd"/>
+      <w:r>
+        <w:t xml:space="preserve"> calls </w:t>
+      </w:r>
+      <w:proofErr w:type="spellStart"/>
+      <w:r>
+        <w:t>refreshTelemetry</w:t>
+      </w:r>
+      <w:proofErr w:type="spellEnd"/>
+      <w:r>
+        <w:t xml:space="preserve">() to </w:t>
+      </w:r>
+      <w:proofErr w:type="spellStart"/>
+      <w:r>
+        <w:t>get</w:t>
+      </w:r>
+      <w:proofErr w:type="spellEnd"/>
+      <w:r>
+        <w:t xml:space="preserve"> the data.</w:t>
+      </w:r>
+    </w:p>
+    <w:p>
+      <w:pPr>
+        <w:pStyle w:val="Textbody"/>
+        <w:numPr>
+          <w:ilvl w:val="1"/>
+          <w:numId w:val="77"/>
+        </w:numPr>
+      </w:pPr>
+    </w:p>
+    <w:p>
+      <w:pPr>
+        <w:pStyle w:val="Textbody"/>
+        <w:rPr>
+          <w:b/>
+          <w:bCs/>
+        </w:rPr>
+      </w:pPr>
+      <w:r>
+        <w:rPr>
+          <w:b/>
+          <w:bCs/>
+        </w:rPr>
+        <w:t xml:space="preserve">4. The </w:t>
+      </w:r>
+      <w:proofErr w:type="spellStart"/>
+      <w:r>
+        <w:rPr>
+          <w:b/>
+          <w:bCs/>
+        </w:rPr>
+        <w:t>Gatekeeper</w:t>
+      </w:r>
+      <w:proofErr w:type="spellEnd"/>
+      <w:r>
+        <w:rPr>
+          <w:b/>
+          <w:bCs/>
+        </w:rPr>
+        <w:t>: Checking permission for data</w:t>
+      </w:r>
+    </w:p>
+    <w:p>
+      <w:pPr>
+        <w:pStyle w:val="Textbody"/>
+        <w:numPr>
+          <w:ilvl w:val="0"/>
+          <w:numId w:val="78"/>
+        </w:numPr>
+      </w:pPr>
+      <w:r>
+        <w:rPr>
+          <w:b/>
+          <w:bCs/>
+        </w:rPr>
+        <w:t>Location:</w:t>
+      </w:r>
+      <w:r>
+        <w:t xml:space="preserve"> server.js</w:t>
+      </w:r>
+    </w:p>
+    <w:p>
+      <w:pPr>
+        <w:pStyle w:val="Textbody"/>
+        <w:numPr>
+          <w:ilvl w:val="0"/>
+          <w:numId w:val="78"/>
+        </w:numPr>
+      </w:pPr>
+      <w:r>
+        <w:rPr>
+          <w:b/>
+          <w:bCs/>
+        </w:rPr>
+        <w:lastRenderedPageBreak/>
+        <w:t xml:space="preserve">Middleware </w:t>
+      </w:r>
+      <w:proofErr w:type="spellStart"/>
+      <w:r>
+        <w:rPr>
+          <w:b/>
+          <w:bCs/>
+        </w:rPr>
+        <w:t>Function</w:t>
+      </w:r>
+      <w:proofErr w:type="spellEnd"/>
+      <w:r>
+        <w:rPr>
+          <w:b/>
+          <w:bCs/>
+        </w:rPr>
+        <w:t>:</w:t>
+      </w:r>
+      <w:r>
+        <w:t xml:space="preserve"> </w:t>
+      </w:r>
+      <w:proofErr w:type="spellStart"/>
+      <w:r>
+        <w:t>requireAuth</w:t>
+      </w:r>
+      <w:proofErr w:type="spellEnd"/>
+      <w:r>
+        <w:t>(</w:t>
+      </w:r>
+      <w:proofErr w:type="spellStart"/>
+      <w:r>
+        <w:t>req</w:t>
+      </w:r>
+      <w:proofErr w:type="spellEnd"/>
+      <w:r>
+        <w:t xml:space="preserve">, </w:t>
+      </w:r>
+      <w:proofErr w:type="spellStart"/>
+      <w:r>
+        <w:t>res</w:t>
+      </w:r>
+      <w:proofErr w:type="spellEnd"/>
+      <w:r>
+        <w:t xml:space="preserve">, </w:t>
+      </w:r>
+      <w:proofErr w:type="spellStart"/>
+      <w:r>
+        <w:t>next</w:t>
+      </w:r>
+      <w:proofErr w:type="spellEnd"/>
+      <w:r>
+        <w:t>)</w:t>
+      </w:r>
+    </w:p>
+    <w:p>
+      <w:pPr>
+        <w:pStyle w:val="Textbody"/>
+        <w:numPr>
+          <w:ilvl w:val="0"/>
+          <w:numId w:val="78"/>
+        </w:numPr>
+      </w:pPr>
+      <w:r>
+        <w:rPr>
+          <w:b/>
+          <w:bCs/>
+        </w:rPr>
+        <w:t>Action:</w:t>
+      </w:r>
+      <w:r>
+        <w:t xml:space="preserve"> * </w:t>
+      </w:r>
+      <w:proofErr w:type="spellStart"/>
+      <w:r>
+        <w:t>Before</w:t>
+      </w:r>
+      <w:proofErr w:type="spellEnd"/>
+      <w:r>
+        <w:t xml:space="preserve"> </w:t>
+      </w:r>
+      <w:proofErr w:type="spellStart"/>
+      <w:r>
+        <w:t>any</w:t>
+      </w:r>
+      <w:proofErr w:type="spellEnd"/>
+      <w:r>
+        <w:t xml:space="preserve"> data </w:t>
+      </w:r>
+      <w:proofErr w:type="spellStart"/>
+      <w:r>
+        <w:t>is</w:t>
+      </w:r>
+      <w:proofErr w:type="spellEnd"/>
+      <w:r>
+        <w:t xml:space="preserve"> sent, </w:t>
+      </w:r>
+      <w:proofErr w:type="spellStart"/>
+      <w:r>
+        <w:t>this</w:t>
+      </w:r>
+      <w:proofErr w:type="spellEnd"/>
+      <w:r>
+        <w:t xml:space="preserve"> </w:t>
+      </w:r>
+      <w:proofErr w:type="spellStart"/>
+      <w:r>
+        <w:t>function</w:t>
+      </w:r>
+      <w:proofErr w:type="spellEnd"/>
+      <w:r>
+        <w:t xml:space="preserve"> runs. It looks at the </w:t>
+      </w:r>
+      <w:proofErr w:type="spellStart"/>
+      <w:r>
+        <w:t>Authorization</w:t>
+      </w:r>
+      <w:proofErr w:type="spellEnd"/>
+      <w:r>
+        <w:t xml:space="preserve"> header.</w:t>
+      </w:r>
+    </w:p>
+    <w:p>
+      <w:pPr>
+        <w:pStyle w:val="Textbody"/>
+        <w:numPr>
+          <w:ilvl w:val="1"/>
+          <w:numId w:val="78"/>
+        </w:numPr>
+      </w:pPr>
+      <w:r>
+        <w:t xml:space="preserve">It checks if the </w:t>
+      </w:r>
+      <w:proofErr w:type="spellStart"/>
+      <w:r>
+        <w:t>token</w:t>
+      </w:r>
+      <w:proofErr w:type="spellEnd"/>
+      <w:r>
+        <w:t xml:space="preserve"> </w:t>
+      </w:r>
+      <w:proofErr w:type="spellStart"/>
+      <w:r>
+        <w:t>exists</w:t>
+      </w:r>
+      <w:proofErr w:type="spellEnd"/>
+      <w:r>
+        <w:t xml:space="preserve"> in the sessions Set </w:t>
+      </w:r>
+      <w:proofErr w:type="spellStart"/>
+      <w:r>
+        <w:t>using</w:t>
+      </w:r>
+      <w:proofErr w:type="spellEnd"/>
+      <w:r>
+        <w:t xml:space="preserve"> </w:t>
+      </w:r>
+      <w:proofErr w:type="spellStart"/>
+      <w:r>
+        <w:t>sessions.has</w:t>
+      </w:r>
+      <w:proofErr w:type="spellEnd"/>
+      <w:r>
+        <w:t>(</w:t>
+      </w:r>
+      <w:proofErr w:type="spellStart"/>
+      <w:r>
+        <w:t>token</w:t>
+      </w:r>
+      <w:proofErr w:type="spellEnd"/>
+      <w:r>
+        <w:t>).</w:t>
+      </w:r>
+    </w:p>
+    <w:p>
+      <w:pPr>
+        <w:pStyle w:val="Textbody"/>
+        <w:numPr>
+          <w:ilvl w:val="1"/>
+          <w:numId w:val="78"/>
+        </w:numPr>
+      </w:pPr>
+      <w:r>
+        <w:t xml:space="preserve">If </w:t>
+      </w:r>
+      <w:proofErr w:type="spellStart"/>
+      <w:r>
+        <w:t>it</w:t>
+      </w:r>
+      <w:proofErr w:type="spellEnd"/>
+      <w:r>
+        <w:t xml:space="preserve"> </w:t>
+      </w:r>
+      <w:proofErr w:type="spellStart"/>
+      <w:r>
+        <w:t>finds</w:t>
+      </w:r>
+      <w:proofErr w:type="spellEnd"/>
+      <w:r>
+        <w:t xml:space="preserve"> the </w:t>
+      </w:r>
+      <w:proofErr w:type="spellStart"/>
+      <w:r>
+        <w:t>token</w:t>
+      </w:r>
+      <w:proofErr w:type="spellEnd"/>
+      <w:r>
+        <w:t xml:space="preserve">, </w:t>
+      </w:r>
+      <w:proofErr w:type="spellStart"/>
+      <w:r>
+        <w:t>it</w:t>
+      </w:r>
+      <w:proofErr w:type="spellEnd"/>
+      <w:r>
+        <w:t xml:space="preserve"> calls </w:t>
+      </w:r>
+      <w:proofErr w:type="spellStart"/>
+      <w:r>
+        <w:t>next</w:t>
+      </w:r>
+      <w:proofErr w:type="spellEnd"/>
+      <w:r>
+        <w:t xml:space="preserve">(), </w:t>
+      </w:r>
+      <w:proofErr w:type="spellStart"/>
+      <w:r>
+        <w:t>allowing</w:t>
+      </w:r>
+      <w:proofErr w:type="spellEnd"/>
+      <w:r>
+        <w:t xml:space="preserve"> the </w:t>
+      </w:r>
+      <w:proofErr w:type="spellStart"/>
+      <w:r>
+        <w:t>request</w:t>
+      </w:r>
+      <w:proofErr w:type="spellEnd"/>
+      <w:r>
+        <w:t xml:space="preserve"> to </w:t>
+      </w:r>
+      <w:proofErr w:type="spellStart"/>
+      <w:r>
+        <w:t>proceed</w:t>
+      </w:r>
+      <w:proofErr w:type="spellEnd"/>
+      <w:r>
+        <w:t xml:space="preserve"> to the data </w:t>
+      </w:r>
+      <w:proofErr w:type="spellStart"/>
+      <w:r>
+        <w:t>function</w:t>
+      </w:r>
+      <w:proofErr w:type="spellEnd"/>
+      <w:r>
+        <w:t>.</w:t>
+      </w:r>
+    </w:p>
+    <w:p>
+      <w:pPr>
+        <w:pStyle w:val="Textbody"/>
+      </w:pPr>
+    </w:p>
+    <w:p>
+      <w:pPr>
+        <w:pStyle w:val="Textbody"/>
+      </w:pPr>
+    </w:p>
+    <w:p>
+      <w:pPr>
+        <w:pStyle w:val="Textbody"/>
+        <w:rPr>
+          <w:b/>
+          <w:bCs/>
+        </w:rPr>
+      </w:pPr>
+      <w:r>
+        <w:rPr>
+          <w:b/>
+          <w:bCs/>
+        </w:rPr>
+        <w:t xml:space="preserve">5. The Delivery: </w:t>
+      </w:r>
+      <w:proofErr w:type="spellStart"/>
+      <w:r>
+        <w:rPr>
+          <w:b/>
+          <w:bCs/>
+        </w:rPr>
+        <w:t>Sending</w:t>
+      </w:r>
+      <w:proofErr w:type="spellEnd"/>
+      <w:r>
+        <w:rPr>
+          <w:b/>
+          <w:bCs/>
+        </w:rPr>
+        <w:t xml:space="preserve"> the Heater stats</w:t>
+      </w:r>
+    </w:p>
+    <w:p>
+      <w:pPr>
+        <w:pStyle w:val="Textbody"/>
+        <w:numPr>
+          <w:ilvl w:val="0"/>
+          <w:numId w:val="79"/>
+        </w:numPr>
+      </w:pPr>
+      <w:r>
+        <w:rPr>
+          <w:b/>
+          <w:bCs/>
+        </w:rPr>
+        <w:t>Location:</w:t>
+      </w:r>
+      <w:r>
+        <w:t xml:space="preserve"> server.js</w:t>
+      </w:r>
+    </w:p>
+    <w:p>
+      <w:pPr>
+        <w:pStyle w:val="Textbody"/>
+        <w:numPr>
+          <w:ilvl w:val="0"/>
+          <w:numId w:val="79"/>
+        </w:numPr>
+      </w:pPr>
+      <w:r>
+        <w:rPr>
+          <w:b/>
+          <w:bCs/>
+        </w:rPr>
+        <w:t>Endpoint:</w:t>
+      </w:r>
+      <w:r>
+        <w:t xml:space="preserve"> </w:t>
+      </w:r>
+      <w:proofErr w:type="spellStart"/>
+      <w:r>
+        <w:t>app.get</w:t>
+      </w:r>
+      <w:proofErr w:type="spellEnd"/>
+      <w:r>
+        <w:t>("/api/</w:t>
+      </w:r>
+      <w:proofErr w:type="spellStart"/>
+      <w:r>
+        <w:t>telemetry</w:t>
+      </w:r>
+      <w:proofErr w:type="spellEnd"/>
+      <w:r>
+        <w:t xml:space="preserve">", </w:t>
+      </w:r>
+      <w:proofErr w:type="spellStart"/>
+      <w:r>
+        <w:t>requireAuth</w:t>
+      </w:r>
+      <w:proofErr w:type="spellEnd"/>
+      <w:r>
+        <w:t>, (</w:t>
+      </w:r>
+      <w:proofErr w:type="spellStart"/>
+      <w:r>
+        <w:t>req</w:t>
+      </w:r>
+      <w:proofErr w:type="spellEnd"/>
+      <w:r>
+        <w:t xml:space="preserve">, </w:t>
+      </w:r>
+      <w:proofErr w:type="spellStart"/>
+      <w:r>
+        <w:t>res</w:t>
+      </w:r>
+      <w:proofErr w:type="spellEnd"/>
+      <w:r>
+        <w:t>) =&gt; { ... })</w:t>
+      </w:r>
+    </w:p>
+    <w:p>
+      <w:pPr>
+        <w:pStyle w:val="Textbody"/>
+        <w:numPr>
+          <w:ilvl w:val="0"/>
+          <w:numId w:val="79"/>
+        </w:numPr>
+      </w:pPr>
+      <w:r>
+        <w:rPr>
+          <w:b/>
+          <w:bCs/>
+        </w:rPr>
+        <w:t>Action:</w:t>
+      </w:r>
+      <w:r>
+        <w:t xml:space="preserve"> Now </w:t>
+      </w:r>
+      <w:proofErr w:type="spellStart"/>
+      <w:r>
+        <w:t>that</w:t>
+      </w:r>
+      <w:proofErr w:type="spellEnd"/>
+      <w:r>
+        <w:t xml:space="preserve"> </w:t>
+      </w:r>
+      <w:proofErr w:type="spellStart"/>
+      <w:r>
+        <w:t>requireAuth</w:t>
+      </w:r>
+      <w:proofErr w:type="spellEnd"/>
+      <w:r>
+        <w:t xml:space="preserve"> has </w:t>
+      </w:r>
+      <w:proofErr w:type="spellStart"/>
+      <w:r>
+        <w:t>passed</w:t>
+      </w:r>
+      <w:proofErr w:type="spellEnd"/>
+      <w:r>
+        <w:t xml:space="preserve">, </w:t>
+      </w:r>
+      <w:proofErr w:type="spellStart"/>
+      <w:r>
+        <w:t>this</w:t>
+      </w:r>
+      <w:proofErr w:type="spellEnd"/>
+      <w:r>
+        <w:t xml:space="preserve"> </w:t>
+      </w:r>
+      <w:proofErr w:type="spellStart"/>
+      <w:r>
+        <w:t>function</w:t>
+      </w:r>
+      <w:proofErr w:type="spellEnd"/>
+      <w:r>
+        <w:t xml:space="preserve"> </w:t>
+      </w:r>
+      <w:proofErr w:type="spellStart"/>
+      <w:r>
+        <w:t>executes</w:t>
+      </w:r>
+      <w:proofErr w:type="spellEnd"/>
+      <w:r>
+        <w:t xml:space="preserve"> </w:t>
+      </w:r>
+      <w:proofErr w:type="spellStart"/>
+      <w:r>
+        <w:t>res.json</w:t>
+      </w:r>
+      <w:proofErr w:type="spellEnd"/>
+      <w:r>
+        <w:t xml:space="preserve">({ ok: </w:t>
+      </w:r>
+      <w:proofErr w:type="spellStart"/>
+      <w:r>
+        <w:t>true</w:t>
+      </w:r>
+      <w:proofErr w:type="spellEnd"/>
+      <w:r>
+        <w:t xml:space="preserve">, </w:t>
+      </w:r>
+      <w:proofErr w:type="spellStart"/>
+      <w:r>
+        <w:t>telemetry</w:t>
+      </w:r>
+      <w:proofErr w:type="spellEnd"/>
+      <w:r>
+        <w:t xml:space="preserve"> }), </w:t>
+      </w:r>
+      <w:proofErr w:type="spellStart"/>
+      <w:r>
+        <w:t>sending</w:t>
+      </w:r>
+      <w:proofErr w:type="spellEnd"/>
+      <w:r>
+        <w:t xml:space="preserve"> the </w:t>
+      </w:r>
+      <w:proofErr w:type="spellStart"/>
+      <w:r>
+        <w:t>object</w:t>
+      </w:r>
+      <w:proofErr w:type="spellEnd"/>
+      <w:r>
+        <w:t xml:space="preserve"> </w:t>
+      </w:r>
+      <w:proofErr w:type="spellStart"/>
+      <w:r>
+        <w:t>containing</w:t>
+      </w:r>
+      <w:proofErr w:type="spellEnd"/>
+      <w:r>
+        <w:t xml:space="preserve"> </w:t>
+      </w:r>
+      <w:proofErr w:type="spellStart"/>
+      <w:r>
+        <w:t>your</w:t>
+      </w:r>
+      <w:proofErr w:type="spellEnd"/>
+      <w:r>
+        <w:t xml:space="preserve"> </w:t>
+      </w:r>
+      <w:proofErr w:type="spellStart"/>
+      <w:r>
+        <w:t>motor</w:t>
+      </w:r>
+      <w:proofErr w:type="spellEnd"/>
+      <w:r>
+        <w:t xml:space="preserve"> speed, temps, and </w:t>
+      </w:r>
+      <w:proofErr w:type="spellStart"/>
+      <w:r>
+        <w:t>sensor</w:t>
+      </w:r>
+      <w:proofErr w:type="spellEnd"/>
+      <w:r>
+        <w:t xml:space="preserve"> values.</w:t>
+      </w:r>
+    </w:p>
+    <w:p>
+      <w:pPr>
+        <w:pStyle w:val="Textbody"/>
+      </w:pPr>
+    </w:p>
+    <w:p>
+      <w:pPr>
+        <w:pStyle w:val="Textbody"/>
+        <w:rPr>
+          <w:b/>
+          <w:bCs/>
+        </w:rPr>
+      </w:pPr>
+      <w:r>
+        <w:rPr>
+          <w:b/>
+          <w:bCs/>
+        </w:rPr>
+        <w:t xml:space="preserve">6. The Update: </w:t>
+      </w:r>
+      <w:proofErr w:type="spellStart"/>
+      <w:r>
+        <w:rPr>
+          <w:b/>
+          <w:bCs/>
+        </w:rPr>
+        <w:t>Displaying</w:t>
+      </w:r>
+      <w:proofErr w:type="spellEnd"/>
+      <w:r>
+        <w:rPr>
+          <w:b/>
+          <w:bCs/>
+        </w:rPr>
+        <w:t xml:space="preserve"> data on the screen</w:t>
+      </w:r>
+    </w:p>
+    <w:p>
+      <w:pPr>
+        <w:pStyle w:val="Textbody"/>
+        <w:numPr>
+          <w:ilvl w:val="0"/>
+          <w:numId w:val="80"/>
+        </w:numPr>
+      </w:pPr>
+      <w:r>
+        <w:rPr>
+          <w:b/>
+          <w:bCs/>
+        </w:rPr>
+        <w:t>Location:</w:t>
+      </w:r>
+      <w:r>
+        <w:t xml:space="preserve"> index.html</w:t>
+      </w:r>
+    </w:p>
+    <w:p>
+      <w:pPr>
+        <w:pStyle w:val="Textbody"/>
+        <w:numPr>
+          <w:ilvl w:val="0"/>
+          <w:numId w:val="80"/>
+        </w:numPr>
+      </w:pPr>
+      <w:proofErr w:type="spellStart"/>
+      <w:r>
+        <w:rPr>
+          <w:b/>
+          <w:bCs/>
+        </w:rPr>
+        <w:t>Functions</w:t>
+      </w:r>
+      <w:proofErr w:type="spellEnd"/>
+      <w:r>
+        <w:rPr>
+          <w:b/>
+          <w:bCs/>
+        </w:rPr>
+        <w:t>:</w:t>
+      </w:r>
+      <w:r>
+        <w:t xml:space="preserve"> </w:t>
+      </w:r>
+      <w:proofErr w:type="spellStart"/>
+      <w:r>
+        <w:t>refreshTelemetry</w:t>
+      </w:r>
+      <w:proofErr w:type="spellEnd"/>
+      <w:r>
+        <w:t xml:space="preserve">() and </w:t>
+      </w:r>
+      <w:proofErr w:type="spellStart"/>
+      <w:r>
+        <w:t>renderTelemetry</w:t>
+      </w:r>
+      <w:proofErr w:type="spellEnd"/>
+      <w:r>
+        <w:t>(t)</w:t>
+      </w:r>
+    </w:p>
+    <w:p>
+      <w:pPr>
+        <w:pStyle w:val="Textbody"/>
+        <w:numPr>
+          <w:ilvl w:val="0"/>
+          <w:numId w:val="80"/>
+        </w:numPr>
+      </w:pPr>
+      <w:r>
+        <w:rPr>
+          <w:b/>
+          <w:bCs/>
+        </w:rPr>
+        <w:t>Action:</w:t>
+      </w:r>
+      <w:r>
+        <w:t xml:space="preserve"> * </w:t>
+      </w:r>
+      <w:proofErr w:type="spellStart"/>
+      <w:r>
+        <w:t>refreshTelemetry</w:t>
+      </w:r>
+      <w:proofErr w:type="spellEnd"/>
+      <w:r>
+        <w:t xml:space="preserve">() </w:t>
+      </w:r>
+      <w:proofErr w:type="spellStart"/>
+      <w:r>
+        <w:t>receives</w:t>
+      </w:r>
+      <w:proofErr w:type="spellEnd"/>
+      <w:r>
+        <w:t xml:space="preserve"> the JSON </w:t>
+      </w:r>
+      <w:proofErr w:type="spellStart"/>
+      <w:r>
+        <w:t>from</w:t>
+      </w:r>
+      <w:proofErr w:type="spellEnd"/>
+      <w:r>
+        <w:t xml:space="preserve"> the server.</w:t>
+      </w:r>
+    </w:p>
+    <w:p>
+      <w:pPr>
+        <w:pStyle w:val="Textbody"/>
+        <w:numPr>
+          <w:ilvl w:val="1"/>
+          <w:numId w:val="80"/>
+        </w:numPr>
+      </w:pPr>
+      <w:r>
+        <w:t xml:space="preserve">It passes </w:t>
+      </w:r>
+      <w:proofErr w:type="spellStart"/>
+      <w:r>
+        <w:t>that</w:t>
+      </w:r>
+      <w:proofErr w:type="spellEnd"/>
+      <w:r>
+        <w:t xml:space="preserve"> data to </w:t>
+      </w:r>
+      <w:proofErr w:type="spellStart"/>
+      <w:r>
+        <w:t>renderTelemetry</w:t>
+      </w:r>
+      <w:proofErr w:type="spellEnd"/>
+      <w:r>
+        <w:t xml:space="preserve">(t), </w:t>
+      </w:r>
+      <w:proofErr w:type="spellStart"/>
+      <w:r>
+        <w:t>which</w:t>
+      </w:r>
+      <w:proofErr w:type="spellEnd"/>
+      <w:r>
+        <w:t xml:space="preserve"> calls </w:t>
+      </w:r>
+      <w:proofErr w:type="spellStart"/>
+      <w:r>
+        <w:t>setMetric</w:t>
+      </w:r>
+      <w:proofErr w:type="spellEnd"/>
+      <w:r>
+        <w:t xml:space="preserve">() for </w:t>
+      </w:r>
+      <w:proofErr w:type="spellStart"/>
+      <w:r>
+        <w:t>every</w:t>
+      </w:r>
+      <w:proofErr w:type="spellEnd"/>
+      <w:r>
+        <w:t xml:space="preserve"> variable (like </w:t>
+      </w:r>
+      <w:proofErr w:type="spellStart"/>
+      <w:r>
+        <w:t>dcMotorSpeed</w:t>
+      </w:r>
+      <w:proofErr w:type="spellEnd"/>
+      <w:r>
+        <w:t xml:space="preserve"> or </w:t>
+      </w:r>
+      <w:proofErr w:type="spellStart"/>
+      <w:r>
+        <w:t>dhtTempC</w:t>
+      </w:r>
+      <w:proofErr w:type="spellEnd"/>
+      <w:r>
+        <w:t xml:space="preserve">) to update the </w:t>
+      </w:r>
+      <w:proofErr w:type="spellStart"/>
+      <w:r>
+        <w:t>text</w:t>
+      </w:r>
+      <w:proofErr w:type="spellEnd"/>
+      <w:r>
+        <w:t xml:space="preserve"> on </w:t>
+      </w:r>
+      <w:proofErr w:type="spellStart"/>
+      <w:r>
+        <w:t>your</w:t>
+      </w:r>
+      <w:proofErr w:type="spellEnd"/>
+      <w:r>
+        <w:t xml:space="preserve"> </w:t>
+      </w:r>
+      <w:proofErr w:type="spellStart"/>
+      <w:r>
+        <w:t>dashboard</w:t>
+      </w:r>
+      <w:proofErr w:type="spellEnd"/>
+      <w:r>
+        <w:t>.</w:t>
+      </w:r>
+    </w:p>
+    <w:p>
+      <w:pPr>
+        <w:pStyle w:val="Textbody"/>
+      </w:pPr>
+    </w:p>
+    <w:p>
+      <w:pPr>
+        <w:pStyle w:val="Textbody"/>
+      </w:pPr>
+    </w:p>
+    <w:p>
+      <w:pPr>
+        <w:pStyle w:val="Textbody"/>
+      </w:pPr>
     </w:p>
     <w:p>
       <w:pPr>
@@ -19879,6 +20892,155 @@
     </w:lvl>
   </w:abstractNum>
   <w:abstractNum w:abstractNumId="8" w15:restartNumberingAfterBreak="0">
+    <w:nsid w:val="0FFC728A"/>
+    <w:multiLevelType w:val="multilevel"/>
+    <w:tmpl w:val="CE448FD0"/>
+    <w:lvl w:ilvl="0">
+      <w:start w:val="1"/>
+      <w:numFmt w:val="bullet"/>
+      <w:lvlText w:val=""/>
+      <w:lvlJc w:val="left"/>
+      <w:pPr>
+        <w:tabs>
+          <w:tab w:val="num" w:pos="720"/>
+        </w:tabs>
+        <w:ind w:left="720" w:hanging="360"/>
+      </w:pPr>
+      <w:rPr>
+        <w:rFonts w:ascii="Symbol" w:hAnsi="Symbol" w:hint="default"/>
+        <w:sz w:val="20"/>
+      </w:rPr>
+    </w:lvl>
+    <w:lvl w:ilvl="1" w:tentative="1">
+      <w:start w:val="1"/>
+      <w:numFmt w:val="bullet"/>
+      <w:lvlText w:val="o"/>
+      <w:lvlJc w:val="left"/>
+      <w:pPr>
+        <w:tabs>
+          <w:tab w:val="num" w:pos="1440"/>
+        </w:tabs>
+        <w:ind w:left="1440" w:hanging="360"/>
+      </w:pPr>
+      <w:rPr>
+        <w:rFonts w:ascii="Courier New" w:hAnsi="Courier New" w:hint="default"/>
+        <w:sz w:val="20"/>
+      </w:rPr>
+    </w:lvl>
+    <w:lvl w:ilvl="2" w:tentative="1">
+      <w:start w:val="1"/>
+      <w:numFmt w:val="bullet"/>
+      <w:lvlText w:val=""/>
+      <w:lvlJc w:val="left"/>
+      <w:pPr>
+        <w:tabs>
+          <w:tab w:val="num" w:pos="2160"/>
+        </w:tabs>
+        <w:ind w:left="2160" w:hanging="360"/>
+      </w:pPr>
+      <w:rPr>
+        <w:rFonts w:ascii="Wingdings" w:hAnsi="Wingdings" w:hint="default"/>
+        <w:sz w:val="20"/>
+      </w:rPr>
+    </w:lvl>
+    <w:lvl w:ilvl="3" w:tentative="1">
+      <w:start w:val="1"/>
+      <w:numFmt w:val="bullet"/>
+      <w:lvlText w:val=""/>
+      <w:lvlJc w:val="left"/>
+      <w:pPr>
+        <w:tabs>
+          <w:tab w:val="num" w:pos="2880"/>
+        </w:tabs>
+        <w:ind w:left="2880" w:hanging="360"/>
+      </w:pPr>
+      <w:rPr>
+        <w:rFonts w:ascii="Wingdings" w:hAnsi="Wingdings" w:hint="default"/>
+        <w:sz w:val="20"/>
+      </w:rPr>
+    </w:lvl>
+    <w:lvl w:ilvl="4" w:tentative="1">
+      <w:start w:val="1"/>
+      <w:numFmt w:val="bullet"/>
+      <w:lvlText w:val=""/>
+      <w:lvlJc w:val="left"/>
+      <w:pPr>
+        <w:tabs>
+          <w:tab w:val="num" w:pos="3600"/>
+        </w:tabs>
+        <w:ind w:left="3600" w:hanging="360"/>
+      </w:pPr>
+      <w:rPr>
+        <w:rFonts w:ascii="Wingdings" w:hAnsi="Wingdings" w:hint="default"/>
+        <w:sz w:val="20"/>
+      </w:rPr>
+    </w:lvl>
+    <w:lvl w:ilvl="5" w:tentative="1">
+      <w:start w:val="1"/>
+      <w:numFmt w:val="bullet"/>
+      <w:lvlText w:val=""/>
+      <w:lvlJc w:val="left"/>
+      <w:pPr>
+        <w:tabs>
+          <w:tab w:val="num" w:pos="4320"/>
+        </w:tabs>
+        <w:ind w:left="4320" w:hanging="360"/>
+      </w:pPr>
+      <w:rPr>
+        <w:rFonts w:ascii="Wingdings" w:hAnsi="Wingdings" w:hint="default"/>
+        <w:sz w:val="20"/>
+      </w:rPr>
+    </w:lvl>
+    <w:lvl w:ilvl="6" w:tentative="1">
+      <w:start w:val="1"/>
+      <w:numFmt w:val="bullet"/>
+      <w:lvlText w:val=""/>
+      <w:lvlJc w:val="left"/>
+      <w:pPr>
+        <w:tabs>
+          <w:tab w:val="num" w:pos="5040"/>
+        </w:tabs>
+        <w:ind w:left="5040" w:hanging="360"/>
+      </w:pPr>
+      <w:rPr>
+        <w:rFonts w:ascii="Wingdings" w:hAnsi="Wingdings" w:hint="default"/>
+        <w:sz w:val="20"/>
+      </w:rPr>
+    </w:lvl>
+    <w:lvl w:ilvl="7" w:tentative="1">
+      <w:start w:val="1"/>
+      <w:numFmt w:val="bullet"/>
+      <w:lvlText w:val=""/>
+      <w:lvlJc w:val="left"/>
+      <w:pPr>
+        <w:tabs>
+          <w:tab w:val="num" w:pos="5760"/>
+        </w:tabs>
+        <w:ind w:left="5760" w:hanging="360"/>
+      </w:pPr>
+      <w:rPr>
+        <w:rFonts w:ascii="Wingdings" w:hAnsi="Wingdings" w:hint="default"/>
+        <w:sz w:val="20"/>
+      </w:rPr>
+    </w:lvl>
+    <w:lvl w:ilvl="8" w:tentative="1">
+      <w:start w:val="1"/>
+      <w:numFmt w:val="bullet"/>
+      <w:lvlText w:val=""/>
+      <w:lvlJc w:val="left"/>
+      <w:pPr>
+        <w:tabs>
+          <w:tab w:val="num" w:pos="6480"/>
+        </w:tabs>
+        <w:ind w:left="6480" w:hanging="360"/>
+      </w:pPr>
+      <w:rPr>
+        <w:rFonts w:ascii="Wingdings" w:hAnsi="Wingdings" w:hint="default"/>
+        <w:sz w:val="20"/>
+      </w:rPr>
+    </w:lvl>
+  </w:abstractNum>
+  <w:abstractNum w:abstractNumId="9" w15:restartNumberingAfterBreak="0">
     <w:nsid w:val="10007DC0"/>
     <w:multiLevelType w:val="multilevel"/>
     <w:tmpl w:val="E486785C"/>
@@ -20027,7 +21189,7 @@
       </w:rPr>
     </w:lvl>
   </w:abstractNum>
-  <w:abstractNum w:abstractNumId="9" w15:restartNumberingAfterBreak="0">
+  <w:abstractNum w:abstractNumId="10" w15:restartNumberingAfterBreak="0">
     <w:nsid w:val="10FB19C0"/>
     <w:multiLevelType w:val="multilevel"/>
     <w:tmpl w:val="10BC5BC8"/>
@@ -20131,7 +21293,7 @@
       </w:rPr>
     </w:lvl>
   </w:abstractNum>
-  <w:abstractNum w:abstractNumId="10" w15:restartNumberingAfterBreak="0">
+  <w:abstractNum w:abstractNumId="11" w15:restartNumberingAfterBreak="0">
     <w:nsid w:val="11023DE2"/>
     <w:multiLevelType w:val="multilevel"/>
     <w:tmpl w:val="B052B5A4"/>
@@ -20280,7 +21442,7 @@
       </w:rPr>
     </w:lvl>
   </w:abstractNum>
-  <w:abstractNum w:abstractNumId="11" w15:restartNumberingAfterBreak="0">
+  <w:abstractNum w:abstractNumId="12" w15:restartNumberingAfterBreak="0">
     <w:nsid w:val="117D2413"/>
     <w:multiLevelType w:val="multilevel"/>
     <w:tmpl w:val="574C8506"/>
@@ -20393,7 +21555,7 @@
       </w:pPr>
     </w:lvl>
   </w:abstractNum>
-  <w:abstractNum w:abstractNumId="12" w15:restartNumberingAfterBreak="0">
+  <w:abstractNum w:abstractNumId="13" w15:restartNumberingAfterBreak="0">
     <w:nsid w:val="13D33CD1"/>
     <w:multiLevelType w:val="multilevel"/>
     <w:tmpl w:val="D0144C2A"/>
@@ -20497,7 +21659,7 @@
       </w:rPr>
     </w:lvl>
   </w:abstractNum>
-  <w:abstractNum w:abstractNumId="13" w15:restartNumberingAfterBreak="0">
+  <w:abstractNum w:abstractNumId="14" w15:restartNumberingAfterBreak="0">
     <w:nsid w:val="143438BC"/>
     <w:multiLevelType w:val="multilevel"/>
     <w:tmpl w:val="A11E9612"/>
@@ -20610,7 +21772,7 @@
       </w:pPr>
     </w:lvl>
   </w:abstractNum>
-  <w:abstractNum w:abstractNumId="14" w15:restartNumberingAfterBreak="0">
+  <w:abstractNum w:abstractNumId="15" w15:restartNumberingAfterBreak="0">
     <w:nsid w:val="145B146A"/>
     <w:multiLevelType w:val="multilevel"/>
     <w:tmpl w:val="CCC6763A"/>
@@ -20759,7 +21921,7 @@
       </w:rPr>
     </w:lvl>
   </w:abstractNum>
-  <w:abstractNum w:abstractNumId="15" w15:restartNumberingAfterBreak="0">
+  <w:abstractNum w:abstractNumId="16" w15:restartNumberingAfterBreak="0">
     <w:nsid w:val="1A9D2455"/>
     <w:multiLevelType w:val="multilevel"/>
     <w:tmpl w:val="11F2E1D2"/>
@@ -20908,7 +22070,7 @@
       </w:rPr>
     </w:lvl>
   </w:abstractNum>
-  <w:abstractNum w:abstractNumId="16" w15:restartNumberingAfterBreak="0">
+  <w:abstractNum w:abstractNumId="17" w15:restartNumberingAfterBreak="0">
     <w:nsid w:val="1CC01BEC"/>
     <w:multiLevelType w:val="multilevel"/>
     <w:tmpl w:val="A05458A0"/>
@@ -20994,7 +22156,7 @@
       </w:pPr>
     </w:lvl>
   </w:abstractNum>
-  <w:abstractNum w:abstractNumId="17" w15:restartNumberingAfterBreak="0">
+  <w:abstractNum w:abstractNumId="18" w15:restartNumberingAfterBreak="0">
     <w:nsid w:val="1E752BF2"/>
     <w:multiLevelType w:val="multilevel"/>
     <w:tmpl w:val="1DA46162"/>
@@ -21143,7 +22305,7 @@
       </w:rPr>
     </w:lvl>
   </w:abstractNum>
-  <w:abstractNum w:abstractNumId="18" w15:restartNumberingAfterBreak="0">
+  <w:abstractNum w:abstractNumId="19" w15:restartNumberingAfterBreak="0">
     <w:nsid w:val="1FF76CF0"/>
     <w:multiLevelType w:val="multilevel"/>
     <w:tmpl w:val="0DC0BE36"/>
@@ -21245,7 +22407,7 @@
       </w:rPr>
     </w:lvl>
   </w:abstractNum>
-  <w:abstractNum w:abstractNumId="19" w15:restartNumberingAfterBreak="0">
+  <w:abstractNum w:abstractNumId="20" w15:restartNumberingAfterBreak="0">
     <w:nsid w:val="225D7B06"/>
     <w:multiLevelType w:val="multilevel"/>
     <w:tmpl w:val="C75EDBDE"/>
@@ -21394,7 +22556,156 @@
       </w:rPr>
     </w:lvl>
   </w:abstractNum>
-  <w:abstractNum w:abstractNumId="20" w15:restartNumberingAfterBreak="0">
+  <w:abstractNum w:abstractNumId="21" w15:restartNumberingAfterBreak="0">
+    <w:nsid w:val="24656BB4"/>
+    <w:multiLevelType w:val="multilevel"/>
+    <w:tmpl w:val="65886908"/>
+    <w:lvl w:ilvl="0">
+      <w:start w:val="1"/>
+      <w:numFmt w:val="bullet"/>
+      <w:lvlText w:val=""/>
+      <w:lvlJc w:val="left"/>
+      <w:pPr>
+        <w:tabs>
+          <w:tab w:val="num" w:pos="720"/>
+        </w:tabs>
+        <w:ind w:left="720" w:hanging="360"/>
+      </w:pPr>
+      <w:rPr>
+        <w:rFonts w:ascii="Symbol" w:hAnsi="Symbol" w:hint="default"/>
+        <w:sz w:val="20"/>
+      </w:rPr>
+    </w:lvl>
+    <w:lvl w:ilvl="1" w:tentative="1">
+      <w:start w:val="1"/>
+      <w:numFmt w:val="bullet"/>
+      <w:lvlText w:val="o"/>
+      <w:lvlJc w:val="left"/>
+      <w:pPr>
+        <w:tabs>
+          <w:tab w:val="num" w:pos="1440"/>
+        </w:tabs>
+        <w:ind w:left="1440" w:hanging="360"/>
+      </w:pPr>
+      <w:rPr>
+        <w:rFonts w:ascii="Courier New" w:hAnsi="Courier New" w:hint="default"/>
+        <w:sz w:val="20"/>
+      </w:rPr>
+    </w:lvl>
+    <w:lvl w:ilvl="2" w:tentative="1">
+      <w:start w:val="1"/>
+      <w:numFmt w:val="bullet"/>
+      <w:lvlText w:val=""/>
+      <w:lvlJc w:val="left"/>
+      <w:pPr>
+        <w:tabs>
+          <w:tab w:val="num" w:pos="2160"/>
+        </w:tabs>
+        <w:ind w:left="2160" w:hanging="360"/>
+      </w:pPr>
+      <w:rPr>
+        <w:rFonts w:ascii="Wingdings" w:hAnsi="Wingdings" w:hint="default"/>
+        <w:sz w:val="20"/>
+      </w:rPr>
+    </w:lvl>
+    <w:lvl w:ilvl="3" w:tentative="1">
+      <w:start w:val="1"/>
+      <w:numFmt w:val="bullet"/>
+      <w:lvlText w:val=""/>
+      <w:lvlJc w:val="left"/>
+      <w:pPr>
+        <w:tabs>
+          <w:tab w:val="num" w:pos="2880"/>
+        </w:tabs>
+        <w:ind w:left="2880" w:hanging="360"/>
+      </w:pPr>
+      <w:rPr>
+        <w:rFonts w:ascii="Wingdings" w:hAnsi="Wingdings" w:hint="default"/>
+        <w:sz w:val="20"/>
+      </w:rPr>
+    </w:lvl>
+    <w:lvl w:ilvl="4" w:tentative="1">
+      <w:start w:val="1"/>
+      <w:numFmt w:val="bullet"/>
+      <w:lvlText w:val=""/>
+      <w:lvlJc w:val="left"/>
+      <w:pPr>
+        <w:tabs>
+          <w:tab w:val="num" w:pos="3600"/>
+        </w:tabs>
+        <w:ind w:left="3600" w:hanging="360"/>
+      </w:pPr>
+      <w:rPr>
+        <w:rFonts w:ascii="Wingdings" w:hAnsi="Wingdings" w:hint="default"/>
+        <w:sz w:val="20"/>
+      </w:rPr>
+    </w:lvl>
+    <w:lvl w:ilvl="5" w:tentative="1">
+      <w:start w:val="1"/>
+      <w:numFmt w:val="bullet"/>
+      <w:lvlText w:val=""/>
+      <w:lvlJc w:val="left"/>
+      <w:pPr>
+        <w:tabs>
+          <w:tab w:val="num" w:pos="4320"/>
+        </w:tabs>
+        <w:ind w:left="4320" w:hanging="360"/>
+      </w:pPr>
+      <w:rPr>
+        <w:rFonts w:ascii="Wingdings" w:hAnsi="Wingdings" w:hint="default"/>
+        <w:sz w:val="20"/>
+      </w:rPr>
+    </w:lvl>
+    <w:lvl w:ilvl="6" w:tentative="1">
+      <w:start w:val="1"/>
+      <w:numFmt w:val="bullet"/>
+      <w:lvlText w:val=""/>
+      <w:lvlJc w:val="left"/>
+      <w:pPr>
+        <w:tabs>
+          <w:tab w:val="num" w:pos="5040"/>
+        </w:tabs>
+        <w:ind w:left="5040" w:hanging="360"/>
+      </w:pPr>
+      <w:rPr>
+        <w:rFonts w:ascii="Wingdings" w:hAnsi="Wingdings" w:hint="default"/>
+        <w:sz w:val="20"/>
+      </w:rPr>
+    </w:lvl>
+    <w:lvl w:ilvl="7" w:tentative="1">
+      <w:start w:val="1"/>
+      <w:numFmt w:val="bullet"/>
+      <w:lvlText w:val=""/>
+      <w:lvlJc w:val="left"/>
+      <w:pPr>
+        <w:tabs>
+          <w:tab w:val="num" w:pos="5760"/>
+        </w:tabs>
+        <w:ind w:left="5760" w:hanging="360"/>
+      </w:pPr>
+      <w:rPr>
+        <w:rFonts w:ascii="Wingdings" w:hAnsi="Wingdings" w:hint="default"/>
+        <w:sz w:val="20"/>
+      </w:rPr>
+    </w:lvl>
+    <w:lvl w:ilvl="8" w:tentative="1">
+      <w:start w:val="1"/>
+      <w:numFmt w:val="bullet"/>
+      <w:lvlText w:val=""/>
+      <w:lvlJc w:val="left"/>
+      <w:pPr>
+        <w:tabs>
+          <w:tab w:val="num" w:pos="6480"/>
+        </w:tabs>
+        <w:ind w:left="6480" w:hanging="360"/>
+      </w:pPr>
+      <w:rPr>
+        <w:rFonts w:ascii="Wingdings" w:hAnsi="Wingdings" w:hint="default"/>
+        <w:sz w:val="20"/>
+      </w:rPr>
+    </w:lvl>
+  </w:abstractNum>
+  <w:abstractNum w:abstractNumId="22" w15:restartNumberingAfterBreak="0">
     <w:nsid w:val="24AC0911"/>
     <w:multiLevelType w:val="multilevel"/>
     <w:tmpl w:val="1FE640CC"/>
@@ -21543,7 +22854,7 @@
       </w:rPr>
     </w:lvl>
   </w:abstractNum>
-  <w:abstractNum w:abstractNumId="21" w15:restartNumberingAfterBreak="0">
+  <w:abstractNum w:abstractNumId="23" w15:restartNumberingAfterBreak="0">
     <w:nsid w:val="24D83EEC"/>
     <w:multiLevelType w:val="multilevel"/>
     <w:tmpl w:val="3822F10E"/>
@@ -21692,7 +23003,7 @@
       </w:rPr>
     </w:lvl>
   </w:abstractNum>
-  <w:abstractNum w:abstractNumId="22" w15:restartNumberingAfterBreak="0">
+  <w:abstractNum w:abstractNumId="24" w15:restartNumberingAfterBreak="0">
     <w:nsid w:val="26A07A64"/>
     <w:multiLevelType w:val="multilevel"/>
     <w:tmpl w:val="32C06814"/>
@@ -21841,7 +23152,7 @@
       </w:rPr>
     </w:lvl>
   </w:abstractNum>
-  <w:abstractNum w:abstractNumId="23" w15:restartNumberingAfterBreak="0">
+  <w:abstractNum w:abstractNumId="25" w15:restartNumberingAfterBreak="0">
     <w:nsid w:val="27080DE8"/>
     <w:multiLevelType w:val="multilevel"/>
     <w:tmpl w:val="6FEA0796"/>
@@ -21990,7 +23301,7 @@
       </w:rPr>
     </w:lvl>
   </w:abstractNum>
-  <w:abstractNum w:abstractNumId="24" w15:restartNumberingAfterBreak="0">
+  <w:abstractNum w:abstractNumId="26" w15:restartNumberingAfterBreak="0">
     <w:nsid w:val="288D6D44"/>
     <w:multiLevelType w:val="multilevel"/>
     <w:tmpl w:val="3F6A3E04"/>
@@ -22103,7 +23414,7 @@
       </w:pPr>
     </w:lvl>
   </w:abstractNum>
-  <w:abstractNum w:abstractNumId="25" w15:restartNumberingAfterBreak="0">
+  <w:abstractNum w:abstractNumId="27" w15:restartNumberingAfterBreak="0">
     <w:nsid w:val="2BBC787C"/>
     <w:multiLevelType w:val="multilevel"/>
     <w:tmpl w:val="E24617F6"/>
@@ -22252,7 +23563,7 @@
       </w:rPr>
     </w:lvl>
   </w:abstractNum>
-  <w:abstractNum w:abstractNumId="26" w15:restartNumberingAfterBreak="0">
+  <w:abstractNum w:abstractNumId="28" w15:restartNumberingAfterBreak="0">
     <w:nsid w:val="2D153A16"/>
     <w:multiLevelType w:val="multilevel"/>
     <w:tmpl w:val="50343862"/>
@@ -22401,7 +23712,7 @@
       </w:rPr>
     </w:lvl>
   </w:abstractNum>
-  <w:abstractNum w:abstractNumId="27" w15:restartNumberingAfterBreak="0">
+  <w:abstractNum w:abstractNumId="29" w15:restartNumberingAfterBreak="0">
     <w:nsid w:val="3247126D"/>
     <w:multiLevelType w:val="multilevel"/>
     <w:tmpl w:val="153AA8BA"/>
@@ -22514,7 +23825,7 @@
       </w:pPr>
     </w:lvl>
   </w:abstractNum>
-  <w:abstractNum w:abstractNumId="28" w15:restartNumberingAfterBreak="0">
+  <w:abstractNum w:abstractNumId="30" w15:restartNumberingAfterBreak="0">
     <w:nsid w:val="33A50E1F"/>
     <w:multiLevelType w:val="multilevel"/>
     <w:tmpl w:val="D9D444F4"/>
@@ -22663,7 +23974,7 @@
       </w:rPr>
     </w:lvl>
   </w:abstractNum>
-  <w:abstractNum w:abstractNumId="29" w15:restartNumberingAfterBreak="0">
+  <w:abstractNum w:abstractNumId="31" w15:restartNumberingAfterBreak="0">
     <w:nsid w:val="341123A2"/>
     <w:multiLevelType w:val="multilevel"/>
     <w:tmpl w:val="79E6F6D4"/>
@@ -22776,7 +24087,7 @@
       </w:pPr>
     </w:lvl>
   </w:abstractNum>
-  <w:abstractNum w:abstractNumId="30" w15:restartNumberingAfterBreak="0">
+  <w:abstractNum w:abstractNumId="32" w15:restartNumberingAfterBreak="0">
     <w:nsid w:val="37590672"/>
     <w:multiLevelType w:val="multilevel"/>
     <w:tmpl w:val="01A68E58"/>
@@ -22889,7 +24200,7 @@
       </w:pPr>
     </w:lvl>
   </w:abstractNum>
-  <w:abstractNum w:abstractNumId="31" w15:restartNumberingAfterBreak="0">
+  <w:abstractNum w:abstractNumId="33" w15:restartNumberingAfterBreak="0">
     <w:nsid w:val="3A7569DB"/>
     <w:multiLevelType w:val="multilevel"/>
     <w:tmpl w:val="995E52B0"/>
@@ -23038,7 +24349,7 @@
       </w:rPr>
     </w:lvl>
   </w:abstractNum>
-  <w:abstractNum w:abstractNumId="32" w15:restartNumberingAfterBreak="0">
+  <w:abstractNum w:abstractNumId="34" w15:restartNumberingAfterBreak="0">
     <w:nsid w:val="3B4E5B99"/>
     <w:multiLevelType w:val="multilevel"/>
     <w:tmpl w:val="814E0EA0"/>
@@ -23187,7 +24498,156 @@
       </w:rPr>
     </w:lvl>
   </w:abstractNum>
-  <w:abstractNum w:abstractNumId="33" w15:restartNumberingAfterBreak="0">
+  <w:abstractNum w:abstractNumId="35" w15:restartNumberingAfterBreak="0">
+    <w:nsid w:val="3C467E27"/>
+    <w:multiLevelType w:val="multilevel"/>
+    <w:tmpl w:val="CE54E9EA"/>
+    <w:lvl w:ilvl="0">
+      <w:start w:val="1"/>
+      <w:numFmt w:val="bullet"/>
+      <w:lvlText w:val=""/>
+      <w:lvlJc w:val="left"/>
+      <w:pPr>
+        <w:tabs>
+          <w:tab w:val="num" w:pos="720"/>
+        </w:tabs>
+        <w:ind w:left="720" w:hanging="360"/>
+      </w:pPr>
+      <w:rPr>
+        <w:rFonts w:ascii="Symbol" w:hAnsi="Symbol" w:hint="default"/>
+        <w:sz w:val="20"/>
+      </w:rPr>
+    </w:lvl>
+    <w:lvl w:ilvl="1">
+      <w:start w:val="1"/>
+      <w:numFmt w:val="bullet"/>
+      <w:lvlText w:val="o"/>
+      <w:lvlJc w:val="left"/>
+      <w:pPr>
+        <w:tabs>
+          <w:tab w:val="num" w:pos="1440"/>
+        </w:tabs>
+        <w:ind w:left="1440" w:hanging="360"/>
+      </w:pPr>
+      <w:rPr>
+        <w:rFonts w:ascii="Courier New" w:hAnsi="Courier New" w:hint="default"/>
+        <w:sz w:val="20"/>
+      </w:rPr>
+    </w:lvl>
+    <w:lvl w:ilvl="2" w:tentative="1">
+      <w:start w:val="1"/>
+      <w:numFmt w:val="bullet"/>
+      <w:lvlText w:val=""/>
+      <w:lvlJc w:val="left"/>
+      <w:pPr>
+        <w:tabs>
+          <w:tab w:val="num" w:pos="2160"/>
+        </w:tabs>
+        <w:ind w:left="2160" w:hanging="360"/>
+      </w:pPr>
+      <w:rPr>
+        <w:rFonts w:ascii="Wingdings" w:hAnsi="Wingdings" w:hint="default"/>
+        <w:sz w:val="20"/>
+      </w:rPr>
+    </w:lvl>
+    <w:lvl w:ilvl="3" w:tentative="1">
+      <w:start w:val="1"/>
+      <w:numFmt w:val="bullet"/>
+      <w:lvlText w:val=""/>
+      <w:lvlJc w:val="left"/>
+      <w:pPr>
+        <w:tabs>
+          <w:tab w:val="num" w:pos="2880"/>
+        </w:tabs>
+        <w:ind w:left="2880" w:hanging="360"/>
+      </w:pPr>
+      <w:rPr>
+        <w:rFonts w:ascii="Wingdings" w:hAnsi="Wingdings" w:hint="default"/>
+        <w:sz w:val="20"/>
+      </w:rPr>
+    </w:lvl>
+    <w:lvl w:ilvl="4" w:tentative="1">
+      <w:start w:val="1"/>
+      <w:numFmt w:val="bullet"/>
+      <w:lvlText w:val=""/>
+      <w:lvlJc w:val="left"/>
+      <w:pPr>
+        <w:tabs>
+          <w:tab w:val="num" w:pos="3600"/>
+        </w:tabs>
+        <w:ind w:left="3600" w:hanging="360"/>
+      </w:pPr>
+      <w:rPr>
+        <w:rFonts w:ascii="Wingdings" w:hAnsi="Wingdings" w:hint="default"/>
+        <w:sz w:val="20"/>
+      </w:rPr>
+    </w:lvl>
+    <w:lvl w:ilvl="5" w:tentative="1">
+      <w:start w:val="1"/>
+      <w:numFmt w:val="bullet"/>
+      <w:lvlText w:val=""/>
+      <w:lvlJc w:val="left"/>
+      <w:pPr>
+        <w:tabs>
+          <w:tab w:val="num" w:pos="4320"/>
+        </w:tabs>
+        <w:ind w:left="4320" w:hanging="360"/>
+      </w:pPr>
+      <w:rPr>
+        <w:rFonts w:ascii="Wingdings" w:hAnsi="Wingdings" w:hint="default"/>
+        <w:sz w:val="20"/>
+      </w:rPr>
+    </w:lvl>
+    <w:lvl w:ilvl="6" w:tentative="1">
+      <w:start w:val="1"/>
+      <w:numFmt w:val="bullet"/>
+      <w:lvlText w:val=""/>
+      <w:lvlJc w:val="left"/>
+      <w:pPr>
+        <w:tabs>
+          <w:tab w:val="num" w:pos="5040"/>
+        </w:tabs>
+        <w:ind w:left="5040" w:hanging="360"/>
+      </w:pPr>
+      <w:rPr>
+        <w:rFonts w:ascii="Wingdings" w:hAnsi="Wingdings" w:hint="default"/>
+        <w:sz w:val="20"/>
+      </w:rPr>
+    </w:lvl>
+    <w:lvl w:ilvl="7" w:tentative="1">
+      <w:start w:val="1"/>
+      <w:numFmt w:val="bullet"/>
+      <w:lvlText w:val=""/>
+      <w:lvlJc w:val="left"/>
+      <w:pPr>
+        <w:tabs>
+          <w:tab w:val="num" w:pos="5760"/>
+        </w:tabs>
+        <w:ind w:left="5760" w:hanging="360"/>
+      </w:pPr>
+      <w:rPr>
+        <w:rFonts w:ascii="Wingdings" w:hAnsi="Wingdings" w:hint="default"/>
+        <w:sz w:val="20"/>
+      </w:rPr>
+    </w:lvl>
+    <w:lvl w:ilvl="8" w:tentative="1">
+      <w:start w:val="1"/>
+      <w:numFmt w:val="bullet"/>
+      <w:lvlText w:val=""/>
+      <w:lvlJc w:val="left"/>
+      <w:pPr>
+        <w:tabs>
+          <w:tab w:val="num" w:pos="6480"/>
+        </w:tabs>
+        <w:ind w:left="6480" w:hanging="360"/>
+      </w:pPr>
+      <w:rPr>
+        <w:rFonts w:ascii="Wingdings" w:hAnsi="Wingdings" w:hint="default"/>
+        <w:sz w:val="20"/>
+      </w:rPr>
+    </w:lvl>
+  </w:abstractNum>
+  <w:abstractNum w:abstractNumId="36" w15:restartNumberingAfterBreak="0">
     <w:nsid w:val="3DC44A14"/>
     <w:multiLevelType w:val="multilevel"/>
     <w:tmpl w:val="283CD8A0"/>
@@ -23336,7 +24796,7 @@
       </w:rPr>
     </w:lvl>
   </w:abstractNum>
-  <w:abstractNum w:abstractNumId="34" w15:restartNumberingAfterBreak="0">
+  <w:abstractNum w:abstractNumId="37" w15:restartNumberingAfterBreak="0">
     <w:nsid w:val="3F32209B"/>
     <w:multiLevelType w:val="multilevel"/>
     <w:tmpl w:val="21702C78"/>
@@ -23485,7 +24945,7 @@
       </w:rPr>
     </w:lvl>
   </w:abstractNum>
-  <w:abstractNum w:abstractNumId="35" w15:restartNumberingAfterBreak="0">
+  <w:abstractNum w:abstractNumId="38" w15:restartNumberingAfterBreak="0">
     <w:nsid w:val="3F683051"/>
     <w:multiLevelType w:val="multilevel"/>
     <w:tmpl w:val="90C0AAF4"/>
@@ -23589,7 +25049,7 @@
       </w:rPr>
     </w:lvl>
   </w:abstractNum>
-  <w:abstractNum w:abstractNumId="36" w15:restartNumberingAfterBreak="0">
+  <w:abstractNum w:abstractNumId="39" w15:restartNumberingAfterBreak="0">
     <w:nsid w:val="3FCC4494"/>
     <w:multiLevelType w:val="multilevel"/>
     <w:tmpl w:val="664A8436"/>
@@ -23702,7 +25162,7 @@
       </w:pPr>
     </w:lvl>
   </w:abstractNum>
-  <w:abstractNum w:abstractNumId="37" w15:restartNumberingAfterBreak="0">
+  <w:abstractNum w:abstractNumId="40" w15:restartNumberingAfterBreak="0">
     <w:nsid w:val="40C50B14"/>
     <w:multiLevelType w:val="multilevel"/>
     <w:tmpl w:val="3B463D54"/>
@@ -23806,7 +25266,7 @@
       </w:rPr>
     </w:lvl>
   </w:abstractNum>
-  <w:abstractNum w:abstractNumId="38" w15:restartNumberingAfterBreak="0">
+  <w:abstractNum w:abstractNumId="41" w15:restartNumberingAfterBreak="0">
     <w:nsid w:val="40D14FEC"/>
     <w:multiLevelType w:val="multilevel"/>
     <w:tmpl w:val="C97C29FE"/>
@@ -23955,7 +25415,7 @@
       </w:rPr>
     </w:lvl>
   </w:abstractNum>
-  <w:abstractNum w:abstractNumId="39" w15:restartNumberingAfterBreak="0">
+  <w:abstractNum w:abstractNumId="42" w15:restartNumberingAfterBreak="0">
     <w:nsid w:val="42434CE8"/>
     <w:multiLevelType w:val="multilevel"/>
     <w:tmpl w:val="5DF28F1E"/>
@@ -24041,7 +25501,7 @@
       </w:pPr>
     </w:lvl>
   </w:abstractNum>
-  <w:abstractNum w:abstractNumId="40" w15:restartNumberingAfterBreak="0">
+  <w:abstractNum w:abstractNumId="43" w15:restartNumberingAfterBreak="0">
     <w:nsid w:val="460C7763"/>
     <w:multiLevelType w:val="multilevel"/>
     <w:tmpl w:val="B88A115A"/>
@@ -24190,7 +25650,7 @@
       </w:rPr>
     </w:lvl>
   </w:abstractNum>
-  <w:abstractNum w:abstractNumId="41" w15:restartNumberingAfterBreak="0">
+  <w:abstractNum w:abstractNumId="44" w15:restartNumberingAfterBreak="0">
     <w:nsid w:val="475A19F6"/>
     <w:multiLevelType w:val="multilevel"/>
     <w:tmpl w:val="630C2CD4"/>
@@ -24339,7 +25799,7 @@
       </w:rPr>
     </w:lvl>
   </w:abstractNum>
-  <w:abstractNum w:abstractNumId="42" w15:restartNumberingAfterBreak="0">
+  <w:abstractNum w:abstractNumId="45" w15:restartNumberingAfterBreak="0">
     <w:nsid w:val="47F71489"/>
     <w:multiLevelType w:val="multilevel"/>
     <w:tmpl w:val="F9EEECE6"/>
@@ -24488,7 +25948,7 @@
       </w:rPr>
     </w:lvl>
   </w:abstractNum>
-  <w:abstractNum w:abstractNumId="43" w15:restartNumberingAfterBreak="0">
+  <w:abstractNum w:abstractNumId="46" w15:restartNumberingAfterBreak="0">
     <w:nsid w:val="4BD029CF"/>
     <w:multiLevelType w:val="multilevel"/>
     <w:tmpl w:val="530C78BA"/>
@@ -24637,7 +26097,7 @@
       </w:rPr>
     </w:lvl>
   </w:abstractNum>
-  <w:abstractNum w:abstractNumId="44" w15:restartNumberingAfterBreak="0">
+  <w:abstractNum w:abstractNumId="47" w15:restartNumberingAfterBreak="0">
     <w:nsid w:val="4E9D19C4"/>
     <w:multiLevelType w:val="multilevel"/>
     <w:tmpl w:val="7480C3CE"/>
@@ -24723,7 +26183,7 @@
       </w:pPr>
     </w:lvl>
   </w:abstractNum>
-  <w:abstractNum w:abstractNumId="45" w15:restartNumberingAfterBreak="0">
+  <w:abstractNum w:abstractNumId="48" w15:restartNumberingAfterBreak="0">
     <w:nsid w:val="4F6F17D1"/>
     <w:multiLevelType w:val="multilevel"/>
     <w:tmpl w:val="D054AC64"/>
@@ -24827,7 +26287,156 @@
       </w:rPr>
     </w:lvl>
   </w:abstractNum>
-  <w:abstractNum w:abstractNumId="46" w15:restartNumberingAfterBreak="0">
+  <w:abstractNum w:abstractNumId="49" w15:restartNumberingAfterBreak="0">
+    <w:nsid w:val="4F954718"/>
+    <w:multiLevelType w:val="multilevel"/>
+    <w:tmpl w:val="62FAA112"/>
+    <w:lvl w:ilvl="0">
+      <w:start w:val="1"/>
+      <w:numFmt w:val="bullet"/>
+      <w:lvlText w:val=""/>
+      <w:lvlJc w:val="left"/>
+      <w:pPr>
+        <w:tabs>
+          <w:tab w:val="num" w:pos="720"/>
+        </w:tabs>
+        <w:ind w:left="720" w:hanging="360"/>
+      </w:pPr>
+      <w:rPr>
+        <w:rFonts w:ascii="Symbol" w:hAnsi="Symbol" w:hint="default"/>
+        <w:sz w:val="20"/>
+      </w:rPr>
+    </w:lvl>
+    <w:lvl w:ilvl="1">
+      <w:start w:val="1"/>
+      <w:numFmt w:val="bullet"/>
+      <w:lvlText w:val="o"/>
+      <w:lvlJc w:val="left"/>
+      <w:pPr>
+        <w:tabs>
+          <w:tab w:val="num" w:pos="1440"/>
+        </w:tabs>
+        <w:ind w:left="1440" w:hanging="360"/>
+      </w:pPr>
+      <w:rPr>
+        <w:rFonts w:ascii="Courier New" w:hAnsi="Courier New" w:hint="default"/>
+        <w:sz w:val="20"/>
+      </w:rPr>
+    </w:lvl>
+    <w:lvl w:ilvl="2" w:tentative="1">
+      <w:start w:val="1"/>
+      <w:numFmt w:val="bullet"/>
+      <w:lvlText w:val=""/>
+      <w:lvlJc w:val="left"/>
+      <w:pPr>
+        <w:tabs>
+          <w:tab w:val="num" w:pos="2160"/>
+        </w:tabs>
+        <w:ind w:left="2160" w:hanging="360"/>
+      </w:pPr>
+      <w:rPr>
+        <w:rFonts w:ascii="Wingdings" w:hAnsi="Wingdings" w:hint="default"/>
+        <w:sz w:val="20"/>
+      </w:rPr>
+    </w:lvl>
+    <w:lvl w:ilvl="3" w:tentative="1">
+      <w:start w:val="1"/>
+      <w:numFmt w:val="bullet"/>
+      <w:lvlText w:val=""/>
+      <w:lvlJc w:val="left"/>
+      <w:pPr>
+        <w:tabs>
+          <w:tab w:val="num" w:pos="2880"/>
+        </w:tabs>
+        <w:ind w:left="2880" w:hanging="360"/>
+      </w:pPr>
+      <w:rPr>
+        <w:rFonts w:ascii="Wingdings" w:hAnsi="Wingdings" w:hint="default"/>
+        <w:sz w:val="20"/>
+      </w:rPr>
+    </w:lvl>
+    <w:lvl w:ilvl="4" w:tentative="1">
+      <w:start w:val="1"/>
+      <w:numFmt w:val="bullet"/>
+      <w:lvlText w:val=""/>
+      <w:lvlJc w:val="left"/>
+      <w:pPr>
+        <w:tabs>
+          <w:tab w:val="num" w:pos="3600"/>
+        </w:tabs>
+        <w:ind w:left="3600" w:hanging="360"/>
+      </w:pPr>
+      <w:rPr>
+        <w:rFonts w:ascii="Wingdings" w:hAnsi="Wingdings" w:hint="default"/>
+        <w:sz w:val="20"/>
+      </w:rPr>
+    </w:lvl>
+    <w:lvl w:ilvl="5" w:tentative="1">
+      <w:start w:val="1"/>
+      <w:numFmt w:val="bullet"/>
+      <w:lvlText w:val=""/>
+      <w:lvlJc w:val="left"/>
+      <w:pPr>
+        <w:tabs>
+          <w:tab w:val="num" w:pos="4320"/>
+        </w:tabs>
+        <w:ind w:left="4320" w:hanging="360"/>
+      </w:pPr>
+      <w:rPr>
+        <w:rFonts w:ascii="Wingdings" w:hAnsi="Wingdings" w:hint="default"/>
+        <w:sz w:val="20"/>
+      </w:rPr>
+    </w:lvl>
+    <w:lvl w:ilvl="6" w:tentative="1">
+      <w:start w:val="1"/>
+      <w:numFmt w:val="bullet"/>
+      <w:lvlText w:val=""/>
+      <w:lvlJc w:val="left"/>
+      <w:pPr>
+        <w:tabs>
+          <w:tab w:val="num" w:pos="5040"/>
+        </w:tabs>
+        <w:ind w:left="5040" w:hanging="360"/>
+      </w:pPr>
+      <w:rPr>
+        <w:rFonts w:ascii="Wingdings" w:hAnsi="Wingdings" w:hint="default"/>
+        <w:sz w:val="20"/>
+      </w:rPr>
+    </w:lvl>
+    <w:lvl w:ilvl="7" w:tentative="1">
+      <w:start w:val="1"/>
+      <w:numFmt w:val="bullet"/>
+      <w:lvlText w:val=""/>
+      <w:lvlJc w:val="left"/>
+      <w:pPr>
+        <w:tabs>
+          <w:tab w:val="num" w:pos="5760"/>
+        </w:tabs>
+        <w:ind w:left="5760" w:hanging="360"/>
+      </w:pPr>
+      <w:rPr>
+        <w:rFonts w:ascii="Wingdings" w:hAnsi="Wingdings" w:hint="default"/>
+        <w:sz w:val="20"/>
+      </w:rPr>
+    </w:lvl>
+    <w:lvl w:ilvl="8" w:tentative="1">
+      <w:start w:val="1"/>
+      <w:numFmt w:val="bullet"/>
+      <w:lvlText w:val=""/>
+      <w:lvlJc w:val="left"/>
+      <w:pPr>
+        <w:tabs>
+          <w:tab w:val="num" w:pos="6480"/>
+        </w:tabs>
+        <w:ind w:left="6480" w:hanging="360"/>
+      </w:pPr>
+      <w:rPr>
+        <w:rFonts w:ascii="Wingdings" w:hAnsi="Wingdings" w:hint="default"/>
+        <w:sz w:val="20"/>
+      </w:rPr>
+    </w:lvl>
+  </w:abstractNum>
+  <w:abstractNum w:abstractNumId="50" w15:restartNumberingAfterBreak="0">
     <w:nsid w:val="52484A33"/>
     <w:multiLevelType w:val="multilevel"/>
     <w:tmpl w:val="9A8ED10A"/>
@@ -24976,7 +26585,7 @@
       </w:rPr>
     </w:lvl>
   </w:abstractNum>
-  <w:abstractNum w:abstractNumId="47" w15:restartNumberingAfterBreak="0">
+  <w:abstractNum w:abstractNumId="51" w15:restartNumberingAfterBreak="0">
     <w:nsid w:val="54267137"/>
     <w:multiLevelType w:val="multilevel"/>
     <w:tmpl w:val="2F08CEF2"/>
@@ -25080,7 +26689,7 @@
       </w:rPr>
     </w:lvl>
   </w:abstractNum>
-  <w:abstractNum w:abstractNumId="48" w15:restartNumberingAfterBreak="0">
+  <w:abstractNum w:abstractNumId="52" w15:restartNumberingAfterBreak="0">
     <w:nsid w:val="5D4E31A9"/>
     <w:multiLevelType w:val="multilevel"/>
     <w:tmpl w:val="BED4450E"/>
@@ -25229,7 +26838,156 @@
       </w:rPr>
     </w:lvl>
   </w:abstractNum>
-  <w:abstractNum w:abstractNumId="49" w15:restartNumberingAfterBreak="0">
+  <w:abstractNum w:abstractNumId="53" w15:restartNumberingAfterBreak="0">
+    <w:nsid w:val="5F1D21E1"/>
+    <w:multiLevelType w:val="multilevel"/>
+    <w:tmpl w:val="BC1C287C"/>
+    <w:lvl w:ilvl="0">
+      <w:start w:val="1"/>
+      <w:numFmt w:val="bullet"/>
+      <w:lvlText w:val=""/>
+      <w:lvlJc w:val="left"/>
+      <w:pPr>
+        <w:tabs>
+          <w:tab w:val="num" w:pos="720"/>
+        </w:tabs>
+        <w:ind w:left="720" w:hanging="360"/>
+      </w:pPr>
+      <w:rPr>
+        <w:rFonts w:ascii="Symbol" w:hAnsi="Symbol" w:hint="default"/>
+        <w:sz w:val="20"/>
+      </w:rPr>
+    </w:lvl>
+    <w:lvl w:ilvl="1">
+      <w:start w:val="1"/>
+      <w:numFmt w:val="bullet"/>
+      <w:lvlText w:val="o"/>
+      <w:lvlJc w:val="left"/>
+      <w:pPr>
+        <w:tabs>
+          <w:tab w:val="num" w:pos="1440"/>
+        </w:tabs>
+        <w:ind w:left="1440" w:hanging="360"/>
+      </w:pPr>
+      <w:rPr>
+        <w:rFonts w:ascii="Courier New" w:hAnsi="Courier New" w:hint="default"/>
+        <w:sz w:val="20"/>
+      </w:rPr>
+    </w:lvl>
+    <w:lvl w:ilvl="2" w:tentative="1">
+      <w:start w:val="1"/>
+      <w:numFmt w:val="bullet"/>
+      <w:lvlText w:val=""/>
+      <w:lvlJc w:val="left"/>
+      <w:pPr>
+        <w:tabs>
+          <w:tab w:val="num" w:pos="2160"/>
+        </w:tabs>
+        <w:ind w:left="2160" w:hanging="360"/>
+      </w:pPr>
+      <w:rPr>
+        <w:rFonts w:ascii="Wingdings" w:hAnsi="Wingdings" w:hint="default"/>
+        <w:sz w:val="20"/>
+      </w:rPr>
+    </w:lvl>
+    <w:lvl w:ilvl="3" w:tentative="1">
+      <w:start w:val="1"/>
+      <w:numFmt w:val="bullet"/>
+      <w:lvlText w:val=""/>
+      <w:lvlJc w:val="left"/>
+      <w:pPr>
+        <w:tabs>
+          <w:tab w:val="num" w:pos="2880"/>
+        </w:tabs>
+        <w:ind w:left="2880" w:hanging="360"/>
+      </w:pPr>
+      <w:rPr>
+        <w:rFonts w:ascii="Wingdings" w:hAnsi="Wingdings" w:hint="default"/>
+        <w:sz w:val="20"/>
+      </w:rPr>
+    </w:lvl>
+    <w:lvl w:ilvl="4" w:tentative="1">
+      <w:start w:val="1"/>
+      <w:numFmt w:val="bullet"/>
+      <w:lvlText w:val=""/>
+      <w:lvlJc w:val="left"/>
+      <w:pPr>
+        <w:tabs>
+          <w:tab w:val="num" w:pos="3600"/>
+        </w:tabs>
+        <w:ind w:left="3600" w:hanging="360"/>
+      </w:pPr>
+      <w:rPr>
+        <w:rFonts w:ascii="Wingdings" w:hAnsi="Wingdings" w:hint="default"/>
+        <w:sz w:val="20"/>
+      </w:rPr>
+    </w:lvl>
+    <w:lvl w:ilvl="5" w:tentative="1">
+      <w:start w:val="1"/>
+      <w:numFmt w:val="bullet"/>
+      <w:lvlText w:val=""/>
+      <w:lvlJc w:val="left"/>
+      <w:pPr>
+        <w:tabs>
+          <w:tab w:val="num" w:pos="4320"/>
+        </w:tabs>
+        <w:ind w:left="4320" w:hanging="360"/>
+      </w:pPr>
+      <w:rPr>
+        <w:rFonts w:ascii="Wingdings" w:hAnsi="Wingdings" w:hint="default"/>
+        <w:sz w:val="20"/>
+      </w:rPr>
+    </w:lvl>
+    <w:lvl w:ilvl="6" w:tentative="1">
+      <w:start w:val="1"/>
+      <w:numFmt w:val="bullet"/>
+      <w:lvlText w:val=""/>
+      <w:lvlJc w:val="left"/>
+      <w:pPr>
+        <w:tabs>
+          <w:tab w:val="num" w:pos="5040"/>
+        </w:tabs>
+        <w:ind w:left="5040" w:hanging="360"/>
+      </w:pPr>
+      <w:rPr>
+        <w:rFonts w:ascii="Wingdings" w:hAnsi="Wingdings" w:hint="default"/>
+        <w:sz w:val="20"/>
+      </w:rPr>
+    </w:lvl>
+    <w:lvl w:ilvl="7" w:tentative="1">
+      <w:start w:val="1"/>
+      <w:numFmt w:val="bullet"/>
+      <w:lvlText w:val=""/>
+      <w:lvlJc w:val="left"/>
+      <w:pPr>
+        <w:tabs>
+          <w:tab w:val="num" w:pos="5760"/>
+        </w:tabs>
+        <w:ind w:left="5760" w:hanging="360"/>
+      </w:pPr>
+      <w:rPr>
+        <w:rFonts w:ascii="Wingdings" w:hAnsi="Wingdings" w:hint="default"/>
+        <w:sz w:val="20"/>
+      </w:rPr>
+    </w:lvl>
+    <w:lvl w:ilvl="8" w:tentative="1">
+      <w:start w:val="1"/>
+      <w:numFmt w:val="bullet"/>
+      <w:lvlText w:val=""/>
+      <w:lvlJc w:val="left"/>
+      <w:pPr>
+        <w:tabs>
+          <w:tab w:val="num" w:pos="6480"/>
+        </w:tabs>
+        <w:ind w:left="6480" w:hanging="360"/>
+      </w:pPr>
+      <w:rPr>
+        <w:rFonts w:ascii="Wingdings" w:hAnsi="Wingdings" w:hint="default"/>
+        <w:sz w:val="20"/>
+      </w:rPr>
+    </w:lvl>
+  </w:abstractNum>
+  <w:abstractNum w:abstractNumId="54" w15:restartNumberingAfterBreak="0">
     <w:nsid w:val="5FCE1BB8"/>
     <w:multiLevelType w:val="multilevel"/>
     <w:tmpl w:val="4B36EC9E"/>
@@ -25333,7 +27091,7 @@
       </w:rPr>
     </w:lvl>
   </w:abstractNum>
-  <w:abstractNum w:abstractNumId="50" w15:restartNumberingAfterBreak="0">
+  <w:abstractNum w:abstractNumId="55" w15:restartNumberingAfterBreak="0">
     <w:nsid w:val="5FF51675"/>
     <w:multiLevelType w:val="multilevel"/>
     <w:tmpl w:val="59E06074"/>
@@ -25482,7 +27240,7 @@
       </w:rPr>
     </w:lvl>
   </w:abstractNum>
-  <w:abstractNum w:abstractNumId="51" w15:restartNumberingAfterBreak="0">
+  <w:abstractNum w:abstractNumId="56" w15:restartNumberingAfterBreak="0">
     <w:nsid w:val="608F16DB"/>
     <w:multiLevelType w:val="multilevel"/>
     <w:tmpl w:val="E90ADDC0"/>
@@ -25568,7 +27326,7 @@
       </w:pPr>
     </w:lvl>
   </w:abstractNum>
-  <w:abstractNum w:abstractNumId="52" w15:restartNumberingAfterBreak="0">
+  <w:abstractNum w:abstractNumId="57" w15:restartNumberingAfterBreak="0">
     <w:nsid w:val="61210739"/>
     <w:multiLevelType w:val="multilevel"/>
     <w:tmpl w:val="662035AA"/>
@@ -25672,7 +27430,7 @@
       </w:rPr>
     </w:lvl>
   </w:abstractNum>
-  <w:abstractNum w:abstractNumId="53" w15:restartNumberingAfterBreak="0">
+  <w:abstractNum w:abstractNumId="58" w15:restartNumberingAfterBreak="0">
     <w:nsid w:val="619E4880"/>
     <w:multiLevelType w:val="multilevel"/>
     <w:tmpl w:val="1D245B9C"/>
@@ -25821,7 +27579,7 @@
       </w:rPr>
     </w:lvl>
   </w:abstractNum>
-  <w:abstractNum w:abstractNumId="54" w15:restartNumberingAfterBreak="0">
+  <w:abstractNum w:abstractNumId="59" w15:restartNumberingAfterBreak="0">
     <w:nsid w:val="633665F8"/>
     <w:multiLevelType w:val="multilevel"/>
     <w:tmpl w:val="6A722A5A"/>
@@ -25970,7 +27728,7 @@
       </w:rPr>
     </w:lvl>
   </w:abstractNum>
-  <w:abstractNum w:abstractNumId="55" w15:restartNumberingAfterBreak="0">
+  <w:abstractNum w:abstractNumId="60" w15:restartNumberingAfterBreak="0">
     <w:nsid w:val="641C518A"/>
     <w:multiLevelType w:val="multilevel"/>
     <w:tmpl w:val="DC204E98"/>
@@ -26087,7 +27845,7 @@
       </w:pPr>
     </w:lvl>
   </w:abstractNum>
-  <w:abstractNum w:abstractNumId="56" w15:restartNumberingAfterBreak="0">
+  <w:abstractNum w:abstractNumId="61" w15:restartNumberingAfterBreak="0">
     <w:nsid w:val="66854894"/>
     <w:multiLevelType w:val="multilevel"/>
     <w:tmpl w:val="16D69876"/>
@@ -26200,7 +27958,7 @@
       </w:pPr>
     </w:lvl>
   </w:abstractNum>
-  <w:abstractNum w:abstractNumId="57" w15:restartNumberingAfterBreak="0">
+  <w:abstractNum w:abstractNumId="62" w15:restartNumberingAfterBreak="0">
     <w:nsid w:val="6C210E47"/>
     <w:multiLevelType w:val="multilevel"/>
     <w:tmpl w:val="D352AFC4"/>
@@ -26313,7 +28071,7 @@
       </w:pPr>
     </w:lvl>
   </w:abstractNum>
-  <w:abstractNum w:abstractNumId="58" w15:restartNumberingAfterBreak="0">
+  <w:abstractNum w:abstractNumId="63" w15:restartNumberingAfterBreak="0">
     <w:nsid w:val="6C4B368E"/>
     <w:multiLevelType w:val="multilevel"/>
     <w:tmpl w:val="37D43BB2"/>
@@ -26417,7 +28175,7 @@
       </w:rPr>
     </w:lvl>
   </w:abstractNum>
-  <w:abstractNum w:abstractNumId="59" w15:restartNumberingAfterBreak="0">
+  <w:abstractNum w:abstractNumId="64" w15:restartNumberingAfterBreak="0">
     <w:nsid w:val="703027B3"/>
     <w:multiLevelType w:val="multilevel"/>
     <w:tmpl w:val="598E03E4"/>
@@ -26521,7 +28279,7 @@
       </w:rPr>
     </w:lvl>
   </w:abstractNum>
-  <w:abstractNum w:abstractNumId="60" w15:restartNumberingAfterBreak="0">
+  <w:abstractNum w:abstractNumId="65" w15:restartNumberingAfterBreak="0">
     <w:nsid w:val="706B1419"/>
     <w:multiLevelType w:val="multilevel"/>
     <w:tmpl w:val="851A9A64"/>
@@ -26625,7 +28383,7 @@
       </w:rPr>
     </w:lvl>
   </w:abstractNum>
-  <w:abstractNum w:abstractNumId="61" w15:restartNumberingAfterBreak="0">
+  <w:abstractNum w:abstractNumId="66" w15:restartNumberingAfterBreak="0">
     <w:nsid w:val="715763F9"/>
     <w:multiLevelType w:val="multilevel"/>
     <w:tmpl w:val="2D50CD1A"/>
@@ -26738,7 +28496,7 @@
       </w:pPr>
     </w:lvl>
   </w:abstractNum>
-  <w:abstractNum w:abstractNumId="62" w15:restartNumberingAfterBreak="0">
+  <w:abstractNum w:abstractNumId="67" w15:restartNumberingAfterBreak="0">
     <w:nsid w:val="725B5636"/>
     <w:multiLevelType w:val="multilevel"/>
     <w:tmpl w:val="44943928"/>
@@ -26887,7 +28645,7 @@
       </w:rPr>
     </w:lvl>
   </w:abstractNum>
-  <w:abstractNum w:abstractNumId="63" w15:restartNumberingAfterBreak="0">
+  <w:abstractNum w:abstractNumId="68" w15:restartNumberingAfterBreak="0">
     <w:nsid w:val="734A1F72"/>
     <w:multiLevelType w:val="multilevel"/>
     <w:tmpl w:val="21F63C5A"/>
@@ -27036,7 +28794,156 @@
       </w:rPr>
     </w:lvl>
   </w:abstractNum>
-  <w:abstractNum w:abstractNumId="64" w15:restartNumberingAfterBreak="0">
+  <w:abstractNum w:abstractNumId="69" w15:restartNumberingAfterBreak="0">
+    <w:nsid w:val="738755A7"/>
+    <w:multiLevelType w:val="multilevel"/>
+    <w:tmpl w:val="81540AAE"/>
+    <w:lvl w:ilvl="0">
+      <w:start w:val="1"/>
+      <w:numFmt w:val="bullet"/>
+      <w:lvlText w:val=""/>
+      <w:lvlJc w:val="left"/>
+      <w:pPr>
+        <w:tabs>
+          <w:tab w:val="num" w:pos="720"/>
+        </w:tabs>
+        <w:ind w:left="720" w:hanging="360"/>
+      </w:pPr>
+      <w:rPr>
+        <w:rFonts w:ascii="Symbol" w:hAnsi="Symbol" w:hint="default"/>
+        <w:sz w:val="20"/>
+      </w:rPr>
+    </w:lvl>
+    <w:lvl w:ilvl="1">
+      <w:start w:val="1"/>
+      <w:numFmt w:val="bullet"/>
+      <w:lvlText w:val="o"/>
+      <w:lvlJc w:val="left"/>
+      <w:pPr>
+        <w:tabs>
+          <w:tab w:val="num" w:pos="1440"/>
+        </w:tabs>
+        <w:ind w:left="1440" w:hanging="360"/>
+      </w:pPr>
+      <w:rPr>
+        <w:rFonts w:ascii="Courier New" w:hAnsi="Courier New" w:hint="default"/>
+        <w:sz w:val="20"/>
+      </w:rPr>
+    </w:lvl>
+    <w:lvl w:ilvl="2" w:tentative="1">
+      <w:start w:val="1"/>
+      <w:numFmt w:val="bullet"/>
+      <w:lvlText w:val=""/>
+      <w:lvlJc w:val="left"/>
+      <w:pPr>
+        <w:tabs>
+          <w:tab w:val="num" w:pos="2160"/>
+        </w:tabs>
+        <w:ind w:left="2160" w:hanging="360"/>
+      </w:pPr>
+      <w:rPr>
+        <w:rFonts w:ascii="Wingdings" w:hAnsi="Wingdings" w:hint="default"/>
+        <w:sz w:val="20"/>
+      </w:rPr>
+    </w:lvl>
+    <w:lvl w:ilvl="3" w:tentative="1">
+      <w:start w:val="1"/>
+      <w:numFmt w:val="bullet"/>
+      <w:lvlText w:val=""/>
+      <w:lvlJc w:val="left"/>
+      <w:pPr>
+        <w:tabs>
+          <w:tab w:val="num" w:pos="2880"/>
+        </w:tabs>
+        <w:ind w:left="2880" w:hanging="360"/>
+      </w:pPr>
+      <w:rPr>
+        <w:rFonts w:ascii="Wingdings" w:hAnsi="Wingdings" w:hint="default"/>
+        <w:sz w:val="20"/>
+      </w:rPr>
+    </w:lvl>
+    <w:lvl w:ilvl="4" w:tentative="1">
+      <w:start w:val="1"/>
+      <w:numFmt w:val="bullet"/>
+      <w:lvlText w:val=""/>
+      <w:lvlJc w:val="left"/>
+      <w:pPr>
+        <w:tabs>
+          <w:tab w:val="num" w:pos="3600"/>
+        </w:tabs>
+        <w:ind w:left="3600" w:hanging="360"/>
+      </w:pPr>
+      <w:rPr>
+        <w:rFonts w:ascii="Wingdings" w:hAnsi="Wingdings" w:hint="default"/>
+        <w:sz w:val="20"/>
+      </w:rPr>
+    </w:lvl>
+    <w:lvl w:ilvl="5" w:tentative="1">
+      <w:start w:val="1"/>
+      <w:numFmt w:val="bullet"/>
+      <w:lvlText w:val=""/>
+      <w:lvlJc w:val="left"/>
+      <w:pPr>
+        <w:tabs>
+          <w:tab w:val="num" w:pos="4320"/>
+        </w:tabs>
+        <w:ind w:left="4320" w:hanging="360"/>
+      </w:pPr>
+      <w:rPr>
+        <w:rFonts w:ascii="Wingdings" w:hAnsi="Wingdings" w:hint="default"/>
+        <w:sz w:val="20"/>
+      </w:rPr>
+    </w:lvl>
+    <w:lvl w:ilvl="6" w:tentative="1">
+      <w:start w:val="1"/>
+      <w:numFmt w:val="bullet"/>
+      <w:lvlText w:val=""/>
+      <w:lvlJc w:val="left"/>
+      <w:pPr>
+        <w:tabs>
+          <w:tab w:val="num" w:pos="5040"/>
+        </w:tabs>
+        <w:ind w:left="5040" w:hanging="360"/>
+      </w:pPr>
+      <w:rPr>
+        <w:rFonts w:ascii="Wingdings" w:hAnsi="Wingdings" w:hint="default"/>
+        <w:sz w:val="20"/>
+      </w:rPr>
+    </w:lvl>
+    <w:lvl w:ilvl="7" w:tentative="1">
+      <w:start w:val="1"/>
+      <w:numFmt w:val="bullet"/>
+      <w:lvlText w:val=""/>
+      <w:lvlJc w:val="left"/>
+      <w:pPr>
+        <w:tabs>
+          <w:tab w:val="num" w:pos="5760"/>
+        </w:tabs>
+        <w:ind w:left="5760" w:hanging="360"/>
+      </w:pPr>
+      <w:rPr>
+        <w:rFonts w:ascii="Wingdings" w:hAnsi="Wingdings" w:hint="default"/>
+        <w:sz w:val="20"/>
+      </w:rPr>
+    </w:lvl>
+    <w:lvl w:ilvl="8" w:tentative="1">
+      <w:start w:val="1"/>
+      <w:numFmt w:val="bullet"/>
+      <w:lvlText w:val=""/>
+      <w:lvlJc w:val="left"/>
+      <w:pPr>
+        <w:tabs>
+          <w:tab w:val="num" w:pos="6480"/>
+        </w:tabs>
+        <w:ind w:left="6480" w:hanging="360"/>
+      </w:pPr>
+      <w:rPr>
+        <w:rFonts w:ascii="Wingdings" w:hAnsi="Wingdings" w:hint="default"/>
+        <w:sz w:val="20"/>
+      </w:rPr>
+    </w:lvl>
+  </w:abstractNum>
+  <w:abstractNum w:abstractNumId="70" w15:restartNumberingAfterBreak="0">
     <w:nsid w:val="742C0A7E"/>
     <w:multiLevelType w:val="multilevel"/>
     <w:tmpl w:val="47E459AE"/>
@@ -27185,7 +29092,7 @@
       </w:rPr>
     </w:lvl>
   </w:abstractNum>
-  <w:abstractNum w:abstractNumId="65" w15:restartNumberingAfterBreak="0">
+  <w:abstractNum w:abstractNumId="71" w15:restartNumberingAfterBreak="0">
     <w:nsid w:val="743E3C2D"/>
     <w:multiLevelType w:val="multilevel"/>
     <w:tmpl w:val="9620DF9C"/>
@@ -27334,7 +29241,7 @@
       </w:rPr>
     </w:lvl>
   </w:abstractNum>
-  <w:abstractNum w:abstractNumId="66" w15:restartNumberingAfterBreak="0">
+  <w:abstractNum w:abstractNumId="72" w15:restartNumberingAfterBreak="0">
     <w:nsid w:val="751578D7"/>
     <w:multiLevelType w:val="multilevel"/>
     <w:tmpl w:val="45E6FDCA"/>
@@ -27483,7 +29390,7 @@
       </w:rPr>
     </w:lvl>
   </w:abstractNum>
-  <w:abstractNum w:abstractNumId="67" w15:restartNumberingAfterBreak="0">
+  <w:abstractNum w:abstractNumId="73" w15:restartNumberingAfterBreak="0">
     <w:nsid w:val="758C512D"/>
     <w:multiLevelType w:val="multilevel"/>
     <w:tmpl w:val="C532B088"/>
@@ -27632,7 +29539,7 @@
       </w:rPr>
     </w:lvl>
   </w:abstractNum>
-  <w:abstractNum w:abstractNumId="68" w15:restartNumberingAfterBreak="0">
+  <w:abstractNum w:abstractNumId="74" w15:restartNumberingAfterBreak="0">
     <w:nsid w:val="78CE3A32"/>
     <w:multiLevelType w:val="multilevel"/>
     <w:tmpl w:val="AC444A7A"/>
@@ -27781,7 +29688,7 @@
       </w:rPr>
     </w:lvl>
   </w:abstractNum>
-  <w:abstractNum w:abstractNumId="69" w15:restartNumberingAfterBreak="0">
+  <w:abstractNum w:abstractNumId="75" w15:restartNumberingAfterBreak="0">
     <w:nsid w:val="798B1AD4"/>
     <w:multiLevelType w:val="multilevel"/>
     <w:tmpl w:val="FD9E42F0"/>
@@ -27930,7 +29837,7 @@
       </w:rPr>
     </w:lvl>
   </w:abstractNum>
-  <w:abstractNum w:abstractNumId="70" w15:restartNumberingAfterBreak="0">
+  <w:abstractNum w:abstractNumId="76" w15:restartNumberingAfterBreak="0">
     <w:nsid w:val="7ADB790A"/>
     <w:multiLevelType w:val="multilevel"/>
     <w:tmpl w:val="7EEEEB9C"/>
@@ -28079,7 +29986,7 @@
       </w:rPr>
     </w:lvl>
   </w:abstractNum>
-  <w:abstractNum w:abstractNumId="71" w15:restartNumberingAfterBreak="0">
+  <w:abstractNum w:abstractNumId="77" w15:restartNumberingAfterBreak="0">
     <w:nsid w:val="7C9A70B5"/>
     <w:multiLevelType w:val="multilevel"/>
     <w:tmpl w:val="5C800B8C"/>
@@ -28183,7 +30090,7 @@
       </w:rPr>
     </w:lvl>
   </w:abstractNum>
-  <w:abstractNum w:abstractNumId="72" w15:restartNumberingAfterBreak="0">
+  <w:abstractNum w:abstractNumId="78" w15:restartNumberingAfterBreak="0">
     <w:nsid w:val="7D2B2F7B"/>
     <w:multiLevelType w:val="multilevel"/>
     <w:tmpl w:val="9ACADA5A"/>
@@ -28332,7 +30239,7 @@
       </w:rPr>
     </w:lvl>
   </w:abstractNum>
-  <w:abstractNum w:abstractNumId="73" w15:restartNumberingAfterBreak="0">
+  <w:abstractNum w:abstractNumId="79" w15:restartNumberingAfterBreak="0">
     <w:nsid w:val="7E4F7F9D"/>
     <w:multiLevelType w:val="multilevel"/>
     <w:tmpl w:val="E99A7B78"/>
@@ -28437,67 +30344,67 @@
     </w:lvl>
   </w:abstractNum>
   <w:num w:numId="1" w16cid:durableId="674960287">
-    <w:abstractNumId w:val="37"/>
+    <w:abstractNumId w:val="40"/>
   </w:num>
   <w:num w:numId="2" w16cid:durableId="886257613">
-    <w:abstractNumId w:val="71"/>
+    <w:abstractNumId w:val="77"/>
   </w:num>
   <w:num w:numId="3" w16cid:durableId="1967730896">
-    <w:abstractNumId w:val="39"/>
+    <w:abstractNumId w:val="42"/>
   </w:num>
   <w:num w:numId="4" w16cid:durableId="64229540">
-    <w:abstractNumId w:val="52"/>
+    <w:abstractNumId w:val="57"/>
   </w:num>
   <w:num w:numId="5" w16cid:durableId="1504510156">
-    <w:abstractNumId w:val="51"/>
+    <w:abstractNumId w:val="56"/>
   </w:num>
   <w:num w:numId="6" w16cid:durableId="1206529038">
-    <w:abstractNumId w:val="59"/>
+    <w:abstractNumId w:val="64"/>
   </w:num>
   <w:num w:numId="7" w16cid:durableId="2112040516">
-    <w:abstractNumId w:val="35"/>
+    <w:abstractNumId w:val="38"/>
   </w:num>
   <w:num w:numId="8" w16cid:durableId="957682730">
-    <w:abstractNumId w:val="58"/>
+    <w:abstractNumId w:val="63"/>
   </w:num>
   <w:num w:numId="9" w16cid:durableId="160513531">
-    <w:abstractNumId w:val="49"/>
+    <w:abstractNumId w:val="54"/>
   </w:num>
   <w:num w:numId="10" w16cid:durableId="493959269">
     <w:abstractNumId w:val="2"/>
   </w:num>
   <w:num w:numId="11" w16cid:durableId="475608839">
-    <w:abstractNumId w:val="44"/>
+    <w:abstractNumId w:val="47"/>
   </w:num>
   <w:num w:numId="12" w16cid:durableId="1339305336">
-    <w:abstractNumId w:val="9"/>
+    <w:abstractNumId w:val="10"/>
   </w:num>
   <w:num w:numId="13" w16cid:durableId="709258810">
-    <w:abstractNumId w:val="60"/>
+    <w:abstractNumId w:val="65"/>
   </w:num>
   <w:num w:numId="14" w16cid:durableId="652176346">
-    <w:abstractNumId w:val="73"/>
+    <w:abstractNumId w:val="79"/>
   </w:num>
   <w:num w:numId="15" w16cid:durableId="275797571">
-    <w:abstractNumId w:val="45"/>
+    <w:abstractNumId w:val="48"/>
   </w:num>
   <w:num w:numId="16" w16cid:durableId="1552812956">
-    <w:abstractNumId w:val="18"/>
+    <w:abstractNumId w:val="19"/>
   </w:num>
   <w:num w:numId="17" w16cid:durableId="798687697">
     <w:abstractNumId w:val="7"/>
   </w:num>
   <w:num w:numId="18" w16cid:durableId="1210923752">
-    <w:abstractNumId w:val="47"/>
+    <w:abstractNumId w:val="51"/>
   </w:num>
   <w:num w:numId="19" w16cid:durableId="2319310">
     <w:abstractNumId w:val="3"/>
   </w:num>
   <w:num w:numId="20" w16cid:durableId="673536606">
-    <w:abstractNumId w:val="12"/>
+    <w:abstractNumId w:val="13"/>
   </w:num>
   <w:num w:numId="21" w16cid:durableId="1011955535">
-    <w:abstractNumId w:val="16"/>
+    <w:abstractNumId w:val="17"/>
   </w:num>
   <w:num w:numId="22" w16cid:durableId="1536624846">
     <w:abstractNumId w:val="1"/>
@@ -28506,157 +30413,175 @@
     <w:abstractNumId w:val="4"/>
   </w:num>
   <w:num w:numId="24" w16cid:durableId="811487419">
-    <w:abstractNumId w:val="19"/>
+    <w:abstractNumId w:val="20"/>
   </w:num>
   <w:num w:numId="25" w16cid:durableId="239751501">
-    <w:abstractNumId w:val="46"/>
+    <w:abstractNumId w:val="50"/>
   </w:num>
   <w:num w:numId="26" w16cid:durableId="980884117">
-    <w:abstractNumId w:val="36"/>
+    <w:abstractNumId w:val="39"/>
   </w:num>
   <w:num w:numId="27" w16cid:durableId="2006125836">
-    <w:abstractNumId w:val="64"/>
+    <w:abstractNumId w:val="70"/>
   </w:num>
   <w:num w:numId="28" w16cid:durableId="869297586">
-    <w:abstractNumId w:val="30"/>
+    <w:abstractNumId w:val="32"/>
   </w:num>
   <w:num w:numId="29" w16cid:durableId="134033720">
+    <w:abstractNumId w:val="15"/>
+  </w:num>
+  <w:num w:numId="30" w16cid:durableId="998653861">
+    <w:abstractNumId w:val="76"/>
+  </w:num>
+  <w:num w:numId="31" w16cid:durableId="951667559">
+    <w:abstractNumId w:val="61"/>
+  </w:num>
+  <w:num w:numId="32" w16cid:durableId="1612667803">
+    <w:abstractNumId w:val="73"/>
+  </w:num>
+  <w:num w:numId="33" w16cid:durableId="1342201527">
+    <w:abstractNumId w:val="33"/>
+  </w:num>
+  <w:num w:numId="34" w16cid:durableId="1512720458">
+    <w:abstractNumId w:val="55"/>
+  </w:num>
+  <w:num w:numId="35" w16cid:durableId="907574257">
+    <w:abstractNumId w:val="75"/>
+  </w:num>
+  <w:num w:numId="36" w16cid:durableId="1599560641">
     <w:abstractNumId w:val="14"/>
   </w:num>
-  <w:num w:numId="30" w16cid:durableId="998653861">
-    <w:abstractNumId w:val="70"/>
-  </w:num>
-  <w:num w:numId="31" w16cid:durableId="951667559">
-    <w:abstractNumId w:val="56"/>
-  </w:num>
-  <w:num w:numId="32" w16cid:durableId="1612667803">
-    <w:abstractNumId w:val="67"/>
-  </w:num>
-  <w:num w:numId="33" w16cid:durableId="1342201527">
-    <w:abstractNumId w:val="31"/>
-  </w:num>
-  <w:num w:numId="34" w16cid:durableId="1512720458">
-    <w:abstractNumId w:val="50"/>
-  </w:num>
-  <w:num w:numId="35" w16cid:durableId="907574257">
-    <w:abstractNumId w:val="69"/>
-  </w:num>
-  <w:num w:numId="36" w16cid:durableId="1599560641">
-    <w:abstractNumId w:val="13"/>
-  </w:num>
   <w:num w:numId="37" w16cid:durableId="1663778127">
-    <w:abstractNumId w:val="11"/>
+    <w:abstractNumId w:val="12"/>
   </w:num>
   <w:num w:numId="38" w16cid:durableId="1753971720">
-    <w:abstractNumId w:val="28"/>
+    <w:abstractNumId w:val="30"/>
   </w:num>
   <w:num w:numId="39" w16cid:durableId="174811018">
     <w:abstractNumId w:val="6"/>
   </w:num>
   <w:num w:numId="40" w16cid:durableId="1113328974">
-    <w:abstractNumId w:val="57"/>
+    <w:abstractNumId w:val="62"/>
   </w:num>
   <w:num w:numId="41" w16cid:durableId="486552703">
-    <w:abstractNumId w:val="54"/>
+    <w:abstractNumId w:val="59"/>
   </w:num>
   <w:num w:numId="42" w16cid:durableId="1875650740">
-    <w:abstractNumId w:val="15"/>
+    <w:abstractNumId w:val="16"/>
   </w:num>
   <w:num w:numId="43" w16cid:durableId="359428908">
-    <w:abstractNumId w:val="40"/>
+    <w:abstractNumId w:val="43"/>
   </w:num>
   <w:num w:numId="44" w16cid:durableId="376854050">
-    <w:abstractNumId w:val="72"/>
+    <w:abstractNumId w:val="78"/>
   </w:num>
   <w:num w:numId="45" w16cid:durableId="1963270785">
-    <w:abstractNumId w:val="61"/>
+    <w:abstractNumId w:val="66"/>
   </w:num>
   <w:num w:numId="46" w16cid:durableId="13267729">
-    <w:abstractNumId w:val="53"/>
+    <w:abstractNumId w:val="58"/>
   </w:num>
   <w:num w:numId="47" w16cid:durableId="1092241444">
-    <w:abstractNumId w:val="25"/>
+    <w:abstractNumId w:val="27"/>
   </w:num>
   <w:num w:numId="48" w16cid:durableId="1556165597">
-    <w:abstractNumId w:val="42"/>
+    <w:abstractNumId w:val="45"/>
   </w:num>
   <w:num w:numId="49" w16cid:durableId="2585515">
-    <w:abstractNumId w:val="62"/>
+    <w:abstractNumId w:val="67"/>
   </w:num>
   <w:num w:numId="50" w16cid:durableId="964892380">
-    <w:abstractNumId w:val="27"/>
+    <w:abstractNumId w:val="29"/>
   </w:num>
   <w:num w:numId="51" w16cid:durableId="263735930">
-    <w:abstractNumId w:val="22"/>
+    <w:abstractNumId w:val="24"/>
   </w:num>
   <w:num w:numId="52" w16cid:durableId="1146698328">
-    <w:abstractNumId w:val="55"/>
+    <w:abstractNumId w:val="60"/>
   </w:num>
   <w:num w:numId="53" w16cid:durableId="2124418396">
     <w:abstractNumId w:val="0"/>
   </w:num>
   <w:num w:numId="54" w16cid:durableId="913468885">
-    <w:abstractNumId w:val="38"/>
+    <w:abstractNumId w:val="41"/>
   </w:num>
   <w:num w:numId="55" w16cid:durableId="1087308530">
-    <w:abstractNumId w:val="17"/>
+    <w:abstractNumId w:val="18"/>
   </w:num>
   <w:num w:numId="56" w16cid:durableId="583611446">
-    <w:abstractNumId w:val="21"/>
+    <w:abstractNumId w:val="23"/>
   </w:num>
   <w:num w:numId="57" w16cid:durableId="1054425763">
-    <w:abstractNumId w:val="24"/>
+    <w:abstractNumId w:val="26"/>
   </w:num>
   <w:num w:numId="58" w16cid:durableId="943071942">
-    <w:abstractNumId w:val="26"/>
+    <w:abstractNumId w:val="28"/>
   </w:num>
   <w:num w:numId="59" w16cid:durableId="1770352518">
-    <w:abstractNumId w:val="43"/>
+    <w:abstractNumId w:val="46"/>
   </w:num>
   <w:num w:numId="60" w16cid:durableId="294722111">
-    <w:abstractNumId w:val="33"/>
+    <w:abstractNumId w:val="36"/>
   </w:num>
   <w:num w:numId="61" w16cid:durableId="1057824896">
-    <w:abstractNumId w:val="23"/>
+    <w:abstractNumId w:val="25"/>
   </w:num>
   <w:num w:numId="62" w16cid:durableId="2002387490">
-    <w:abstractNumId w:val="66"/>
+    <w:abstractNumId w:val="72"/>
   </w:num>
   <w:num w:numId="63" w16cid:durableId="1143545698">
-    <w:abstractNumId w:val="68"/>
+    <w:abstractNumId w:val="74"/>
   </w:num>
   <w:num w:numId="64" w16cid:durableId="638533769">
-    <w:abstractNumId w:val="34"/>
+    <w:abstractNumId w:val="37"/>
   </w:num>
   <w:num w:numId="65" w16cid:durableId="906452915">
     <w:abstractNumId w:val="5"/>
   </w:num>
   <w:num w:numId="66" w16cid:durableId="49233768">
-    <w:abstractNumId w:val="65"/>
+    <w:abstractNumId w:val="71"/>
   </w:num>
   <w:num w:numId="67" w16cid:durableId="461272893">
-    <w:abstractNumId w:val="41"/>
+    <w:abstractNumId w:val="44"/>
   </w:num>
   <w:num w:numId="68" w16cid:durableId="1229151224">
-    <w:abstractNumId w:val="32"/>
+    <w:abstractNumId w:val="34"/>
   </w:num>
   <w:num w:numId="69" w16cid:durableId="1710378206">
-    <w:abstractNumId w:val="63"/>
+    <w:abstractNumId w:val="68"/>
   </w:num>
   <w:num w:numId="70" w16cid:durableId="1763377969">
-    <w:abstractNumId w:val="10"/>
+    <w:abstractNumId w:val="11"/>
   </w:num>
   <w:num w:numId="71" w16cid:durableId="1987464084">
+    <w:abstractNumId w:val="9"/>
+  </w:num>
+  <w:num w:numId="72" w16cid:durableId="1702896363">
+    <w:abstractNumId w:val="31"/>
+  </w:num>
+  <w:num w:numId="73" w16cid:durableId="1607811436">
+    <w:abstractNumId w:val="52"/>
+  </w:num>
+  <w:num w:numId="74" w16cid:durableId="725493573">
+    <w:abstractNumId w:val="22"/>
+  </w:num>
+  <w:num w:numId="75" w16cid:durableId="1343508302">
     <w:abstractNumId w:val="8"/>
   </w:num>
-  <w:num w:numId="72" w16cid:durableId="1702896363">
-    <w:abstractNumId w:val="29"/>
+  <w:num w:numId="76" w16cid:durableId="209804530">
+    <w:abstractNumId w:val="69"/>
   </w:num>
-  <w:num w:numId="73" w16cid:durableId="1607811436">
-    <w:abstractNumId w:val="48"/>
+  <w:num w:numId="77" w16cid:durableId="1744985647">
+    <w:abstractNumId w:val="49"/>
   </w:num>
-  <w:num w:numId="74" w16cid:durableId="725493573">
-    <w:abstractNumId w:val="20"/>
+  <w:num w:numId="78" w16cid:durableId="864289661">
+    <w:abstractNumId w:val="35"/>
+  </w:num>
+  <w:num w:numId="79" w16cid:durableId="1526753570">
+    <w:abstractNumId w:val="21"/>
+  </w:num>
+  <w:num w:numId="80" w16cid:durableId="1365907018">
+    <w:abstractNumId w:val="53"/>
   </w:num>
 </w:numbering>
 </file>
